--- a/대본/5부/10화_Clearing_the_Air.docx
+++ b/대본/5부/10화_Clearing_the_Air.docx
@@ -2,7 +2,7 @@
 <file path=word/document.xml><?xml version="1.0" encoding="utf-8"?>
 <w:document xmlns:w="http://schemas.openxmlformats.org/wordprocessingml/2006/main" xmlns:m="http://schemas.openxmlformats.org/officeDocument/2006/math" xmlns:r="http://schemas.openxmlformats.org/officeDocument/2006/relationships" xmlns:o="urn:schemas-microsoft-com:office:office" xmlns:v="urn:schemas-microsoft-com:vml" xmlns:w10="urn:schemas-microsoft-com:office:word" xmlns:a="http://schemas.openxmlformats.org/drawingml/2006/main" xmlns:pic="http://schemas.openxmlformats.org/drawingml/2006/picture" xmlns:wp="http://schemas.openxmlformats.org/drawingml/2006/wordprocessingDrawing">
   <w:body>
-    <w:bookmarkStart w:id="31" w:name="ship-it-5부-10화"/>
+    <w:bookmarkStart w:id="32" w:name="ship-it-5부-10화"/>
     <w:p>
       <w:pPr>
         <w:pStyle w:val="Heading1"/>
@@ -80,7 +80,7 @@
         <w:t xml:space="preserve"> </w:t>
       </w:r>
       <w:r>
-        <w:t xml:space="preserve">- 규칙: 지문 없음. 전 화 100% 「화자명: 대사」. 1턴 20단어 이내.</w:t>
+        <w:t xml:space="preserve">- 규칙: 지문 없음. 전 화 100% 「화자명: 대사」. 1턴 20단어 이내 + 긴 턴 10~15회(30~60단어).</w:t>
       </w:r>
       <w:r>
         <w:t xml:space="preserve"> </w:t>
@@ -745,13 +745,13 @@
         </w:numPr>
       </w:pPr>
       <w:r>
-        <w:t xml:space="preserve">ELENA: Because I watched a girl’s nose turn white. And the enzyme was too slow.</w:t>
-      </w:r>
-      <w:r>
-        <w:t xml:space="preserve"> </w:t>
-      </w:r>
-      <w:r>
-        <w:t xml:space="preserve">엘레나: 한 여자애의 코가 하얗게 변하는 걸 봤으니까요. 그리고 효소가 너무 느렸고요.</w:t>
+        <w:t xml:space="preserve">ELENA: Because I watched a girl’s nose turn white in my ER, and the enzyme was too slow. I remember standing there, doing everything right, and still feeling helpless. That night I promised myself I’d help build something better.</w:t>
+      </w:r>
+      <w:r>
+        <w:t xml:space="preserve"> </w:t>
+      </w:r>
+      <w:r>
+        <w:t xml:space="preserve">엘레나: 제 응급실에서 한 여자애의 코가 하얗게 변하는 걸 봤으니까요. 그리고 효소가 너무 느렸고요. 거기 서서 모든 걸 제대로 하고 있었는데도 무력하다고 느꼈던 게 기억나요. 그날 밤 더 나은 걸 만드는 데 힘을 보태겠다고 스스로 약속했어요.</w:t>
       </w:r>
     </w:p>
     <w:p>
@@ -1125,13 +1125,13 @@
         </w:numPr>
       </w:pPr>
       <w:r>
-        <w:t xml:space="preserve">NOAH: Tom is why I left Halvern. Hearing his words from you hurt more than the lawsuit.</w:t>
-      </w:r>
-      <w:r>
-        <w:t xml:space="preserve"> </w:t>
-      </w:r>
-      <w:r>
-        <w:t xml:space="preserve">노아: 톰은 내가 할번을 떠난 이유예요. 당신 입에서 그 사람 말을 듣는 게 소송보다 더 아팠어요.</w:t>
+        <w:t xml:space="preserve">NOAH: Tom is why I left Halvern. I walked away from a safe job because I didn’t want to become him, and I’ve spent years trying to build the opposite. So hearing his words from you hurt more than the lawsuit.</w:t>
+      </w:r>
+      <w:r>
+        <w:t xml:space="preserve"> </w:t>
+      </w:r>
+      <w:r>
+        <w:t xml:space="preserve">노아: 톰은 내가 할번을 떠난 이유예요. 그 사람처럼 되고 싶지 않아서 안정된 직장을 떠났고, 몇 년 동안 그 반대를 만들려고 애써 왔어요. 그래서 당신 입에서 그 사람 말을 듣는 게 소송보다 더 아팠어요.</w:t>
       </w:r>
     </w:p>
     <w:p>
@@ -1244,7 +1244,7 @@
         </w:numPr>
       </w:pPr>
       <w:r>
-        <w:t xml:space="preserve">ELENA: That we’d become the company that bends its rules. Slowly. One</w:t>
+        <w:t xml:space="preserve">ELENA: That we’d become the company that bends its rules slowly, one</w:t>
       </w:r>
       <w:r>
         <w:t xml:space="preserve"> </w:t>
@@ -1262,13 +1262,13 @@
         <w:t xml:space="preserve"> </w:t>
       </w:r>
       <w:r>
-        <w:t xml:space="preserve">exception at a time.</w:t>
-      </w:r>
-      <w:r>
-        <w:t xml:space="preserve"> </w:t>
-      </w:r>
-      <w:r>
-        <w:t xml:space="preserve">엘레나: 우리가 규칙을 굽히는 회사가 될까 봐요. 천천히.</w:t>
+        <w:t xml:space="preserve">exception at a time. Nobody ever decides to be unsafe. It happens in meetings like Tuesday’s, where every small compromise sounds sensible, and nobody adds up the total.</w:t>
+      </w:r>
+      <w:r>
+        <w:t xml:space="preserve"> </w:t>
+      </w:r>
+      <w:r>
+        <w:t xml:space="preserve">엘레나: 우리가 규칙을 천천히 굽히는 회사가 될까 봐요.</w:t>
       </w:r>
       <w:r>
         <w:t xml:space="preserve"> </w:t>
@@ -1286,7 +1286,7 @@
         <w:t xml:space="preserve"> </w:t>
       </w:r>
       <w:r>
-        <w:t xml:space="preserve">예외 하나씩.</w:t>
+        <w:t xml:space="preserve">예외 하나씩. 위험해지자고 결정하는 사람은 없어요. 그건 화요일 같은 회의에서 일어나요. 작은 타협 하나하나는 다 그럴듯하게 들리고, 아무도 그 합계를 더해 보지 않죠.</w:t>
       </w:r>
     </w:p>
     <w:p>
@@ -1331,13 +1331,13 @@
         </w:numPr>
       </w:pPr>
       <w:r>
-        <w:t xml:space="preserve">NOAH: That we keep our rules. And run out of money. And then nobody keeps any rules. Because we’re gone.</w:t>
-      </w:r>
-      <w:r>
-        <w:t xml:space="preserve"> </w:t>
-      </w:r>
-      <w:r>
-        <w:t xml:space="preserve">노아: 우리가 규칙을 지키다가. 돈이 떨어지는 거요. 그럼 아무도 규칙을 못 지켜요. 우리가 없어지니까.</w:t>
+        <w:t xml:space="preserve">NOAH: That we keep our rules and run out of money. Then nobody keeps any rules, because we’re gone, and the clinics go back to whatever brand is cheapest. Sixty-two people lose their jobs, and patients lose the one company that was actually careful.</w:t>
+      </w:r>
+      <w:r>
+        <w:t xml:space="preserve"> </w:t>
+      </w:r>
+      <w:r>
+        <w:t xml:space="preserve">노아: 우리가 규칙을 지키다가 돈이 떨어지는 거요. 그럼 아무도 규칙을 못 지켜요. 우리가 없어지니까요. 병원들은 제일 싼 브랜드로 돌아가겠죠. 62명이 일자리를 잃고, 환자들은 정말로 신중했던 단 하나의 회사를 잃어요.</w:t>
       </w:r>
     </w:p>
     <w:p>
@@ -1674,13 +1674,13 @@
         </w:numPr>
       </w:pPr>
       <w:r>
-        <w:t xml:space="preserve">MIRIAM: And that’s the problem. Elena owns it alone. So everyone else stops thinking about it.</w:t>
-      </w:r>
-      <w:r>
-        <w:t xml:space="preserve"> </w:t>
-      </w:r>
-      <w:r>
-        <w:t xml:space="preserve">미리엄: 그리고 그게 문제예요. 엘레나 혼자 소유해요. 그래서 다른 모두가 그걸 생각하길 멈추죠.</w:t>
+        <w:t xml:space="preserve">MIRIAM: And that’s the problem. Elena owns it alone, so everyone else stops thinking about it. When one person carries the whole responsibility, the others start treating her as a gate to get through instead of a partner to plan with.</w:t>
+      </w:r>
+      <w:r>
+        <w:t xml:space="preserve"> </w:t>
+      </w:r>
+      <w:r>
+        <w:t xml:space="preserve">미리엄: 그리고 그게 문제예요. 엘레나 혼자 소유하니까, 다른 모두가 그걸 생각하길 멈춰요. 한 사람이 책임 전체를 짊어지면, 나머지는 그 사람을 함께 계획하는 파트너가 아니라 통과해야 할 관문처럼 대하기 시작하죠.</w:t>
       </w:r>
     </w:p>
     <w:p>
@@ -2151,13 +2151,13 @@
         </w:numPr>
       </w:pPr>
       <w:r>
-        <w:t xml:space="preserve">SOFIA: Thank you. And I’m sorry I called your standard an ultimatum. It was a principle.</w:t>
-      </w:r>
-      <w:r>
-        <w:t xml:space="preserve"> </w:t>
-      </w:r>
-      <w:r>
-        <w:t xml:space="preserve">소피아: 고마워요. 그리고 당신 기준을 최후통첩이라고 해서 미안해요. 그건 원칙이었어요.</w:t>
+        <w:t xml:space="preserve">SOFIA: Thank you. And I’m sorry I called your standard an ultimatum. It was a principle, and I knew that even while I was saying it. I was frustrated, and I think I wanted to win the argument more than I wanted to solve the problem.</w:t>
+      </w:r>
+      <w:r>
+        <w:t xml:space="preserve"> </w:t>
+      </w:r>
+      <w:r>
+        <w:t xml:space="preserve">소피아: 고마워요. 그리고 당신 기준을 최후통첩이라고 해서 미안해요. 그건 원칙이었고, 말하면서도 알고 있었어요. 답답했고, 아마 문제를 해결하는 것보다 말싸움에서 이기고 싶었던 것 같아요.</w:t>
       </w:r>
     </w:p>
     <w:p>
@@ -2212,13 +2212,13 @@
         </w:numPr>
       </w:pPr>
       <w:r>
-        <w:t xml:space="preserve">SOFIA: Greg’s problem is labor. Three hundred locations counting by hand. He’d need a person at each.</w:t>
-      </w:r>
-      <w:r>
-        <w:t xml:space="preserve"> </w:t>
-      </w:r>
-      <w:r>
-        <w:t xml:space="preserve">소피아: 그레그의 문제는 인력이에요. 300곳이 손으로 세는 거. 지점마다 사람이 필요할 거예요.</w:t>
+        <w:t xml:space="preserve">SOFIA: Greg’s problem is labor, not principle. Three hundred locations counting by hand means a person at each one, every month, doing work that doesn’t bring in a single patient. If we can remove that cost, I honestly think he’ll say yes.</w:t>
+      </w:r>
+      <w:r>
+        <w:t xml:space="preserve"> </w:t>
+      </w:r>
+      <w:r>
+        <w:t xml:space="preserve">소피아: 그레그의 문제는 원칙이 아니라 인력이에요. 300곳이 손으로 세려면 지점마다 매달 사람이 한 명씩 필요하고, 그 일은 환자를 한 명도 데려오지 않아요. 그 비용을 없앨 수 있다면, 솔직히 그레그는 좋다고 할 거예요.</w:t>
       </w:r>
     </w:p>
     <w:p>
@@ -2280,13 +2280,13 @@
         </w:numPr>
       </w:pPr>
       <w:r>
-        <w:t xml:space="preserve">LEO: Scan when a box arrives. Scan when a syringe is used. The app knows what’s on the shelf.</w:t>
-      </w:r>
-      <w:r>
-        <w:t xml:space="preserve"> </w:t>
-      </w:r>
-      <w:r>
-        <w:t xml:space="preserve">레오: 상자가 도착하면 스캔. 주사기를 쓰면 스캔. 앱이 선반에 뭐가 있는지 알아요.</w:t>
+        <w:t xml:space="preserve">LEO: Scan when a box arrives, and scan when a syringe is used. That’s it. The app always knows what’s on the shelf, so the staff never have to stop and count anything. They just point the phone, like scanning a boarding pass.</w:t>
+      </w:r>
+      <w:r>
+        <w:t xml:space="preserve"> </w:t>
+      </w:r>
+      <w:r>
+        <w:t xml:space="preserve">레오: 상자가 도착하면 스캔, 주사기를 쓰면 스캔. 그게 다예요. 앱이 선반에 뭐가 있는지 항상 알고 있으니까, 직원들은 멈춰서 뭘 셀 필요가 전혀 없어요. 탑승권 스캔하듯 휴대폰만 갖다 대면 돼요.</w:t>
       </w:r>
     </w:p>
     <w:p>
@@ -2467,13 +2467,13 @@
         </w:numPr>
       </w:pPr>
       <w:r>
-        <w:t xml:space="preserve">NINA: About sixty thousand. Cheaper than one audit trip to three hundred locations.</w:t>
-      </w:r>
-      <w:r>
-        <w:t xml:space="preserve"> </w:t>
-      </w:r>
-      <w:r>
-        <w:t xml:space="preserve">니나: 약 6만 달러. 300곳 감사 출장 한 번보다 싸요.</w:t>
+        <w:t xml:space="preserve">NINA: About sixty thousand dollars. That sounds like a lot, but it’s cheaper than one audit trip to three hundred locations, and we only build it once. After that, every new customer gets the same protection for free, not just Glow.</w:t>
+      </w:r>
+      <w:r>
+        <w:t xml:space="preserve"> </w:t>
+      </w:r>
+      <w:r>
+        <w:t xml:space="preserve">니나: 약 6만 달러요. 많아 보이지만, 300곳 감사 출장 한 번보다 싸고, 한 번만 만들면 돼요. 그다음부턴 글로우만이 아니라 모든 신규 고객이 같은 보호 장치를 공짜로 얻어요.</w:t>
       </w:r>
     </w:p>
     <w:p>
@@ -2579,13 +2579,13 @@
         </w:numPr>
       </w:pPr>
       <w:r>
-        <w:t xml:space="preserve">NOAH: Then we bring one proposal. One voice. Elena and Sofia present it. Together.</w:t>
-      </w:r>
-      <w:r>
-        <w:t xml:space="preserve"> </w:t>
-      </w:r>
-      <w:r>
-        <w:t xml:space="preserve">노아: 그럼 제안 하나를 가져가요. 한목소리로. 엘레나와 소피아가 함께 발표해요.</w:t>
+        <w:t xml:space="preserve">NOAH: Then we bring one proposal, with one voice, and Elena and Sofia present it together. If Greg sees medicine and sales arguing, he’ll pick the side he likes. If he sees them agreeing, he has nothing to negotiate against.</w:t>
+      </w:r>
+      <w:r>
+        <w:t xml:space="preserve"> </w:t>
+      </w:r>
+      <w:r>
+        <w:t xml:space="preserve">노아: 그럼 제안 하나를 한목소리로 가져가고, 엘레나와 소피아가 함께 발표해요. 그레그가 의학과 영업이 다투는 걸 보면, 자기 맘에 드는 편을 고를 거예요. 둘이 같은 말을 하는 걸 보면, 맞서서 협상할 거리가 없죠.</w:t>
       </w:r>
     </w:p>
     <w:p>
@@ -2674,49 +2674,13 @@
         </w:numPr>
       </w:pPr>
       <w:r>
-        <w:t xml:space="preserve">ELENA: Greg, we heard you.</w:t>
-      </w:r>
-      <w:r>
-        <w:t xml:space="preserve"> </w:t>
-      </w:r>
-      <w:r>
-        <w:t xml:space="preserve">“</w:t>
-      </w:r>
-      <w:r>
-        <w:t xml:space="preserve">Not a pharmacy.</w:t>
-      </w:r>
-      <w:r>
-        <w:t xml:space="preserve">”</w:t>
-      </w:r>
-      <w:r>
-        <w:t xml:space="preserve"> </w:t>
-      </w:r>
-      <w:r>
-        <w:t xml:space="preserve">So we built something that isn’t one.</w:t>
-      </w:r>
-      <w:r>
-        <w:t xml:space="preserve"> </w:t>
-      </w:r>
-      <w:r>
-        <w:t xml:space="preserve">엘레나: 그레그, 들었어요.</w:t>
-      </w:r>
-      <w:r>
-        <w:t xml:space="preserve"> </w:t>
-      </w:r>
-      <w:r>
-        <w:t xml:space="preserve">“</w:t>
-      </w:r>
-      <w:r>
-        <w:t xml:space="preserve">약국이 아니다.</w:t>
-      </w:r>
-      <w:r>
-        <w:t xml:space="preserve">”</w:t>
-      </w:r>
-      <w:r>
-        <w:t xml:space="preserve"> </w:t>
-      </w:r>
-      <w:r>
-        <w:t xml:space="preserve">그래서 약국이 아닌 걸 만들었어요.</w:t>
+        <w:t xml:space="preserve">ELENA: Greg, we heard you. You said you’re a medspa, not a pharmacy, and you were right that hand counts at three hundred locations would cost too much. So instead of arguing, we built something that isn’t a pharmacy at all.</w:t>
+      </w:r>
+      <w:r>
+        <w:t xml:space="preserve"> </w:t>
+      </w:r>
+      <w:r>
+        <w:t xml:space="preserve">엘레나: 그레그, 들었어요. 메디스파지 약국이 아니라고 했죠. 300곳에서 손으로 세면 비용이 너무 든다는 것도 맞는 말이었어요. 그래서 다투는 대신, 약국과는 전혀 다른 걸 만들었어요.</w:t>
       </w:r>
     </w:p>
     <w:p>
@@ -2778,13 +2742,13 @@
         </w:numPr>
       </w:pPr>
       <w:r>
-        <w:t xml:space="preserve">GREG: …That’s fair. And Nadia will love the alerts. She’s wanted this for years.</w:t>
-      </w:r>
-      <w:r>
-        <w:t xml:space="preserve"> </w:t>
-      </w:r>
-      <w:r>
-        <w:t xml:space="preserve">그레그: …공정하네요. 그리고 나디아가 알림을 좋아할 거예요. 몇 년째 이걸 원했거든요.</w:t>
+        <w:t xml:space="preserve">GREG: …That’s fair. Honestly, I expected another ultimatum, and instead you’ve given me a system my managers can actually use. Nadia will love the alerts. She’s wanted this for years, and it helps us with our own investors too.</w:t>
+      </w:r>
+      <w:r>
+        <w:t xml:space="preserve"> </w:t>
+      </w:r>
+      <w:r>
+        <w:t xml:space="preserve">그레그: …공정하네요. 솔직히 또 최후통첩을 예상했는데, 우리 매니저들이 실제로 쓸 수 있는 시스템을 주셨네요. 나디아가 알림을 좋아할 거예요. 몇 년째 이걸 원했거든요. 그리고 우리 투자자들 앞에서도 도움이 되고요.</w:t>
       </w:r>
     </w:p>
     <w:p>
@@ -2982,7 +2946,7 @@
     </w:p>
     <w:bookmarkEnd w:id="25"/>
     <w:bookmarkEnd w:id="26"/>
-    <w:bookmarkStart w:id="30" w:name="학습-부록"/>
+    <w:bookmarkStart w:id="31" w:name="학습-부록"/>
     <w:p>
       <w:pPr>
         <w:pStyle w:val="Heading2"/>
@@ -4323,8 +4287,302 @@
       </w:r>
     </w:p>
     <w:bookmarkEnd w:id="29"/>
+    <w:bookmarkStart w:id="30" w:name="긴-발화-분석"/>
+    <w:p>
+      <w:pPr>
+        <w:pStyle w:val="Heading3"/>
+      </w:pPr>
+      <w:r>
+        <w:t xml:space="preserve">④ 긴 발화 분석</w:t>
+      </w:r>
+    </w:p>
+    <w:p>
+      <w:pPr>
+        <w:pStyle w:val="BlockText"/>
+      </w:pPr>
+      <w:r>
+        <w:rPr>
+          <w:bCs/>
+          <w:b/>
+        </w:rPr>
+        <w:t xml:space="preserve">82턴 SOFIA:</w:t>
+      </w:r>
+      <w:r>
+        <w:t xml:space="preserve"> </w:t>
+      </w:r>
+      <w:r>
+        <w:t xml:space="preserve">“</w:t>
+      </w:r>
+      <w:r>
+        <w:t xml:space="preserve">Greg’s problem is labor, not principle. Three hundred locations counting by hand means a person at each one, every month, doing work that doesn’t bring in a single patient. If we can remove that cost, I honestly think he’ll say yes.</w:t>
+      </w:r>
+      <w:r>
+        <w:t xml:space="preserve">”</w:t>
+      </w:r>
+    </w:p>
+    <w:tbl>
+      <w:tblPr>
+        <w:tblStyle w:val="Table"/>
+        <w:tblW w:type="pct" w:w="5000"/>
+        <w:tblLook w:firstRow="1" w:lastRow="0" w:firstColumn="0" w:lastColumn="0" w:noHBand="0" w:noVBand="0" w:val="0020"/>
+        <w:jc w:val="start"/>
+      </w:tblPr>
+      <w:tblGrid>
+        <w:gridCol w:w="2640"/>
+        <w:gridCol w:w="2640"/>
+        <w:gridCol w:w="2640"/>
+      </w:tblGrid>
+      <w:tr>
+        <w:trPr>
+          <w:tblHeader w:val="true"/>
+        </w:trPr>
+        <w:tc>
+          <w:tcPr/>
+          <w:p>
+            <w:pPr>
+              <w:pStyle w:val="Compact"/>
+              <w:jc w:val="left"/>
+            </w:pPr>
+            <w:r>
+              <w:t xml:space="preserve">구조</w:t>
+            </w:r>
+          </w:p>
+        </w:tc>
+        <w:tc>
+          <w:tcPr/>
+          <w:p>
+            <w:pPr>
+              <w:pStyle w:val="Compact"/>
+              <w:jc w:val="left"/>
+            </w:pPr>
+            <w:r>
+              <w:t xml:space="preserve">영어</w:t>
+            </w:r>
+          </w:p>
+        </w:tc>
+        <w:tc>
+          <w:tcPr/>
+          <w:p>
+            <w:pPr>
+              <w:pStyle w:val="Compact"/>
+              <w:jc w:val="left"/>
+            </w:pPr>
+            <w:r>
+              <w:t xml:space="preserve">기능</w:t>
+            </w:r>
+          </w:p>
+        </w:tc>
+      </w:tr>
+      <w:tr>
+        <w:tc>
+          <w:tcPr/>
+          <w:p>
+            <w:pPr>
+              <w:pStyle w:val="Compact"/>
+              <w:jc w:val="left"/>
+            </w:pPr>
+            <w:r>
+              <w:t xml:space="preserve">① 문제 재정의(대비)</w:t>
+            </w:r>
+          </w:p>
+        </w:tc>
+        <w:tc>
+          <w:tcPr/>
+          <w:p>
+            <w:pPr>
+              <w:pStyle w:val="Compact"/>
+              <w:jc w:val="left"/>
+            </w:pPr>
+            <w:r>
+              <w:t xml:space="preserve">Greg’s problem is labor, not principle.</w:t>
+            </w:r>
+          </w:p>
+        </w:tc>
+        <w:tc>
+          <w:tcPr/>
+          <w:p>
+            <w:pPr>
+              <w:pStyle w:val="Compact"/>
+              <w:jc w:val="left"/>
+            </w:pPr>
+            <w:r>
+              <w:t xml:space="preserve">상대의</w:t>
+            </w:r>
+            <w:r>
+              <w:t xml:space="preserve"> </w:t>
+            </w:r>
+            <w:r>
+              <w:t xml:space="preserve">“</w:t>
+            </w:r>
+            <w:r>
+              <w:t xml:space="preserve">입장</w:t>
+            </w:r>
+            <w:r>
+              <w:t xml:space="preserve">”</w:t>
+            </w:r>
+            <w:r>
+              <w:t xml:space="preserve"> </w:t>
+            </w:r>
+            <w:r>
+              <w:t xml:space="preserve">뒤에 숨은 진짜</w:t>
+            </w:r>
+            <w:r>
+              <w:t xml:space="preserve"> </w:t>
+            </w:r>
+            <w:r>
+              <w:t xml:space="preserve">“</w:t>
+            </w:r>
+            <w:r>
+              <w:t xml:space="preserve">필요</w:t>
+            </w:r>
+            <w:r>
+              <w:t xml:space="preserve">”</w:t>
+            </w:r>
+            <w:r>
+              <w:t xml:space="preserve">를 한 줄로 짚음</w:t>
+            </w:r>
+          </w:p>
+        </w:tc>
+      </w:tr>
+      <w:tr>
+        <w:tc>
+          <w:tcPr/>
+          <w:p>
+            <w:pPr>
+              <w:pStyle w:val="Compact"/>
+              <w:jc w:val="left"/>
+            </w:pPr>
+            <w:r>
+              <w:t xml:space="preserve">② 구체화</w:t>
+            </w:r>
+          </w:p>
+        </w:tc>
+        <w:tc>
+          <w:tcPr/>
+          <w:p>
+            <w:pPr>
+              <w:pStyle w:val="Compact"/>
+              <w:jc w:val="left"/>
+            </w:pPr>
+            <w:r>
+              <w:t xml:space="preserve">Three hundred locations counting by hand means a person at each one, every month, doing work that doesn’t bring in a single patient.</w:t>
+            </w:r>
+          </w:p>
+        </w:tc>
+        <w:tc>
+          <w:tcPr/>
+          <w:p>
+            <w:pPr>
+              <w:pStyle w:val="Compact"/>
+              <w:jc w:val="left"/>
+            </w:pPr>
+            <w:r>
+              <w:t xml:space="preserve">“</w:t>
+            </w:r>
+            <w:r>
+              <w:t xml:space="preserve">A means B</w:t>
+            </w:r>
+            <w:r>
+              <w:t xml:space="preserve">”</w:t>
+            </w:r>
+            <w:r>
+              <w:t xml:space="preserve">로 그 문제가 실제로 어떤 부담인지 그려 줌</w:t>
+            </w:r>
+          </w:p>
+        </w:tc>
+      </w:tr>
+      <w:tr>
+        <w:tc>
+          <w:tcPr/>
+          <w:p>
+            <w:pPr>
+              <w:pStyle w:val="Compact"/>
+              <w:jc w:val="left"/>
+            </w:pPr>
+            <w:r>
+              <w:t xml:space="preserve">③ 조건과 예측</w:t>
+            </w:r>
+          </w:p>
+        </w:tc>
+        <w:tc>
+          <w:tcPr/>
+          <w:p>
+            <w:pPr>
+              <w:pStyle w:val="Compact"/>
+              <w:jc w:val="left"/>
+            </w:pPr>
+            <w:r>
+              <w:t xml:space="preserve">If we can remove that cost, I honestly think he’ll say yes.</w:t>
+            </w:r>
+          </w:p>
+        </w:tc>
+        <w:tc>
+          <w:tcPr/>
+          <w:p>
+            <w:pPr>
+              <w:pStyle w:val="Compact"/>
+              <w:jc w:val="left"/>
+            </w:pPr>
+            <w:r>
+              <w:t xml:space="preserve">해결 조건을 제시해 팀을 다음 단계(아이디어 찾기)로 이끔</w:t>
+            </w:r>
+          </w:p>
+        </w:tc>
+      </w:tr>
+    </w:tbl>
+    <w:p>
+      <w:pPr>
+        <w:pStyle w:val="BodyText"/>
+      </w:pPr>
+      <w:r>
+        <w:rPr>
+          <w:bCs/>
+          <w:b/>
+        </w:rPr>
+        <w:t xml:space="preserve">활용 패턴:</w:t>
+      </w:r>
+      <w:r>
+        <w:t xml:space="preserve"> </w:t>
+      </w:r>
+      <w:r>
+        <w:t xml:space="preserve">X’s problem is A, not B → A means … → If we can remove A, he’ll say yes.</w:t>
+      </w:r>
+      <w:r>
+        <w:t xml:space="preserve"> </w:t>
+      </w:r>
+      <w:r>
+        <w:rPr>
+          <w:bCs/>
+          <w:b/>
+        </w:rPr>
+        <w:t xml:space="preserve">연결 표현:</w:t>
+      </w:r>
+      <w:r>
+        <w:t xml:space="preserve"> </w:t>
+      </w:r>
+      <w:r>
+        <w:t xml:space="preserve">not principle(원칙이 아니라) · means(~라는 뜻이다, ~를 수반한다) · If we can remove…(~를 없앨 수 있다면)</w:t>
+      </w:r>
+      <w:r>
+        <w:t xml:space="preserve"> </w:t>
+      </w:r>
+      <w:r>
+        <w:rPr>
+          <w:bCs/>
+          <w:b/>
+        </w:rPr>
+        <w:t xml:space="preserve">연습:</w:t>
+      </w:r>
+      <w:r>
+        <w:t xml:space="preserve"> </w:t>
+      </w:r>
+      <w:r>
+        <w:t xml:space="preserve">신규 시스템 도입을 거부하는 거래처의 진짜 이유를 팀에 설명하는 상황에서 같은 구조로 35단어 안팎으로 말해 보기.</w:t>
+      </w:r>
+    </w:p>
     <w:bookmarkEnd w:id="30"/>
     <w:bookmarkEnd w:id="31"/>
+    <w:bookmarkEnd w:id="32"/>
     <w:sectPr/>
   </w:body>
 </w:document>

--- a/대본/5부/10화_Clearing_the_Air.docx
+++ b/대본/5부/10화_Clearing_the_Air.docx
@@ -2,7 +2,7 @@
 <file path=word/document.xml><?xml version="1.0" encoding="utf-8"?>
 <w:document xmlns:w="http://schemas.openxmlformats.org/wordprocessingml/2006/main" xmlns:m="http://schemas.openxmlformats.org/officeDocument/2006/math" xmlns:r="http://schemas.openxmlformats.org/officeDocument/2006/relationships" xmlns:o="urn:schemas-microsoft-com:office:office" xmlns:v="urn:schemas-microsoft-com:vml" xmlns:w10="urn:schemas-microsoft-com:office:word" xmlns:a="http://schemas.openxmlformats.org/drawingml/2006/main" xmlns:pic="http://schemas.openxmlformats.org/drawingml/2006/picture" xmlns:wp="http://schemas.openxmlformats.org/drawingml/2006/wordprocessingDrawing">
   <w:body>
-    <w:bookmarkStart w:id="32" w:name="ship-it-5부-10화"/>
+    <w:bookmarkStart w:id="38" w:name="ship-it-5부-10화"/>
     <w:p>
       <w:pPr>
         <w:pStyle w:val="Heading1"/>
@@ -376,95 +376,47 @@
     </w:p>
     <w:p>
       <w:pPr>
-        <w:numPr>
-          <w:ilvl w:val="0"/>
-          <w:numId w:val="1001"/>
-        </w:numPr>
+        <w:pStyle w:val="FirstParagraph"/>
       </w:pPr>
       <w:r>
         <w:t xml:space="preserve">MIRIAM: Good morning. Tea or coffee? Then three rules. And then you talk. Not me.</w:t>
       </w:r>
-      <w:r>
-        <w:t xml:space="preserve"> </w:t>
-      </w:r>
-      <w:r>
-        <w:t xml:space="preserve">미리엄: 좋은 아침이에요. 차, 커피? 그다음 규칙 셋. 그리고 여러분이 말해요. 내가 아니라.</w:t>
-      </w:r>
-    </w:p>
-    <w:p>
-      <w:pPr>
-        <w:numPr>
-          <w:ilvl w:val="0"/>
-          <w:numId w:val="1001"/>
-        </w:numPr>
+    </w:p>
+    <w:p>
+      <w:pPr>
+        <w:pStyle w:val="BodyText"/>
       </w:pPr>
       <w:r>
         <w:t xml:space="preserve">ELENA: Coffee. Black. I didn’t sleep either.</w:t>
       </w:r>
-      <w:r>
-        <w:t xml:space="preserve"> </w:t>
-      </w:r>
-      <w:r>
-        <w:t xml:space="preserve">엘레나: 커피. 블랙으로. 저도 잠을 못 잤어요.</w:t>
-      </w:r>
-    </w:p>
-    <w:p>
-      <w:pPr>
-        <w:numPr>
-          <w:ilvl w:val="0"/>
-          <w:numId w:val="1001"/>
-        </w:numPr>
+    </w:p>
+    <w:p>
+      <w:pPr>
+        <w:pStyle w:val="BodyText"/>
       </w:pPr>
       <w:r>
         <w:t xml:space="preserve">NOAH: Same. Thank you for seeing us on a Saturday, Dr. Fischer.</w:t>
       </w:r>
-      <w:r>
-        <w:t xml:space="preserve"> </w:t>
-      </w:r>
-      <w:r>
-        <w:t xml:space="preserve">노아: 저도요. 토요일에 만나 주셔서 감사해요, 피셔 박사님.</w:t>
-      </w:r>
-    </w:p>
-    <w:p>
-      <w:pPr>
-        <w:numPr>
-          <w:ilvl w:val="0"/>
-          <w:numId w:val="1001"/>
-        </w:numPr>
+    </w:p>
+    <w:p>
+      <w:pPr>
+        <w:pStyle w:val="BodyText"/>
       </w:pPr>
       <w:r>
         <w:t xml:space="preserve">MIRIAM: Miriam. Denise said you’d be polite. She also said you’d be stubborn. Both of you.</w:t>
       </w:r>
-      <w:r>
-        <w:t xml:space="preserve"> </w:t>
-      </w:r>
-      <w:r>
-        <w:t xml:space="preserve">미리엄: 미리엄이라고 불러요. 데니스가 둘 다 예의 바를 거라고 했어요. 둘 다 고집이 셀 거라고도 했고요.</w:t>
-      </w:r>
-    </w:p>
-    <w:p>
-      <w:pPr>
-        <w:numPr>
-          <w:ilvl w:val="0"/>
-          <w:numId w:val="1001"/>
-        </w:numPr>
+    </w:p>
+    <w:p>
+      <w:pPr>
+        <w:pStyle w:val="BodyText"/>
       </w:pPr>
       <w:r>
         <w:t xml:space="preserve">ELENA: Denise is usually right.</w:t>
       </w:r>
-      <w:r>
-        <w:t xml:space="preserve"> </w:t>
-      </w:r>
-      <w:r>
-        <w:t xml:space="preserve">엘레나: 데니스는 보통 맞아요.</w:t>
-      </w:r>
-    </w:p>
-    <w:p>
-      <w:pPr>
-        <w:numPr>
-          <w:ilvl w:val="0"/>
-          <w:numId w:val="1001"/>
-        </w:numPr>
+    </w:p>
+    <w:p>
+      <w:pPr>
+        <w:pStyle w:val="BodyText"/>
       </w:pPr>
       <w:r>
         <w:t xml:space="preserve">MIRIAM: Rule one. No</w:t>
@@ -505,11 +457,21 @@
       <w:r>
         <w:t xml:space="preserve">Those words start wars.</w:t>
       </w:r>
-      <w:r>
-        <w:t xml:space="preserve"> </w:t>
-      </w:r>
-      <w:r>
-        <w:t xml:space="preserve">미리엄: 규칙 1.</w:t>
+    </w:p>
+    <w:p>
+      <w:pPr>
+        <w:pStyle w:val="BodyText"/>
+      </w:pPr>
+      <w:r>
+        <w:t xml:space="preserve">NOAH: Okay.</w:t>
+      </w:r>
+    </w:p>
+    <w:p>
+      <w:pPr>
+        <w:pStyle w:val="BodyText"/>
+      </w:pPr>
+      <w:r>
+        <w:t xml:space="preserve">MIRIAM: Rule two. Talk about yourself. Not about the other person.</w:t>
       </w:r>
       <w:r>
         <w:t xml:space="preserve"> </w:t>
@@ -518,7 +480,7 @@
         <w:t xml:space="preserve">“</w:t>
       </w:r>
       <w:r>
-        <w:t xml:space="preserve">항상</w:t>
+        <w:t xml:space="preserve">I felt.</w:t>
       </w:r>
       <w:r>
         <w:t xml:space="preserve">”</w:t>
@@ -527,7 +489,7 @@
         <w:t xml:space="preserve"> </w:t>
       </w:r>
       <w:r>
-        <w:t xml:space="preserve">금지.</w:t>
+        <w:t xml:space="preserve">Not</w:t>
       </w:r>
       <w:r>
         <w:t xml:space="preserve"> </w:t>
@@ -536,44 +498,26 @@
         <w:t xml:space="preserve">“</w:t>
       </w:r>
       <w:r>
-        <w:t xml:space="preserve">절대</w:t>
+        <w:t xml:space="preserve">You did.</w:t>
       </w:r>
       <w:r>
         <w:t xml:space="preserve">”</w:t>
       </w:r>
-      <w:r>
-        <w:t xml:space="preserve"> </w:t>
-      </w:r>
-      <w:r>
-        <w:t xml:space="preserve">금지. 그 단어들이 전쟁을 시작해요.</w:t>
-      </w:r>
-    </w:p>
-    <w:p>
-      <w:pPr>
-        <w:numPr>
-          <w:ilvl w:val="0"/>
-          <w:numId w:val="1001"/>
-        </w:numPr>
-      </w:pPr>
-      <w:r>
-        <w:t xml:space="preserve">NOAH: Okay.</w:t>
-      </w:r>
-      <w:r>
-        <w:t xml:space="preserve"> </w:t>
-      </w:r>
-      <w:r>
-        <w:t xml:space="preserve">노아: 좋아요.</w:t>
-      </w:r>
-    </w:p>
-    <w:p>
-      <w:pPr>
-        <w:numPr>
-          <w:ilvl w:val="0"/>
-          <w:numId w:val="1001"/>
-        </w:numPr>
-      </w:pPr>
-      <w:r>
-        <w:t xml:space="preserve">MIRIAM: Rule two. Talk about yourself. Not about the other person.</w:t>
+    </w:p>
+    <w:p>
+      <w:pPr>
+        <w:pStyle w:val="BodyText"/>
+      </w:pPr>
+      <w:r>
+        <w:t xml:space="preserve">ELENA: That’s harder than it sounds.</w:t>
+      </w:r>
+    </w:p>
+    <w:p>
+      <w:pPr>
+        <w:pStyle w:val="BodyText"/>
+      </w:pPr>
+      <w:r>
+        <w:t xml:space="preserve">MIRIAM: It’s the hardest thing in business. Rule three. You may stop at any time. Just say</w:t>
       </w:r>
       <w:r>
         <w:t xml:space="preserve"> </w:t>
@@ -582,210 +526,50 @@
         <w:t xml:space="preserve">“</w:t>
       </w:r>
       <w:r>
-        <w:t xml:space="preserve">I felt.</w:t>
+        <w:t xml:space="preserve">pause.</w:t>
       </w:r>
       <w:r>
         <w:t xml:space="preserve">”</w:t>
       </w:r>
-      <w:r>
-        <w:t xml:space="preserve"> </w:t>
-      </w:r>
-      <w:r>
-        <w:t xml:space="preserve">Not</w:t>
-      </w:r>
-      <w:r>
-        <w:t xml:space="preserve"> </w:t>
-      </w:r>
-      <w:r>
-        <w:t xml:space="preserve">“</w:t>
-      </w:r>
-      <w:r>
-        <w:t xml:space="preserve">You did.</w:t>
-      </w:r>
-      <w:r>
-        <w:t xml:space="preserve">”</w:t>
-      </w:r>
-      <w:r>
-        <w:t xml:space="preserve"> </w:t>
-      </w:r>
-      <w:r>
-        <w:t xml:space="preserve">미리엄: 규칙 2. 자기 얘기만 해요. 상대방 얘기 말고.</w:t>
-      </w:r>
-      <w:r>
-        <w:t xml:space="preserve"> </w:t>
-      </w:r>
-      <w:r>
-        <w:t xml:space="preserve">“</w:t>
-      </w:r>
-      <w:r>
-        <w:t xml:space="preserve">나는 느꼈다.</w:t>
-      </w:r>
-      <w:r>
-        <w:t xml:space="preserve">”</w:t>
-      </w:r>
-      <w:r>
-        <w:t xml:space="preserve"> </w:t>
-      </w:r>
-      <w:r>
-        <w:t xml:space="preserve">“</w:t>
-      </w:r>
-      <w:r>
-        <w:t xml:space="preserve">당신이 했다</w:t>
-      </w:r>
-      <w:r>
-        <w:t xml:space="preserve">”</w:t>
-      </w:r>
-      <w:r>
-        <w:t xml:space="preserve"> </w:t>
-      </w:r>
-      <w:r>
-        <w:t xml:space="preserve">말고.</w:t>
-      </w:r>
-    </w:p>
-    <w:p>
-      <w:pPr>
-        <w:numPr>
-          <w:ilvl w:val="0"/>
-          <w:numId w:val="1001"/>
-        </w:numPr>
-      </w:pPr>
-      <w:r>
-        <w:t xml:space="preserve">ELENA: That’s harder than it sounds.</w:t>
-      </w:r>
-      <w:r>
-        <w:t xml:space="preserve"> </w:t>
-      </w:r>
-      <w:r>
-        <w:t xml:space="preserve">엘레나: 생각보다 어렵네요.</w:t>
-      </w:r>
-    </w:p>
-    <w:p>
-      <w:pPr>
-        <w:numPr>
-          <w:ilvl w:val="0"/>
-          <w:numId w:val="1001"/>
-        </w:numPr>
-      </w:pPr>
-      <w:r>
-        <w:t xml:space="preserve">MIRIAM: It’s the hardest thing in business. Rule three. You may stop at any time. Just say</w:t>
-      </w:r>
-      <w:r>
-        <w:t xml:space="preserve"> </w:t>
-      </w:r>
-      <w:r>
-        <w:t xml:space="preserve">“</w:t>
-      </w:r>
-      <w:r>
-        <w:t xml:space="preserve">pause.</w:t>
-      </w:r>
-      <w:r>
-        <w:t xml:space="preserve">”</w:t>
-      </w:r>
-      <w:r>
-        <w:t xml:space="preserve"> </w:t>
-      </w:r>
-      <w:r>
-        <w:t xml:space="preserve">미리엄: 비즈니스에서 가장 어려운 일이에요. 규칙 3. 언제든 멈춰도 돼요.</w:t>
-      </w:r>
-      <w:r>
-        <w:t xml:space="preserve"> </w:t>
-      </w:r>
-      <w:r>
-        <w:t xml:space="preserve">“</w:t>
-      </w:r>
-      <w:r>
-        <w:t xml:space="preserve">잠깐</w:t>
-      </w:r>
-      <w:r>
-        <w:t xml:space="preserve">”</w:t>
-      </w:r>
-      <w:r>
-        <w:t xml:space="preserve">이라고만 하면 돼요.</w:t>
-      </w:r>
-    </w:p>
-    <w:p>
-      <w:pPr>
-        <w:numPr>
-          <w:ilvl w:val="0"/>
-          <w:numId w:val="1001"/>
-        </w:numPr>
+    </w:p>
+    <w:p>
+      <w:pPr>
+        <w:pStyle w:val="BodyText"/>
       </w:pPr>
       <w:r>
         <w:t xml:space="preserve">NOAH: Where do we start?</w:t>
       </w:r>
-      <w:r>
-        <w:t xml:space="preserve"> </w:t>
-      </w:r>
-      <w:r>
-        <w:t xml:space="preserve">노아: 어디서부터 시작해요?</w:t>
-      </w:r>
-    </w:p>
-    <w:p>
-      <w:pPr>
-        <w:numPr>
-          <w:ilvl w:val="0"/>
-          <w:numId w:val="1001"/>
-        </w:numPr>
+    </w:p>
+    <w:p>
+      <w:pPr>
+        <w:pStyle w:val="BodyText"/>
       </w:pPr>
       <w:r>
         <w:t xml:space="preserve">MIRIAM: With a simple question. Why did you start this company? Together?</w:t>
       </w:r>
-      <w:r>
-        <w:t xml:space="preserve"> </w:t>
-      </w:r>
-      <w:r>
-        <w:t xml:space="preserve">미리엄: 간단한 질문으로요. 왜 이 회사를 시작했어요? 함께?</w:t>
-      </w:r>
-    </w:p>
-    <w:p>
-      <w:pPr>
-        <w:numPr>
-          <w:ilvl w:val="0"/>
-          <w:numId w:val="1001"/>
-        </w:numPr>
+    </w:p>
+    <w:p>
+      <w:pPr>
+        <w:pStyle w:val="BodyText"/>
       </w:pPr>
       <w:r>
         <w:t xml:space="preserve">ELENA: Because I watched a girl’s nose turn white in my ER, and the enzyme was too slow. I remember standing there, doing everything right, and still feeling helpless. That night I promised myself I’d help build something better.</w:t>
       </w:r>
-      <w:r>
-        <w:t xml:space="preserve"> </w:t>
-      </w:r>
-      <w:r>
-        <w:t xml:space="preserve">엘레나: 제 응급실에서 한 여자애의 코가 하얗게 변하는 걸 봤으니까요. 그리고 효소가 너무 느렸고요. 거기 서서 모든 걸 제대로 하고 있었는데도 무력하다고 느꼈던 게 기억나요. 그날 밤 더 나은 걸 만드는 데 힘을 보태겠다고 스스로 약속했어요.</w:t>
-      </w:r>
-    </w:p>
-    <w:p>
-      <w:pPr>
-        <w:numPr>
-          <w:ilvl w:val="0"/>
-          <w:numId w:val="1001"/>
-        </w:numPr>
+    </w:p>
+    <w:p>
+      <w:pPr>
+        <w:pStyle w:val="BodyText"/>
       </w:pPr>
       <w:r>
         <w:t xml:space="preserve">NOAH: Because that girl was my sister. And Elena was the doctor who saved her.</w:t>
       </w:r>
-      <w:r>
-        <w:t xml:space="preserve"> </w:t>
-      </w:r>
-      <w:r>
-        <w:t xml:space="preserve">노아: 그 여자애가 내 동생이었으니까요. 그리고 엘레나가 그 애를 구한 의사였고요.</w:t>
-      </w:r>
-    </w:p>
-    <w:p>
-      <w:pPr>
-        <w:numPr>
-          <w:ilvl w:val="0"/>
-          <w:numId w:val="1001"/>
-        </w:numPr>
+    </w:p>
+    <w:p>
+      <w:pPr>
+        <w:pStyle w:val="BodyText"/>
       </w:pPr>
       <w:r>
         <w:t xml:space="preserve">MIRIAM: Then you started for the same reason. Remember that. We’ll need it later.</w:t>
-      </w:r>
-      <w:r>
-        <w:t xml:space="preserve"> </w:t>
-      </w:r>
-      <w:r>
-        <w:t xml:space="preserve">미리엄: 그럼 같은 이유로 시작했네요. 그걸 기억해요. 나중에 필요할 거예요.</w:t>
       </w:r>
     </w:p>
     <w:bookmarkEnd w:id="21"/>
@@ -800,10 +584,7 @@
     </w:p>
     <w:p>
       <w:pPr>
-        <w:numPr>
-          <w:ilvl w:val="0"/>
-          <w:numId w:val="1002"/>
-        </w:numPr>
+        <w:pStyle w:val="FirstParagraph"/>
       </w:pPr>
       <w:r>
         <w:t xml:space="preserve">MIRIAM: Elena. Tell Noah what happened on Tuesday. Start with</w:t>
@@ -838,11 +619,77 @@
       <w:r>
         <w:t xml:space="preserve">”</w:t>
       </w:r>
-      <w:r>
-        <w:t xml:space="preserve"> </w:t>
-      </w:r>
-      <w:r>
-        <w:t xml:space="preserve">미리엄: 엘레나. 화요일에 무슨 일이 있었는지 노아한테 말해요.</w:t>
+    </w:p>
+    <w:p>
+      <w:pPr>
+        <w:pStyle w:val="BodyText"/>
+      </w:pPr>
+      <w:r>
+        <w:t xml:space="preserve">ELENA: When you answered Richard’s call… in the middle of our safety discussion… I felt alone.</w:t>
+      </w:r>
+    </w:p>
+    <w:p>
+      <w:pPr>
+        <w:pStyle w:val="BodyText"/>
+      </w:pPr>
+      <w:r>
+        <w:t xml:space="preserve">NOAH: Alone?</w:t>
+      </w:r>
+    </w:p>
+    <w:p>
+      <w:pPr>
+        <w:pStyle w:val="BodyText"/>
+      </w:pPr>
+      <w:r>
+        <w:t xml:space="preserve">MIRIAM: Don’t answer yet. Just repeat what you heard.</w:t>
+      </w:r>
+    </w:p>
+    <w:p>
+      <w:pPr>
+        <w:pStyle w:val="BodyText"/>
+      </w:pPr>
+      <w:r>
+        <w:t xml:space="preserve">NOAH: You felt alone. When I took Richard’s call. During the safety talk.</w:t>
+      </w:r>
+    </w:p>
+    <w:p>
+      <w:pPr>
+        <w:pStyle w:val="BodyText"/>
+      </w:pPr>
+      <w:r>
+        <w:t xml:space="preserve">ELENA: Yes. Like money had a seat at the table. And patients didn’t.</w:t>
+      </w:r>
+    </w:p>
+    <w:p>
+      <w:pPr>
+        <w:pStyle w:val="BodyText"/>
+      </w:pPr>
+      <w:r>
+        <w:t xml:space="preserve">MIRIAM: Good. Now, Elena. What do you need from Noah? Not what he did wrong. What you need.</w:t>
+      </w:r>
+    </w:p>
+    <w:p>
+      <w:pPr>
+        <w:pStyle w:val="BodyText"/>
+      </w:pPr>
+      <w:r>
+        <w:t xml:space="preserve">ELENA: What I need is… to hear about safety problems before investors do. Not after.</w:t>
+      </w:r>
+    </w:p>
+    <w:p>
+      <w:pPr>
+        <w:pStyle w:val="BodyText"/>
+      </w:pPr>
+      <w:r>
+        <w:t xml:space="preserve">NOAH: That’s fair. That’s very fair.</w:t>
+      </w:r>
+    </w:p>
+    <w:p>
+      <w:pPr>
+        <w:pStyle w:val="BodyText"/>
+      </w:pPr>
+      <w:r>
+        <w:t xml:space="preserve">MIRIAM: Noah. Your turn. Same structure.</w:t>
       </w:r>
       <w:r>
         <w:t xml:space="preserve"> </w:t>
@@ -851,13 +698,106 @@
         <w:t xml:space="preserve">“</w:t>
       </w:r>
       <w:r>
-        <w:t xml:space="preserve">당신이 ~했을 때</w:t>
+        <w:t xml:space="preserve">When you… I felt…</w:t>
       </w:r>
       <w:r>
         <w:t xml:space="preserve">”</w:t>
       </w:r>
-      <w:r>
-        <w:t xml:space="preserve">로 시작해서. 그다음</w:t>
+    </w:p>
+    <w:p>
+      <w:pPr>
+        <w:pStyle w:val="BodyText"/>
+      </w:pPr>
+      <w:r>
+        <w:t xml:space="preserve">NOAH: When you said I sound like Tom… I felt like you’d stopped seeing me.</w:t>
+      </w:r>
+    </w:p>
+    <w:p>
+      <w:pPr>
+        <w:pStyle w:val="BodyText"/>
+      </w:pPr>
+      <w:r>
+        <w:t xml:space="preserve">ELENA: …</w:t>
+      </w:r>
+    </w:p>
+    <w:p>
+      <w:pPr>
+        <w:pStyle w:val="BodyText"/>
+      </w:pPr>
+      <w:r>
+        <w:t xml:space="preserve">MIRIAM: Elena. Repeat it.</w:t>
+      </w:r>
+    </w:p>
+    <w:p>
+      <w:pPr>
+        <w:pStyle w:val="BodyText"/>
+      </w:pPr>
+      <w:r>
+        <w:t xml:space="preserve">ELENA: You felt I stopped seeing you. When I compared you to Tom.</w:t>
+      </w:r>
+    </w:p>
+    <w:p>
+      <w:pPr>
+        <w:pStyle w:val="BodyText"/>
+      </w:pPr>
+      <w:r>
+        <w:t xml:space="preserve">NOAH: Tom is why I left Halvern. I walked away from a safe job because I didn’t want to become him, and I’ve spent years trying to build the opposite. So hearing his words from you hurt more than the lawsuit.</w:t>
+      </w:r>
+    </w:p>
+    <w:p>
+      <w:pPr>
+        <w:pStyle w:val="BodyText"/>
+      </w:pPr>
+      <w:r>
+        <w:t xml:space="preserve">MIRIAM: Elena. Would you like to answer?</w:t>
+      </w:r>
+    </w:p>
+    <w:p>
+      <w:pPr>
+        <w:pStyle w:val="BodyText"/>
+      </w:pPr>
+      <w:r>
+        <w:t xml:space="preserve">ELENA: …I’m sorry. That was a low blow. Marcus was right.</w:t>
+      </w:r>
+    </w:p>
+    <w:p>
+      <w:pPr>
+        <w:pStyle w:val="BodyText"/>
+      </w:pPr>
+      <w:r>
+        <w:t xml:space="preserve">MIRIAM: Noah. What do you need from Elena?</w:t>
+      </w:r>
+    </w:p>
+    <w:p>
+      <w:pPr>
+        <w:pStyle w:val="BodyText"/>
+      </w:pPr>
+      <w:r>
+        <w:t xml:space="preserve">NOAH: What I need is… to know she believes I want the same thing. Even when I’m wrong.</w:t>
+      </w:r>
+    </w:p>
+    <w:p>
+      <w:pPr>
+        <w:pStyle w:val="BodyText"/>
+      </w:pPr>
+      <w:r>
+        <w:t xml:space="preserve">ELENA: I do believe that. I forgot it on Tuesday. I was scared.</w:t>
+      </w:r>
+    </w:p>
+    <w:p>
+      <w:pPr>
+        <w:pStyle w:val="BodyText"/>
+      </w:pPr>
+      <w:r>
+        <w:t xml:space="preserve">MIRIAM: Scared of what?</w:t>
+      </w:r>
+    </w:p>
+    <w:p>
+      <w:pPr>
+        <w:pStyle w:val="BodyText"/>
+      </w:pPr>
+      <w:r>
+        <w:t xml:space="preserve">ELENA: That we’d become the company that bends its rules slowly, one</w:t>
       </w:r>
       <w:r>
         <w:t xml:space="preserve"> </w:t>
@@ -866,648 +806,120 @@
         <w:t xml:space="preserve">“</w:t>
       </w:r>
       <w:r>
-        <w:t xml:space="preserve">나는 ~라고 느꼈다.</w:t>
+        <w:t xml:space="preserve">reasonable</w:t>
       </w:r>
       <w:r>
         <w:t xml:space="preserve">”</w:t>
       </w:r>
-    </w:p>
-    <w:p>
-      <w:pPr>
-        <w:numPr>
-          <w:ilvl w:val="0"/>
-          <w:numId w:val="1002"/>
-        </w:numPr>
-      </w:pPr>
-      <w:r>
-        <w:t xml:space="preserve">ELENA: When you answered Richard’s call… in the middle of our safety discussion… I felt alone.</w:t>
-      </w:r>
-      <w:r>
-        <w:t xml:space="preserve"> </w:t>
-      </w:r>
-      <w:r>
-        <w:t xml:space="preserve">엘레나: 당신이 리처드 전화를 받았을 때… 안전 논의 한가운데서… 나는 혼자라고 느꼈어요.</w:t>
-      </w:r>
-    </w:p>
-    <w:p>
-      <w:pPr>
-        <w:numPr>
-          <w:ilvl w:val="0"/>
-          <w:numId w:val="1002"/>
-        </w:numPr>
-      </w:pPr>
-      <w:r>
-        <w:t xml:space="preserve">NOAH: Alone?</w:t>
-      </w:r>
-      <w:r>
-        <w:t xml:space="preserve"> </w:t>
-      </w:r>
-      <w:r>
-        <w:t xml:space="preserve">노아: 혼자?</w:t>
-      </w:r>
-    </w:p>
-    <w:p>
-      <w:pPr>
-        <w:numPr>
-          <w:ilvl w:val="0"/>
-          <w:numId w:val="1002"/>
-        </w:numPr>
-      </w:pPr>
-      <w:r>
-        <w:t xml:space="preserve">MIRIAM: Don’t answer yet. Just repeat what you heard.</w:t>
-      </w:r>
-      <w:r>
-        <w:t xml:space="preserve"> </w:t>
-      </w:r>
-      <w:r>
-        <w:t xml:space="preserve">미리엄: 아직 답하지 마요. 들은 걸 그대로 말해 봐요.</w:t>
-      </w:r>
-    </w:p>
-    <w:p>
-      <w:pPr>
-        <w:numPr>
-          <w:ilvl w:val="0"/>
-          <w:numId w:val="1002"/>
-        </w:numPr>
-      </w:pPr>
-      <w:r>
-        <w:t xml:space="preserve">NOAH: You felt alone. When I took Richard’s call. During the safety talk.</w:t>
-      </w:r>
-      <w:r>
-        <w:t xml:space="preserve"> </w:t>
-      </w:r>
-      <w:r>
-        <w:t xml:space="preserve">노아: 당신은 혼자라고 느꼈다. 내가 리처드 전화를 받았을 때. 안전 얘기 도중에.</w:t>
-      </w:r>
-    </w:p>
-    <w:p>
-      <w:pPr>
-        <w:numPr>
-          <w:ilvl w:val="0"/>
-          <w:numId w:val="1002"/>
-        </w:numPr>
-      </w:pPr>
-      <w:r>
-        <w:t xml:space="preserve">ELENA: Yes. Like money had a seat at the table. And patients didn’t.</w:t>
-      </w:r>
-      <w:r>
-        <w:t xml:space="preserve"> </w:t>
-      </w:r>
-      <w:r>
-        <w:t xml:space="preserve">엘레나: 네. 돈은 테이블에 자리가 있는데. 환자들은 없는 것 같았어요.</w:t>
-      </w:r>
-    </w:p>
-    <w:p>
-      <w:pPr>
-        <w:numPr>
-          <w:ilvl w:val="0"/>
-          <w:numId w:val="1002"/>
-        </w:numPr>
-      </w:pPr>
-      <w:r>
-        <w:t xml:space="preserve">MIRIAM: Good. Now, Elena. What do you need from Noah? Not what he did wrong. What you need.</w:t>
-      </w:r>
-      <w:r>
-        <w:t xml:space="preserve"> </w:t>
-      </w:r>
-      <w:r>
-        <w:t xml:space="preserve">미리엄: 좋아요. 자, 엘레나. 노아한테 뭐가 필요해요? 그가 잘못한 거 말고. 필요한 거.</w:t>
-      </w:r>
-    </w:p>
-    <w:p>
-      <w:pPr>
-        <w:numPr>
-          <w:ilvl w:val="0"/>
-          <w:numId w:val="1002"/>
-        </w:numPr>
-      </w:pPr>
-      <w:r>
-        <w:t xml:space="preserve">ELENA: What I need is… to hear about safety problems before investors do. Not after.</w:t>
-      </w:r>
-      <w:r>
-        <w:t xml:space="preserve"> </w:t>
-      </w:r>
-      <w:r>
-        <w:t xml:space="preserve">엘레나: 내가 필요한 건… 안전 문제를 투자자들보다 먼저 듣는 거예요. 나중이 아니라.</w:t>
-      </w:r>
-    </w:p>
-    <w:p>
-      <w:pPr>
-        <w:numPr>
-          <w:ilvl w:val="0"/>
-          <w:numId w:val="1002"/>
-        </w:numPr>
-      </w:pPr>
-      <w:r>
-        <w:t xml:space="preserve">NOAH: That’s fair. That’s very fair.</w:t>
-      </w:r>
-      <w:r>
-        <w:t xml:space="preserve"> </w:t>
-      </w:r>
-      <w:r>
-        <w:t xml:space="preserve">노아: 공정하네요. 아주 공정해요.</w:t>
-      </w:r>
-    </w:p>
-    <w:p>
-      <w:pPr>
-        <w:numPr>
-          <w:ilvl w:val="0"/>
-          <w:numId w:val="1002"/>
-        </w:numPr>
-      </w:pPr>
-      <w:r>
-        <w:t xml:space="preserve">MIRIAM: Noah. Your turn. Same structure.</w:t>
-      </w:r>
-      <w:r>
-        <w:t xml:space="preserve"> </w:t>
-      </w:r>
-      <w:r>
-        <w:t xml:space="preserve">“</w:t>
-      </w:r>
-      <w:r>
-        <w:t xml:space="preserve">When you… I felt…</w:t>
-      </w:r>
-      <w:r>
-        <w:t xml:space="preserve">”</w:t>
-      </w:r>
-      <w:r>
-        <w:t xml:space="preserve"> </w:t>
-      </w:r>
-      <w:r>
-        <w:t xml:space="preserve">미리엄: 노아. 당신 차례. 같은 구조.</w:t>
-      </w:r>
-      <w:r>
-        <w:t xml:space="preserve"> </w:t>
-      </w:r>
-      <w:r>
-        <w:t xml:space="preserve">“</w:t>
-      </w:r>
-      <w:r>
-        <w:t xml:space="preserve">당신이 ~했을 때… 나는 ~라고 느꼈다…</w:t>
-      </w:r>
-      <w:r>
-        <w:t xml:space="preserve">”</w:t>
-      </w:r>
-    </w:p>
-    <w:p>
-      <w:pPr>
-        <w:numPr>
-          <w:ilvl w:val="0"/>
-          <w:numId w:val="1002"/>
-        </w:numPr>
-      </w:pPr>
-      <w:r>
-        <w:t xml:space="preserve">NOAH: When you said I sound like Tom… I felt like you’d stopped seeing me.</w:t>
-      </w:r>
-      <w:r>
-        <w:t xml:space="preserve"> </w:t>
-      </w:r>
-      <w:r>
-        <w:t xml:space="preserve">노아: 당신이 내가 톰처럼 말한다고 했을 때… 당신이 더 이상 날 보지 않는다고 느꼈어요.</w:t>
-      </w:r>
-    </w:p>
-    <w:p>
-      <w:pPr>
-        <w:numPr>
-          <w:ilvl w:val="0"/>
-          <w:numId w:val="1002"/>
-        </w:numPr>
-      </w:pPr>
-      <w:r>
-        <w:t xml:space="preserve">ELENA: …</w:t>
-      </w:r>
-      <w:r>
-        <w:t xml:space="preserve"> </w:t>
-      </w:r>
-      <w:r>
-        <w:t xml:space="preserve">엘레나: …</w:t>
-      </w:r>
-    </w:p>
-    <w:p>
-      <w:pPr>
-        <w:numPr>
-          <w:ilvl w:val="0"/>
-          <w:numId w:val="1002"/>
-        </w:numPr>
-      </w:pPr>
-      <w:r>
-        <w:t xml:space="preserve">MIRIAM: Elena. Repeat it.</w:t>
-      </w:r>
-      <w:r>
-        <w:t xml:space="preserve"> </w:t>
-      </w:r>
-      <w:r>
-        <w:t xml:space="preserve">미리엄: 엘레나. 따라 말해요.</w:t>
-      </w:r>
-    </w:p>
-    <w:p>
-      <w:pPr>
-        <w:numPr>
-          <w:ilvl w:val="0"/>
-          <w:numId w:val="1002"/>
-        </w:numPr>
-      </w:pPr>
-      <w:r>
-        <w:t xml:space="preserve">ELENA: You felt I stopped seeing you. When I compared you to Tom.</w:t>
-      </w:r>
-      <w:r>
-        <w:t xml:space="preserve"> </w:t>
-      </w:r>
-      <w:r>
-        <w:t xml:space="preserve">엘레나: 내가 당신을 톰과 비교했을 때. 내가 더 이상 당신을 보지 않는다고 느꼈다.</w:t>
-      </w:r>
-    </w:p>
-    <w:p>
-      <w:pPr>
-        <w:numPr>
-          <w:ilvl w:val="0"/>
-          <w:numId w:val="1002"/>
-        </w:numPr>
-      </w:pPr>
-      <w:r>
-        <w:t xml:space="preserve">NOAH: Tom is why I left Halvern. I walked away from a safe job because I didn’t want to become him, and I’ve spent years trying to build the opposite. So hearing his words from you hurt more than the lawsuit.</w:t>
-      </w:r>
-      <w:r>
-        <w:t xml:space="preserve"> </w:t>
-      </w:r>
-      <w:r>
-        <w:t xml:space="preserve">노아: 톰은 내가 할번을 떠난 이유예요. 그 사람처럼 되고 싶지 않아서 안정된 직장을 떠났고, 몇 년 동안 그 반대를 만들려고 애써 왔어요. 그래서 당신 입에서 그 사람 말을 듣는 게 소송보다 더 아팠어요.</w:t>
-      </w:r>
-    </w:p>
-    <w:p>
-      <w:pPr>
-        <w:numPr>
-          <w:ilvl w:val="0"/>
-          <w:numId w:val="1002"/>
-        </w:numPr>
-      </w:pPr>
-      <w:r>
-        <w:t xml:space="preserve">MIRIAM: Elena. Would you like to answer?</w:t>
-      </w:r>
-      <w:r>
-        <w:t xml:space="preserve"> </w:t>
-      </w:r>
-      <w:r>
-        <w:t xml:space="preserve">미리엄: 엘레나. 답하고 싶어요?</w:t>
-      </w:r>
-    </w:p>
-    <w:p>
-      <w:pPr>
-        <w:numPr>
-          <w:ilvl w:val="0"/>
-          <w:numId w:val="1002"/>
-        </w:numPr>
-      </w:pPr>
-      <w:r>
-        <w:t xml:space="preserve">ELENA: …I’m sorry. That was a low blow. Marcus was right.</w:t>
-      </w:r>
-      <w:r>
-        <w:t xml:space="preserve"> </w:t>
-      </w:r>
-      <w:r>
-        <w:t xml:space="preserve">엘레나: …미안해요. 그건 비열한 공격이었어요. 마커스 말이 맞았어요.</w:t>
-      </w:r>
-    </w:p>
-    <w:p>
-      <w:pPr>
-        <w:numPr>
-          <w:ilvl w:val="0"/>
-          <w:numId w:val="1002"/>
-        </w:numPr>
-      </w:pPr>
-      <w:r>
-        <w:t xml:space="preserve">MIRIAM: Noah. What do you need from Elena?</w:t>
-      </w:r>
-      <w:r>
-        <w:t xml:space="preserve"> </w:t>
-      </w:r>
-      <w:r>
-        <w:t xml:space="preserve">미리엄: 노아. 엘레나한테 뭐가 필요해요?</w:t>
-      </w:r>
-    </w:p>
-    <w:p>
-      <w:pPr>
-        <w:numPr>
-          <w:ilvl w:val="0"/>
-          <w:numId w:val="1002"/>
-        </w:numPr>
-      </w:pPr>
-      <w:r>
-        <w:t xml:space="preserve">NOAH: What I need is… to know she believes I want the same thing. Even when I’m wrong.</w:t>
-      </w:r>
-      <w:r>
-        <w:t xml:space="preserve"> </w:t>
-      </w:r>
-      <w:r>
-        <w:t xml:space="preserve">노아: 내가 필요한 건… 내가 틀릴 때도 내가 같은 걸 원한다고 그녀가 믿어 주는 거예요.</w:t>
-      </w:r>
-    </w:p>
-    <w:p>
-      <w:pPr>
-        <w:numPr>
-          <w:ilvl w:val="0"/>
-          <w:numId w:val="1002"/>
-        </w:numPr>
-      </w:pPr>
-      <w:r>
-        <w:t xml:space="preserve">ELENA: I do believe that. I forgot it on Tuesday. I was scared.</w:t>
-      </w:r>
-      <w:r>
-        <w:t xml:space="preserve"> </w:t>
-      </w:r>
-      <w:r>
-        <w:t xml:space="preserve">엘레나: 믿어요. 화요일엔 잊었어요. 무서웠어요.</w:t>
-      </w:r>
-    </w:p>
-    <w:p>
-      <w:pPr>
-        <w:numPr>
-          <w:ilvl w:val="0"/>
-          <w:numId w:val="1002"/>
-        </w:numPr>
-      </w:pPr>
-      <w:r>
-        <w:t xml:space="preserve">MIRIAM: Scared of what?</w:t>
-      </w:r>
-      <w:r>
-        <w:t xml:space="preserve"> </w:t>
-      </w:r>
-      <w:r>
-        <w:t xml:space="preserve">미리엄: 뭐가 무서웠어요?</w:t>
-      </w:r>
-    </w:p>
-    <w:p>
-      <w:pPr>
-        <w:numPr>
-          <w:ilvl w:val="0"/>
-          <w:numId w:val="1002"/>
-        </w:numPr>
-      </w:pPr>
-      <w:r>
-        <w:t xml:space="preserve">ELENA: That we’d become the company that bends its rules slowly, one</w:t>
-      </w:r>
-      <w:r>
-        <w:t xml:space="preserve"> </w:t>
-      </w:r>
-      <w:r>
-        <w:t xml:space="preserve">“</w:t>
-      </w:r>
-      <w:r>
-        <w:t xml:space="preserve">reasonable</w:t>
-      </w:r>
-      <w:r>
-        <w:t xml:space="preserve">”</w:t>
-      </w:r>
       <w:r>
         <w:t xml:space="preserve"> </w:t>
       </w:r>
       <w:r>
         <w:t xml:space="preserve">exception at a time. Nobody ever decides to be unsafe. It happens in meetings like Tuesday’s, where every small compromise sounds sensible, and nobody adds up the total.</w:t>
       </w:r>
-      <w:r>
-        <w:t xml:space="preserve"> </w:t>
-      </w:r>
-      <w:r>
-        <w:t xml:space="preserve">엘레나: 우리가 규칙을 천천히 굽히는 회사가 될까 봐요.</w:t>
-      </w:r>
-      <w:r>
-        <w:t xml:space="preserve"> </w:t>
-      </w:r>
-      <w:r>
-        <w:t xml:space="preserve">“</w:t>
-      </w:r>
-      <w:r>
-        <w:t xml:space="preserve">합리적인</w:t>
-      </w:r>
-      <w:r>
-        <w:t xml:space="preserve">”</w:t>
-      </w:r>
-      <w:r>
-        <w:t xml:space="preserve"> </w:t>
-      </w:r>
-      <w:r>
-        <w:t xml:space="preserve">예외 하나씩. 위험해지자고 결정하는 사람은 없어요. 그건 화요일 같은 회의에서 일어나요. 작은 타협 하나하나는 다 그럴듯하게 들리고, 아무도 그 합계를 더해 보지 않죠.</w:t>
-      </w:r>
-    </w:p>
-    <w:p>
-      <w:pPr>
-        <w:numPr>
-          <w:ilvl w:val="0"/>
-          <w:numId w:val="1002"/>
-        </w:numPr>
+    </w:p>
+    <w:p>
+      <w:pPr>
+        <w:pStyle w:val="BodyText"/>
       </w:pPr>
       <w:r>
         <w:t xml:space="preserve">NOAH: I’m scared of that too.</w:t>
       </w:r>
-      <w:r>
-        <w:t xml:space="preserve"> </w:t>
-      </w:r>
-      <w:r>
-        <w:t xml:space="preserve">노아: 나도 그게 무서워요.</w:t>
-      </w:r>
-    </w:p>
-    <w:p>
-      <w:pPr>
-        <w:numPr>
-          <w:ilvl w:val="0"/>
-          <w:numId w:val="1002"/>
-        </w:numPr>
+    </w:p>
+    <w:p>
+      <w:pPr>
+        <w:pStyle w:val="BodyText"/>
       </w:pPr>
       <w:r>
         <w:t xml:space="preserve">MIRIAM: And what else are you scared of, Noah?</w:t>
       </w:r>
-      <w:r>
-        <w:t xml:space="preserve"> </w:t>
-      </w:r>
-      <w:r>
-        <w:t xml:space="preserve">미리엄: 그리고 또 뭐가 무서워요, 노아?</w:t>
-      </w:r>
-    </w:p>
-    <w:p>
-      <w:pPr>
-        <w:numPr>
-          <w:ilvl w:val="0"/>
-          <w:numId w:val="1002"/>
-        </w:numPr>
+    </w:p>
+    <w:p>
+      <w:pPr>
+        <w:pStyle w:val="BodyText"/>
       </w:pPr>
       <w:r>
         <w:t xml:space="preserve">NOAH: That we keep our rules and run out of money. Then nobody keeps any rules, because we’re gone, and the clinics go back to whatever brand is cheapest. Sixty-two people lose their jobs, and patients lose the one company that was actually careful.</w:t>
       </w:r>
-      <w:r>
-        <w:t xml:space="preserve"> </w:t>
-      </w:r>
-      <w:r>
-        <w:t xml:space="preserve">노아: 우리가 규칙을 지키다가 돈이 떨어지는 거요. 그럼 아무도 규칙을 못 지켜요. 우리가 없어지니까요. 병원들은 제일 싼 브랜드로 돌아가겠죠. 62명이 일자리를 잃고, 환자들은 정말로 신중했던 단 하나의 회사를 잃어요.</w:t>
-      </w:r>
-    </w:p>
-    <w:p>
-      <w:pPr>
-        <w:numPr>
-          <w:ilvl w:val="0"/>
-          <w:numId w:val="1002"/>
-        </w:numPr>
+    </w:p>
+    <w:p>
+      <w:pPr>
+        <w:pStyle w:val="BodyText"/>
       </w:pPr>
       <w:r>
         <w:t xml:space="preserve">MIRIAM: So. Elena fears bending. Noah fears breaking. Both fears protect the same thing.</w:t>
       </w:r>
-      <w:r>
-        <w:t xml:space="preserve"> </w:t>
-      </w:r>
-      <w:r>
-        <w:t xml:space="preserve">미리엄: 그러니까. 엘레나는 굽는 걸 두려워하고. 노아는 부러지는 걸 두려워해요. 두 두려움 모두 같은 걸 지키죠.</w:t>
-      </w:r>
-    </w:p>
-    <w:p>
-      <w:pPr>
-        <w:numPr>
-          <w:ilvl w:val="0"/>
-          <w:numId w:val="1002"/>
-        </w:numPr>
+    </w:p>
+    <w:p>
+      <w:pPr>
+        <w:pStyle w:val="BodyText"/>
       </w:pPr>
       <w:r>
         <w:t xml:space="preserve">ELENA: The patients.</w:t>
       </w:r>
-      <w:r>
-        <w:t xml:space="preserve"> </w:t>
-      </w:r>
-      <w:r>
-        <w:t xml:space="preserve">엘레나: 환자들.</w:t>
-      </w:r>
-    </w:p>
-    <w:p>
-      <w:pPr>
-        <w:numPr>
-          <w:ilvl w:val="0"/>
-          <w:numId w:val="1002"/>
-        </w:numPr>
+    </w:p>
+    <w:p>
+      <w:pPr>
+        <w:pStyle w:val="BodyText"/>
       </w:pPr>
       <w:r>
         <w:t xml:space="preserve">NOAH: And the company that protects them.</w:t>
       </w:r>
-      <w:r>
-        <w:t xml:space="preserve"> </w:t>
-      </w:r>
-      <w:r>
-        <w:t xml:space="preserve">노아: 그리고 그들을 지키는 회사.</w:t>
-      </w:r>
-    </w:p>
-    <w:p>
-      <w:pPr>
-        <w:numPr>
-          <w:ilvl w:val="0"/>
-          <w:numId w:val="1002"/>
-        </w:numPr>
+    </w:p>
+    <w:p>
+      <w:pPr>
+        <w:pStyle w:val="BodyText"/>
       </w:pPr>
       <w:r>
         <w:t xml:space="preserve">MIRIAM: You’re not on opposite sides. You’re on the same side. Looking in different directions.</w:t>
       </w:r>
-      <w:r>
-        <w:t xml:space="preserve"> </w:t>
-      </w:r>
-      <w:r>
-        <w:t xml:space="preserve">미리엄: 반대편에 있는 게 아니에요. 같은 편이에요. 다른 방향을 보고 있을 뿐.</w:t>
-      </w:r>
-    </w:p>
-    <w:p>
-      <w:pPr>
-        <w:numPr>
-          <w:ilvl w:val="0"/>
-          <w:numId w:val="1002"/>
-        </w:numPr>
+    </w:p>
+    <w:p>
+      <w:pPr>
+        <w:pStyle w:val="BodyText"/>
       </w:pPr>
       <w:r>
         <w:t xml:space="preserve">ELENA: That’s… a very good sentence.</w:t>
       </w:r>
-      <w:r>
-        <w:t xml:space="preserve"> </w:t>
-      </w:r>
-      <w:r>
-        <w:t xml:space="preserve">엘레나: 그거… 아주 좋은 문장이네요.</w:t>
-      </w:r>
-    </w:p>
-    <w:p>
-      <w:pPr>
-        <w:numPr>
-          <w:ilvl w:val="0"/>
-          <w:numId w:val="1002"/>
-        </w:numPr>
+    </w:p>
+    <w:p>
+      <w:pPr>
+        <w:pStyle w:val="BodyText"/>
       </w:pPr>
       <w:r>
         <w:t xml:space="preserve">MIRIAM: I’ve said it two hundred times. To founders. And married couples.</w:t>
       </w:r>
-      <w:r>
-        <w:t xml:space="preserve"> </w:t>
-      </w:r>
-      <w:r>
-        <w:t xml:space="preserve">미리엄: 이백 번은 말했어요. 창업자들한테. 그리고 부부들한테.</w:t>
-      </w:r>
-    </w:p>
-    <w:p>
-      <w:pPr>
-        <w:numPr>
-          <w:ilvl w:val="0"/>
-          <w:numId w:val="1002"/>
-        </w:numPr>
+    </w:p>
+    <w:p>
+      <w:pPr>
+        <w:pStyle w:val="BodyText"/>
       </w:pPr>
       <w:r>
         <w:t xml:space="preserve">NOAH: What’s the difference?</w:t>
       </w:r>
-      <w:r>
-        <w:t xml:space="preserve"> </w:t>
-      </w:r>
-      <w:r>
-        <w:t xml:space="preserve">노아: 차이가 뭐예요?</w:t>
-      </w:r>
-    </w:p>
-    <w:p>
-      <w:pPr>
-        <w:numPr>
-          <w:ilvl w:val="0"/>
-          <w:numId w:val="1002"/>
-        </w:numPr>
+    </w:p>
+    <w:p>
+      <w:pPr>
+        <w:pStyle w:val="BodyText"/>
       </w:pPr>
       <w:r>
         <w:t xml:space="preserve">MIRIAM: Couples are usually more honest about money.</w:t>
       </w:r>
-      <w:r>
-        <w:t xml:space="preserve"> </w:t>
-      </w:r>
-      <w:r>
-        <w:t xml:space="preserve">미리엄: 부부는 보통 돈에 대해 더 솔직해요.</w:t>
-      </w:r>
-    </w:p>
-    <w:p>
-      <w:pPr>
-        <w:numPr>
-          <w:ilvl w:val="0"/>
-          <w:numId w:val="1002"/>
-        </w:numPr>
+    </w:p>
+    <w:p>
+      <w:pPr>
+        <w:pStyle w:val="BodyText"/>
       </w:pPr>
       <w:r>
         <w:t xml:space="preserve">ELENA: Ha.</w:t>
       </w:r>
-      <w:r>
-        <w:t xml:space="preserve"> </w:t>
-      </w:r>
-      <w:r>
-        <w:t xml:space="preserve">엘레나: 하.</w:t>
-      </w:r>
-    </w:p>
-    <w:p>
-      <w:pPr>
-        <w:numPr>
-          <w:ilvl w:val="0"/>
-          <w:numId w:val="1002"/>
-        </w:numPr>
+    </w:p>
+    <w:p>
+      <w:pPr>
+        <w:pStyle w:val="BodyText"/>
       </w:pPr>
       <w:r>
         <w:t xml:space="preserve">MIRIAM: Now. Let’s fix the structure. Feelings first. Then roles. Bring in the others.</w:t>
-      </w:r>
-      <w:r>
-        <w:t xml:space="preserve"> </w:t>
-      </w:r>
-      <w:r>
-        <w:t xml:space="preserve">미리엄: 자. 구조를 고쳐 보죠. 감정 먼저. 그다음 역할. 다른 사람들을 들어오게 해요.</w:t>
       </w:r>
     </w:p>
     <w:bookmarkEnd w:id="22"/>
@@ -1522,44 +934,23 @@
     </w:p>
     <w:p>
       <w:pPr>
-        <w:numPr>
-          <w:ilvl w:val="0"/>
-          <w:numId w:val="1003"/>
-        </w:numPr>
+        <w:pStyle w:val="FirstParagraph"/>
       </w:pPr>
       <w:r>
         <w:t xml:space="preserve">PRIYA: Is it safe to come in? Is anyone crying?</w:t>
       </w:r>
-      <w:r>
-        <w:t xml:space="preserve"> </w:t>
-      </w:r>
-      <w:r>
-        <w:t xml:space="preserve">프리야: 들어가도 안전해? 누구 울고 있어?</w:t>
-      </w:r>
-    </w:p>
-    <w:p>
-      <w:pPr>
-        <w:numPr>
-          <w:ilvl w:val="0"/>
-          <w:numId w:val="1003"/>
-        </w:numPr>
+    </w:p>
+    <w:p>
+      <w:pPr>
+        <w:pStyle w:val="BodyText"/>
       </w:pPr>
       <w:r>
         <w:t xml:space="preserve">ELENA: A little. It’s fine.</w:t>
       </w:r>
-      <w:r>
-        <w:t xml:space="preserve"> </w:t>
-      </w:r>
-      <w:r>
-        <w:t xml:space="preserve">엘레나: 조금요. 괜찮아요.</w:t>
-      </w:r>
-    </w:p>
-    <w:p>
-      <w:pPr>
-        <w:numPr>
-          <w:ilvl w:val="0"/>
-          <w:numId w:val="1003"/>
-        </w:numPr>
+    </w:p>
+    <w:p>
+      <w:pPr>
+        <w:pStyle w:val="BodyText"/>
       </w:pPr>
       <w:r>
         <w:t xml:space="preserve">MARCUS: Denise sends her love. And says,</w:t>
@@ -1576,11 +967,53 @@
       <w:r>
         <w:t xml:space="preserve">”</w:t>
       </w:r>
-      <w:r>
-        <w:t xml:space="preserve"> </w:t>
-      </w:r>
-      <w:r>
-        <w:t xml:space="preserve">마커스: 데니스가 안부 전하래요. 그리고</w:t>
+    </w:p>
+    <w:p>
+      <w:pPr>
+        <w:pStyle w:val="BodyText"/>
+      </w:pPr>
+      <w:r>
+        <w:t xml:space="preserve">MIRIAM: Tell Denise I’m showing it. Sit. Question for everyone. Who owns safety?</w:t>
+      </w:r>
+    </w:p>
+    <w:p>
+      <w:pPr>
+        <w:pStyle w:val="BodyText"/>
+      </w:pPr>
+      <w:r>
+        <w:t xml:space="preserve">PRIYA: Elena.</w:t>
+      </w:r>
+    </w:p>
+    <w:p>
+      <w:pPr>
+        <w:pStyle w:val="BodyText"/>
+      </w:pPr>
+      <w:r>
+        <w:t xml:space="preserve">MARCUS: Elena.</w:t>
+      </w:r>
+    </w:p>
+    <w:p>
+      <w:pPr>
+        <w:pStyle w:val="BodyText"/>
+      </w:pPr>
+      <w:r>
+        <w:t xml:space="preserve">NOAH: Elena.</w:t>
+      </w:r>
+    </w:p>
+    <w:p>
+      <w:pPr>
+        <w:pStyle w:val="BodyText"/>
+      </w:pPr>
+      <w:r>
+        <w:t xml:space="preserve">MIRIAM: And that’s the problem. Elena owns it alone, so everyone else stops thinking about it. When one person carries the whole responsibility, the others start treating her as a gate to get through instead of a partner to plan with.</w:t>
+      </w:r>
+    </w:p>
+    <w:p>
+      <w:pPr>
+        <w:pStyle w:val="BodyText"/>
+      </w:pPr>
+      <w:r>
+        <w:t xml:space="preserve">ELENA: …That’s true. Sofia’s proposal felt like</w:t>
       </w:r>
       <w:r>
         <w:t xml:space="preserve"> </w:t>
@@ -1589,109 +1022,90 @@
         <w:t xml:space="preserve">“</w:t>
       </w:r>
       <w:r>
-        <w:t xml:space="preserve">풀이 과정을 보여 줘, 미리엄</w:t>
+        <w:t xml:space="preserve">Elena will say no, so let’s ask Elena last.</w:t>
       </w:r>
       <w:r>
         <w:t xml:space="preserve">”</w:t>
       </w:r>
-      <w:r>
-        <w:t xml:space="preserve">이래요.</w:t>
-      </w:r>
-    </w:p>
-    <w:p>
-      <w:pPr>
-        <w:numPr>
-          <w:ilvl w:val="0"/>
-          <w:numId w:val="1003"/>
-        </w:numPr>
-      </w:pPr>
-      <w:r>
-        <w:t xml:space="preserve">MIRIAM: Tell Denise I’m showing it. Sit. Question for everyone. Who owns safety?</w:t>
-      </w:r>
-      <w:r>
-        <w:t xml:space="preserve"> </w:t>
-      </w:r>
-      <w:r>
-        <w:t xml:space="preserve">미리엄: 데니스한테 보여 주고 있다고 전해요. 앉아요. 모두에게 질문. 안전은 누구 거예요?</w:t>
-      </w:r>
-    </w:p>
-    <w:p>
-      <w:pPr>
-        <w:numPr>
-          <w:ilvl w:val="0"/>
-          <w:numId w:val="1003"/>
-        </w:numPr>
-      </w:pPr>
-      <w:r>
-        <w:t xml:space="preserve">PRIYA: Elena.</w:t>
-      </w:r>
-      <w:r>
-        <w:t xml:space="preserve"> </w:t>
-      </w:r>
-      <w:r>
-        <w:t xml:space="preserve">프리야: 엘레나.</w:t>
-      </w:r>
-    </w:p>
-    <w:p>
-      <w:pPr>
-        <w:numPr>
-          <w:ilvl w:val="0"/>
-          <w:numId w:val="1003"/>
-        </w:numPr>
-      </w:pPr>
-      <w:r>
-        <w:t xml:space="preserve">MARCUS: Elena.</w:t>
-      </w:r>
-      <w:r>
-        <w:t xml:space="preserve"> </w:t>
-      </w:r>
-      <w:r>
-        <w:t xml:space="preserve">마커스: 엘레나.</w:t>
-      </w:r>
-    </w:p>
-    <w:p>
-      <w:pPr>
-        <w:numPr>
-          <w:ilvl w:val="0"/>
-          <w:numId w:val="1003"/>
-        </w:numPr>
-      </w:pPr>
-      <w:r>
-        <w:t xml:space="preserve">NOAH: Elena.</w:t>
-      </w:r>
-      <w:r>
-        <w:t xml:space="preserve"> </w:t>
-      </w:r>
-      <w:r>
-        <w:t xml:space="preserve">노아: 엘레나.</w:t>
-      </w:r>
-    </w:p>
-    <w:p>
-      <w:pPr>
-        <w:numPr>
-          <w:ilvl w:val="0"/>
-          <w:numId w:val="1003"/>
-        </w:numPr>
-      </w:pPr>
-      <w:r>
-        <w:t xml:space="preserve">MIRIAM: And that’s the problem. Elena owns it alone, so everyone else stops thinking about it. When one person carries the whole responsibility, the others start treating her as a gate to get through instead of a partner to plan with.</w:t>
-      </w:r>
-      <w:r>
-        <w:t xml:space="preserve"> </w:t>
-      </w:r>
-      <w:r>
-        <w:t xml:space="preserve">미리엄: 그리고 그게 문제예요. 엘레나 혼자 소유하니까, 다른 모두가 그걸 생각하길 멈춰요. 한 사람이 책임 전체를 짊어지면, 나머지는 그 사람을 함께 계획하는 파트너가 아니라 통과해야 할 관문처럼 대하기 시작하죠.</w:t>
-      </w:r>
-    </w:p>
-    <w:p>
-      <w:pPr>
-        <w:numPr>
-          <w:ilvl w:val="0"/>
-          <w:numId w:val="1003"/>
-        </w:numPr>
-      </w:pPr>
-      <w:r>
-        <w:t xml:space="preserve">ELENA: …That’s true. Sofia’s proposal felt like</w:t>
+    </w:p>
+    <w:p>
+      <w:pPr>
+        <w:pStyle w:val="BodyText"/>
+      </w:pPr>
+      <w:r>
+        <w:t xml:space="preserve">MIRIAM: And who owns the company?</w:t>
+      </w:r>
+    </w:p>
+    <w:p>
+      <w:pPr>
+        <w:pStyle w:val="BodyText"/>
+      </w:pPr>
+      <w:r>
+        <w:t xml:space="preserve">PRIYA: Noah. In practice.</w:t>
+      </w:r>
+    </w:p>
+    <w:p>
+      <w:pPr>
+        <w:pStyle w:val="BodyText"/>
+      </w:pPr>
+      <w:r>
+        <w:t xml:space="preserve">MIRIAM: Same problem. Noah owns it alone. So he carries every investor call alone. And answers them alone.</w:t>
+      </w:r>
+    </w:p>
+    <w:p>
+      <w:pPr>
+        <w:pStyle w:val="BodyText"/>
+      </w:pPr>
+      <w:r>
+        <w:t xml:space="preserve">MARCUS: So what’s the fix?</w:t>
+      </w:r>
+    </w:p>
+    <w:p>
+      <w:pPr>
+        <w:pStyle w:val="BodyText"/>
+      </w:pPr>
+      <w:r>
+        <w:t xml:space="preserve">MIRIAM: Shared ownership. With clear lines. Let’s write two agreements. Elena first.</w:t>
+      </w:r>
+    </w:p>
+    <w:p>
+      <w:pPr>
+        <w:pStyle w:val="BodyText"/>
+      </w:pPr>
+      <w:r>
+        <w:t xml:space="preserve">ELENA: One. Noah brings any safety issue to me before investors. Even if it’s urgent.</w:t>
+      </w:r>
+    </w:p>
+    <w:p>
+      <w:pPr>
+        <w:pStyle w:val="BodyText"/>
+      </w:pPr>
+      <w:r>
+        <w:t xml:space="preserve">MARCUS: Even if Richard calls at midnight?</w:t>
+      </w:r>
+    </w:p>
+    <w:p>
+      <w:pPr>
+        <w:pStyle w:val="BodyText"/>
+      </w:pPr>
+      <w:r>
+        <w:t xml:space="preserve">NOAH: Even at midnight. Agreed. Two. Elena co-owns the sales standards. From the start.</w:t>
+      </w:r>
+    </w:p>
+    <w:p>
+      <w:pPr>
+        <w:pStyle w:val="BodyText"/>
+      </w:pPr>
+      <w:r>
+        <w:t xml:space="preserve">ELENA: From the start? Not at the end, to say no?</w:t>
+      </w:r>
+    </w:p>
+    <w:p>
+      <w:pPr>
+        <w:pStyle w:val="BodyText"/>
+      </w:pPr>
+      <w:r>
+        <w:t xml:space="preserve">NOAH: From the start. To say</w:t>
       </w:r>
       <w:r>
         <w:t xml:space="preserve"> </w:t>
@@ -1700,7 +1114,7 @@
         <w:t xml:space="preserve">“</w:t>
       </w:r>
       <w:r>
-        <w:t xml:space="preserve">Elena will say no, so let’s ask Elena last.</w:t>
+        <w:t xml:space="preserve">how.</w:t>
       </w:r>
       <w:r>
         <w:t xml:space="preserve">”</w:t>
@@ -1709,7 +1123,7 @@
         <w:t xml:space="preserve"> </w:t>
       </w:r>
       <w:r>
-        <w:t xml:space="preserve">엘레나: …사실이에요. 소피아 제안은</w:t>
+        <w:t xml:space="preserve">Not just</w:t>
       </w:r>
       <w:r>
         <w:t xml:space="preserve"> </w:t>
@@ -1718,177 +1132,82 @@
         <w:t xml:space="preserve">“</w:t>
       </w:r>
       <w:r>
-        <w:t xml:space="preserve">엘레나가 안 된다고 할 테니 엘레나한테 마지막에 묻자</w:t>
+        <w:t xml:space="preserve">no.</w:t>
       </w:r>
       <w:r>
         <w:t xml:space="preserve">”</w:t>
       </w:r>
-      <w:r>
-        <w:t xml:space="preserve">처럼 느껴졌어요.</w:t>
-      </w:r>
-    </w:p>
-    <w:p>
-      <w:pPr>
-        <w:numPr>
-          <w:ilvl w:val="0"/>
-          <w:numId w:val="1003"/>
-        </w:numPr>
-      </w:pPr>
-      <w:r>
-        <w:t xml:space="preserve">MIRIAM: And who owns the company?</w:t>
-      </w:r>
-      <w:r>
-        <w:t xml:space="preserve"> </w:t>
-      </w:r>
-      <w:r>
-        <w:t xml:space="preserve">미리엄: 그럼 회사는 누구 거예요?</w:t>
-      </w:r>
-    </w:p>
-    <w:p>
-      <w:pPr>
-        <w:numPr>
-          <w:ilvl w:val="0"/>
-          <w:numId w:val="1003"/>
-        </w:numPr>
-      </w:pPr>
-      <w:r>
-        <w:t xml:space="preserve">PRIYA: Noah. In practice.</w:t>
-      </w:r>
-      <w:r>
-        <w:t xml:space="preserve"> </w:t>
-      </w:r>
-      <w:r>
-        <w:t xml:space="preserve">프리야: 노아. 실제로는.</w:t>
-      </w:r>
-    </w:p>
-    <w:p>
-      <w:pPr>
-        <w:numPr>
-          <w:ilvl w:val="0"/>
-          <w:numId w:val="1003"/>
-        </w:numPr>
-      </w:pPr>
-      <w:r>
-        <w:t xml:space="preserve">MIRIAM: Same problem. Noah owns it alone. So he carries every investor call alone. And answers them alone.</w:t>
-      </w:r>
-      <w:r>
-        <w:t xml:space="preserve"> </w:t>
-      </w:r>
-      <w:r>
-        <w:t xml:space="preserve">미리엄: 같은 문제예요. 노아 혼자 소유해요. 그래서 모든 투자자 전화를 혼자 짊어지고. 혼자 받아요.</w:t>
-      </w:r>
-    </w:p>
-    <w:p>
-      <w:pPr>
-        <w:numPr>
-          <w:ilvl w:val="0"/>
-          <w:numId w:val="1003"/>
-        </w:numPr>
-      </w:pPr>
-      <w:r>
-        <w:t xml:space="preserve">MARCUS: So what’s the fix?</w:t>
-      </w:r>
-      <w:r>
-        <w:t xml:space="preserve"> </w:t>
-      </w:r>
-      <w:r>
-        <w:t xml:space="preserve">마커스: 그럼 해결책은?</w:t>
-      </w:r>
-    </w:p>
-    <w:p>
-      <w:pPr>
-        <w:numPr>
-          <w:ilvl w:val="0"/>
-          <w:numId w:val="1003"/>
-        </w:numPr>
-      </w:pPr>
-      <w:r>
-        <w:t xml:space="preserve">MIRIAM: Shared ownership. With clear lines. Let’s write two agreements. Elena first.</w:t>
-      </w:r>
-      <w:r>
-        <w:t xml:space="preserve"> </w:t>
-      </w:r>
-      <w:r>
-        <w:t xml:space="preserve">미리엄: 공동 소유. 명확한 선과 함께. 합의 두 개를 써 봐요. 엘레나 먼저.</w:t>
-      </w:r>
-    </w:p>
-    <w:p>
-      <w:pPr>
-        <w:numPr>
-          <w:ilvl w:val="0"/>
-          <w:numId w:val="1003"/>
-        </w:numPr>
-      </w:pPr>
-      <w:r>
-        <w:t xml:space="preserve">ELENA: One. Noah brings any safety issue to me before investors. Even if it’s urgent.</w:t>
-      </w:r>
-      <w:r>
-        <w:t xml:space="preserve"> </w:t>
-      </w:r>
-      <w:r>
-        <w:t xml:space="preserve">엘레나: 하나. 노아는 어떤 안전 사안이든 투자자보다 나한테 먼저 가져온다. 급해도.</w:t>
-      </w:r>
-    </w:p>
-    <w:p>
-      <w:pPr>
-        <w:numPr>
-          <w:ilvl w:val="0"/>
-          <w:numId w:val="1003"/>
-        </w:numPr>
-      </w:pPr>
-      <w:r>
-        <w:t xml:space="preserve">MARCUS: Even if Richard calls at midnight?</w:t>
-      </w:r>
-      <w:r>
-        <w:t xml:space="preserve"> </w:t>
-      </w:r>
-      <w:r>
-        <w:t xml:space="preserve">마커스: 리처드가 자정에 전화해도?</w:t>
-      </w:r>
-    </w:p>
-    <w:p>
-      <w:pPr>
-        <w:numPr>
-          <w:ilvl w:val="0"/>
-          <w:numId w:val="1003"/>
-        </w:numPr>
-      </w:pPr>
-      <w:r>
-        <w:t xml:space="preserve">NOAH: Even at midnight. Agreed. Two. Elena co-owns the sales standards. From the start.</w:t>
-      </w:r>
-      <w:r>
-        <w:t xml:space="preserve"> </w:t>
-      </w:r>
-      <w:r>
-        <w:t xml:space="preserve">노아: 자정에도. 동의해. 둘. 엘레나는 영업 기준을 공동 소유한다. 처음부터.</w:t>
-      </w:r>
-    </w:p>
-    <w:p>
-      <w:pPr>
-        <w:numPr>
-          <w:ilvl w:val="0"/>
-          <w:numId w:val="1003"/>
-        </w:numPr>
-      </w:pPr>
-      <w:r>
-        <w:t xml:space="preserve">ELENA: From the start? Not at the end, to say no?</w:t>
-      </w:r>
-      <w:r>
-        <w:t xml:space="preserve"> </w:t>
-      </w:r>
-      <w:r>
-        <w:t xml:space="preserve">엘레나: 처음부터요? 마지막에 안 된다고 말하러가 아니라?</w:t>
-      </w:r>
-    </w:p>
-    <w:p>
-      <w:pPr>
-        <w:numPr>
-          <w:ilvl w:val="0"/>
-          <w:numId w:val="1003"/>
-        </w:numPr>
-      </w:pPr>
-      <w:r>
-        <w:t xml:space="preserve">NOAH: From the start. To say</w:t>
+    </w:p>
+    <w:p>
+      <w:pPr>
+        <w:pStyle w:val="BodyText"/>
+      </w:pPr>
+      <w:r>
+        <w:t xml:space="preserve">MIRIAM: Excellent. And a title that says it?</w:t>
+      </w:r>
+    </w:p>
+    <w:p>
+      <w:pPr>
+        <w:pStyle w:val="BodyText"/>
+      </w:pPr>
+      <w:r>
+        <w:t xml:space="preserve">PRIYA: Chief Medical Officer. With commercial compliance in her role.</w:t>
+      </w:r>
+    </w:p>
+    <w:p>
+      <w:pPr>
+        <w:pStyle w:val="BodyText"/>
+      </w:pPr>
+      <w:r>
+        <w:t xml:space="preserve">ELENA: I’d like that. I think.</w:t>
+      </w:r>
+    </w:p>
+    <w:p>
+      <w:pPr>
+        <w:pStyle w:val="BodyText"/>
+      </w:pPr>
+      <w:r>
+        <w:t xml:space="preserve">MIRIAM: And the veto letter? The one that’s written but not sent?</w:t>
+      </w:r>
+    </w:p>
+    <w:p>
+      <w:pPr>
+        <w:pStyle w:val="BodyText"/>
+      </w:pPr>
+      <w:r>
+        <w:t xml:space="preserve">ELENA: It stays in my drawer. Unsent. If I ever need it, it’s there.</w:t>
+      </w:r>
+    </w:p>
+    <w:p>
+      <w:pPr>
+        <w:pStyle w:val="BodyText"/>
+      </w:pPr>
+      <w:r>
+        <w:t xml:space="preserve">NOAH: That’s fine with me. I’d rather know it exists.</w:t>
+      </w:r>
+    </w:p>
+    <w:p>
+      <w:pPr>
+        <w:pStyle w:val="BodyText"/>
+      </w:pPr>
+      <w:r>
+        <w:t xml:space="preserve">MIRIAM: Good. Now, Sofia. She’s waiting outside. She’s nervous.</w:t>
+      </w:r>
+    </w:p>
+    <w:p>
+      <w:pPr>
+        <w:pStyle w:val="BodyText"/>
+      </w:pPr>
+      <w:r>
+        <w:t xml:space="preserve">SOFIA: Hi. Can I come in? I brought donuts. I’m told that’s a bad sign.</w:t>
+      </w:r>
+    </w:p>
+    <w:p>
+      <w:pPr>
+        <w:pStyle w:val="BodyText"/>
+      </w:pPr>
+      <w:r>
+        <w:t xml:space="preserve">ELENA: Only for agencies. Sit. Sofia, I owe you an apology.</w:t>
       </w:r>
       <w:r>
         <w:t xml:space="preserve"> </w:t>
@@ -1897,7 +1216,7 @@
         <w:t xml:space="preserve">“</w:t>
       </w:r>
       <w:r>
-        <w:t xml:space="preserve">how.</w:t>
+        <w:t xml:space="preserve">Tell that to the next Destiny</w:t>
       </w:r>
       <w:r>
         <w:t xml:space="preserve">”</w:t>
@@ -1906,275 +1225,23 @@
         <w:t xml:space="preserve"> </w:t>
       </w:r>
       <w:r>
-        <w:t xml:space="preserve">Not just</w:t>
-      </w:r>
-      <w:r>
-        <w:t xml:space="preserve"> </w:t>
-      </w:r>
-      <w:r>
-        <w:t xml:space="preserve">“</w:t>
-      </w:r>
-      <w:r>
-        <w:t xml:space="preserve">no.</w:t>
-      </w:r>
-      <w:r>
-        <w:t xml:space="preserve">”</w:t>
-      </w:r>
-      <w:r>
-        <w:t xml:space="preserve"> </w:t>
-      </w:r>
-      <w:r>
-        <w:t xml:space="preserve">노아: 처음부터요.</w:t>
-      </w:r>
-      <w:r>
-        <w:t xml:space="preserve"> </w:t>
-      </w:r>
-      <w:r>
-        <w:t xml:space="preserve">“</w:t>
-      </w:r>
-      <w:r>
-        <w:t xml:space="preserve">어떻게</w:t>
-      </w:r>
-      <w:r>
-        <w:t xml:space="preserve">”</w:t>
-      </w:r>
-      <w:r>
-        <w:t xml:space="preserve">를 말하러.</w:t>
-      </w:r>
-      <w:r>
-        <w:t xml:space="preserve"> </w:t>
-      </w:r>
-      <w:r>
-        <w:t xml:space="preserve">“</w:t>
-      </w:r>
-      <w:r>
-        <w:t xml:space="preserve">안 된다</w:t>
-      </w:r>
-      <w:r>
-        <w:t xml:space="preserve">”</w:t>
-      </w:r>
-      <w:r>
-        <w:t xml:space="preserve">만이 아니라.</w:t>
-      </w:r>
-    </w:p>
-    <w:p>
-      <w:pPr>
-        <w:numPr>
-          <w:ilvl w:val="0"/>
-          <w:numId w:val="1003"/>
-        </w:numPr>
-      </w:pPr>
-      <w:r>
-        <w:t xml:space="preserve">MIRIAM: Excellent. And a title that says it?</w:t>
-      </w:r>
-      <w:r>
-        <w:t xml:space="preserve"> </w:t>
-      </w:r>
-      <w:r>
-        <w:t xml:space="preserve">미리엄: 훌륭해요. 그걸 말해 주는 직함은요?</w:t>
-      </w:r>
-    </w:p>
-    <w:p>
-      <w:pPr>
-        <w:numPr>
-          <w:ilvl w:val="0"/>
-          <w:numId w:val="1003"/>
-        </w:numPr>
-      </w:pPr>
-      <w:r>
-        <w:t xml:space="preserve">PRIYA: Chief Medical Officer. With commercial compliance in her role.</w:t>
-      </w:r>
-      <w:r>
-        <w:t xml:space="preserve"> </w:t>
-      </w:r>
-      <w:r>
-        <w:t xml:space="preserve">프리야: 최고 의학 책임자. 역할에 영업 컴플라이언스 포함.</w:t>
-      </w:r>
-    </w:p>
-    <w:p>
-      <w:pPr>
-        <w:numPr>
-          <w:ilvl w:val="0"/>
-          <w:numId w:val="1003"/>
-        </w:numPr>
-      </w:pPr>
-      <w:r>
-        <w:t xml:space="preserve">ELENA: I’d like that. I think.</w:t>
-      </w:r>
-      <w:r>
-        <w:t xml:space="preserve"> </w:t>
-      </w:r>
-      <w:r>
-        <w:t xml:space="preserve">엘레나: 좋을 것 같아요. 아마도.</w:t>
-      </w:r>
-    </w:p>
-    <w:p>
-      <w:pPr>
-        <w:numPr>
-          <w:ilvl w:val="0"/>
-          <w:numId w:val="1003"/>
-        </w:numPr>
-      </w:pPr>
-      <w:r>
-        <w:t xml:space="preserve">MIRIAM: And the veto letter? The one that’s written but not sent?</w:t>
-      </w:r>
-      <w:r>
-        <w:t xml:space="preserve"> </w:t>
-      </w:r>
-      <w:r>
-        <w:t xml:space="preserve">미리엄: 그리고 거부권 편지는요? 썼지만 보내지 않은 그거?</w:t>
-      </w:r>
-    </w:p>
-    <w:p>
-      <w:pPr>
-        <w:numPr>
-          <w:ilvl w:val="0"/>
-          <w:numId w:val="1003"/>
-        </w:numPr>
-      </w:pPr>
-      <w:r>
-        <w:t xml:space="preserve">ELENA: It stays in my drawer. Unsent. If I ever need it, it’s there.</w:t>
-      </w:r>
-      <w:r>
-        <w:t xml:space="preserve"> </w:t>
-      </w:r>
-      <w:r>
-        <w:t xml:space="preserve">엘레나: 내 서랍에 둘게요. 보내지 않은 채로. 필요하면 거기 있어요.</w:t>
-      </w:r>
-    </w:p>
-    <w:p>
-      <w:pPr>
-        <w:numPr>
-          <w:ilvl w:val="0"/>
-          <w:numId w:val="1003"/>
-        </w:numPr>
-      </w:pPr>
-      <w:r>
-        <w:t xml:space="preserve">NOAH: That’s fine with me. I’d rather know it exists.</w:t>
-      </w:r>
-      <w:r>
-        <w:t xml:space="preserve"> </w:t>
-      </w:r>
-      <w:r>
-        <w:t xml:space="preserve">노아: 난 괜찮아요. 그게 있다는 걸 아는 게 나아요.</w:t>
-      </w:r>
-    </w:p>
-    <w:p>
-      <w:pPr>
-        <w:numPr>
-          <w:ilvl w:val="0"/>
-          <w:numId w:val="1003"/>
-        </w:numPr>
-      </w:pPr>
-      <w:r>
-        <w:t xml:space="preserve">MIRIAM: Good. Now, Sofia. She’s waiting outside. She’s nervous.</w:t>
-      </w:r>
-      <w:r>
-        <w:t xml:space="preserve"> </w:t>
-      </w:r>
-      <w:r>
-        <w:t xml:space="preserve">미리엄: 좋아요. 자, 소피아. 밖에서 기다리고 있어요. 긴장했어요.</w:t>
-      </w:r>
-    </w:p>
-    <w:p>
-      <w:pPr>
-        <w:numPr>
-          <w:ilvl w:val="0"/>
-          <w:numId w:val="1003"/>
-        </w:numPr>
-      </w:pPr>
-      <w:r>
-        <w:t xml:space="preserve">SOFIA: Hi. Can I come in? I brought donuts. I’m told that’s a bad sign.</w:t>
-      </w:r>
-      <w:r>
-        <w:t xml:space="preserve"> </w:t>
-      </w:r>
-      <w:r>
-        <w:t xml:space="preserve">소피아: 안녕하세요. 들어가도 돼요? 도넛 가져왔어요. 그게 나쁜 신호라고 들었는데.</w:t>
-      </w:r>
-    </w:p>
-    <w:p>
-      <w:pPr>
-        <w:numPr>
-          <w:ilvl w:val="0"/>
-          <w:numId w:val="1003"/>
-        </w:numPr>
-      </w:pPr>
-      <w:r>
-        <w:t xml:space="preserve">ELENA: Only for agencies. Sit. Sofia, I owe you an apology.</w:t>
-      </w:r>
-      <w:r>
-        <w:t xml:space="preserve"> </w:t>
-      </w:r>
-      <w:r>
-        <w:t xml:space="preserve">“</w:t>
-      </w:r>
-      <w:r>
-        <w:t xml:space="preserve">Tell that to the next Destiny</w:t>
-      </w:r>
-      <w:r>
-        <w:t xml:space="preserve">”</w:t>
-      </w:r>
-      <w:r>
-        <w:t xml:space="preserve"> </w:t>
-      </w:r>
-      <w:r>
         <w:t xml:space="preserve">was cruel.</w:t>
       </w:r>
-      <w:r>
-        <w:t xml:space="preserve"> </w:t>
-      </w:r>
-      <w:r>
-        <w:t xml:space="preserve">엘레나: 에이전시한테만요. 앉아요. 소피아, 사과할게요.</w:t>
-      </w:r>
-      <w:r>
-        <w:t xml:space="preserve"> </w:t>
-      </w:r>
-      <w:r>
-        <w:t xml:space="preserve">“</w:t>
-      </w:r>
-      <w:r>
-        <w:t xml:space="preserve">다음 데스티니한테 말해 봐요</w:t>
-      </w:r>
-      <w:r>
-        <w:t xml:space="preserve">”</w:t>
-      </w:r>
-      <w:r>
-        <w:t xml:space="preserve">는 잔인했어요.</w:t>
-      </w:r>
-    </w:p>
-    <w:p>
-      <w:pPr>
-        <w:numPr>
-          <w:ilvl w:val="0"/>
-          <w:numId w:val="1003"/>
-        </w:numPr>
+    </w:p>
+    <w:p>
+      <w:pPr>
+        <w:pStyle w:val="BodyText"/>
       </w:pPr>
       <w:r>
         <w:t xml:space="preserve">SOFIA: Thank you. And I’m sorry I called your standard an ultimatum. It was a principle, and I knew that even while I was saying it. I was frustrated, and I think I wanted to win the argument more than I wanted to solve the problem.</w:t>
       </w:r>
-      <w:r>
-        <w:t xml:space="preserve"> </w:t>
-      </w:r>
-      <w:r>
-        <w:t xml:space="preserve">소피아: 고마워요. 그리고 당신 기준을 최후통첩이라고 해서 미안해요. 그건 원칙이었고, 말하면서도 알고 있었어요. 답답했고, 아마 문제를 해결하는 것보다 말싸움에서 이기고 싶었던 것 같아요.</w:t>
-      </w:r>
-    </w:p>
-    <w:p>
-      <w:pPr>
-        <w:numPr>
-          <w:ilvl w:val="0"/>
-          <w:numId w:val="1003"/>
-        </w:numPr>
+    </w:p>
+    <w:p>
+      <w:pPr>
+        <w:pStyle w:val="BodyText"/>
       </w:pPr>
       <w:r>
         <w:t xml:space="preserve">MIRIAM: Now you have a team. Go solve Glow. Together. And invite me to the launch party.</w:t>
-      </w:r>
-      <w:r>
-        <w:t xml:space="preserve"> </w:t>
-      </w:r>
-      <w:r>
-        <w:t xml:space="preserve">미리엄: 이제 팀이 생겼네요. 가서 글로우를 해결해요. 함께. 그리고 출시 파티에 날 초대해요.</w:t>
       </w:r>
     </w:p>
     <w:bookmarkEnd w:id="23"/>
@@ -2189,350 +1256,167 @@
     </w:p>
     <w:p>
       <w:pPr>
-        <w:numPr>
-          <w:ilvl w:val="0"/>
-          <w:numId w:val="1004"/>
-        </w:numPr>
+        <w:pStyle w:val="FirstParagraph"/>
       </w:pPr>
       <w:r>
         <w:t xml:space="preserve">ELENA: Monthly counts. That’s my need. Not my position. Can we meet it differently?</w:t>
       </w:r>
-      <w:r>
-        <w:t xml:space="preserve"> </w:t>
-      </w:r>
-      <w:r>
-        <w:t xml:space="preserve">엘레나: 월간 조사. 그게 내 필요예요. 입장이 아니라. 다른 방식으로 충족할 수 있을까요?</w:t>
-      </w:r>
-    </w:p>
-    <w:p>
-      <w:pPr>
-        <w:numPr>
-          <w:ilvl w:val="0"/>
-          <w:numId w:val="1004"/>
-        </w:numPr>
+    </w:p>
+    <w:p>
+      <w:pPr>
+        <w:pStyle w:val="BodyText"/>
       </w:pPr>
       <w:r>
         <w:t xml:space="preserve">SOFIA: Greg’s problem is labor, not principle. Three hundred locations counting by hand means a person at each one, every month, doing work that doesn’t bring in a single patient. If we can remove that cost, I honestly think he’ll say yes.</w:t>
       </w:r>
-      <w:r>
-        <w:t xml:space="preserve"> </w:t>
-      </w:r>
-      <w:r>
-        <w:t xml:space="preserve">소피아: 그레그의 문제는 원칙이 아니라 인력이에요. 300곳이 손으로 세려면 지점마다 매달 사람이 한 명씩 필요하고, 그 일은 환자를 한 명도 데려오지 않아요. 그 비용을 없앨 수 있다면, 솔직히 그레그는 좋다고 할 거예요.</w:t>
-      </w:r>
-    </w:p>
-    <w:p>
-      <w:pPr>
-        <w:numPr>
-          <w:ilvl w:val="0"/>
-          <w:numId w:val="1004"/>
-        </w:numPr>
+    </w:p>
+    <w:p>
+      <w:pPr>
+        <w:pStyle w:val="BodyText"/>
       </w:pPr>
       <w:r>
         <w:t xml:space="preserve">NINA: What if nobody counts by hand?</w:t>
       </w:r>
-      <w:r>
-        <w:t xml:space="preserve"> </w:t>
-      </w:r>
-      <w:r>
-        <w:t xml:space="preserve">니나: 아무도 손으로 세지 않으면요?</w:t>
-      </w:r>
-    </w:p>
-    <w:p>
-      <w:pPr>
-        <w:numPr>
-          <w:ilvl w:val="0"/>
-          <w:numId w:val="1004"/>
-        </w:numPr>
+    </w:p>
+    <w:p>
+      <w:pPr>
+        <w:pStyle w:val="BodyText"/>
       </w:pPr>
       <w:r>
         <w:t xml:space="preserve">MARCUS: Explain.</w:t>
       </w:r>
-      <w:r>
-        <w:t xml:space="preserve"> </w:t>
-      </w:r>
-      <w:r>
-        <w:t xml:space="preserve">마커스: 설명해 봐.</w:t>
-      </w:r>
-    </w:p>
-    <w:p>
-      <w:pPr>
-        <w:numPr>
-          <w:ilvl w:val="0"/>
-          <w:numId w:val="1004"/>
-        </w:numPr>
+    </w:p>
+    <w:p>
+      <w:pPr>
+        <w:pStyle w:val="BodyText"/>
       </w:pPr>
       <w:r>
         <w:t xml:space="preserve">NINA: Every syringe now has a serial number. Leo’s labels. What if the clinic scans it? With a phone.</w:t>
       </w:r>
-      <w:r>
-        <w:t xml:space="preserve"> </w:t>
-      </w:r>
-      <w:r>
-        <w:t xml:space="preserve">니나: 이제 모든 주사기에 일련번호가 있잖아요. 레오의 라벨. 병원이 그걸 스캔하면요? 휴대폰으로.</w:t>
-      </w:r>
-    </w:p>
-    <w:p>
-      <w:pPr>
-        <w:numPr>
-          <w:ilvl w:val="0"/>
-          <w:numId w:val="1004"/>
-        </w:numPr>
+    </w:p>
+    <w:p>
+      <w:pPr>
+        <w:pStyle w:val="BodyText"/>
       </w:pPr>
       <w:r>
         <w:t xml:space="preserve">LEO: Scan when a box arrives, and scan when a syringe is used. That’s it. The app always knows what’s on the shelf, so the staff never have to stop and count anything. They just point the phone, like scanning a boarding pass.</w:t>
       </w:r>
-      <w:r>
-        <w:t xml:space="preserve"> </w:t>
-      </w:r>
-      <w:r>
-        <w:t xml:space="preserve">레오: 상자가 도착하면 스캔, 주사기를 쓰면 스캔. 그게 다예요. 앱이 선반에 뭐가 있는지 항상 알고 있으니까, 직원들은 멈춰서 뭘 셀 필요가 전혀 없어요. 탑승권 스캔하듯 휴대폰만 갖다 대면 돼요.</w:t>
-      </w:r>
-    </w:p>
-    <w:p>
-      <w:pPr>
-        <w:numPr>
-          <w:ilvl w:val="0"/>
-          <w:numId w:val="1004"/>
-        </w:numPr>
+    </w:p>
+    <w:p>
+      <w:pPr>
+        <w:pStyle w:val="BodyText"/>
       </w:pPr>
       <w:r>
         <w:t xml:space="preserve">NINA: Then the monthly count is automatic. The app compares. Received, used, remaining.</w:t>
       </w:r>
-      <w:r>
-        <w:t xml:space="preserve"> </w:t>
-      </w:r>
-      <w:r>
-        <w:t xml:space="preserve">니나: 그럼 월간 조사가 자동이에요. 앱이 비교해요. 받은 것, 쓴 것, 남은 것.</w:t>
-      </w:r>
-    </w:p>
-    <w:p>
-      <w:pPr>
-        <w:numPr>
-          <w:ilvl w:val="0"/>
-          <w:numId w:val="1004"/>
-        </w:numPr>
+    </w:p>
+    <w:p>
+      <w:pPr>
+        <w:pStyle w:val="BodyText"/>
       </w:pPr>
       <w:r>
         <w:t xml:space="preserve">PRIYA: And if numbers don’t match?</w:t>
       </w:r>
-      <w:r>
-        <w:t xml:space="preserve"> </w:t>
-      </w:r>
-      <w:r>
-        <w:t xml:space="preserve">프리야: 숫자가 안 맞으면?</w:t>
-      </w:r>
-    </w:p>
-    <w:p>
-      <w:pPr>
-        <w:numPr>
-          <w:ilvl w:val="0"/>
-          <w:numId w:val="1004"/>
-        </w:numPr>
+    </w:p>
+    <w:p>
+      <w:pPr>
+        <w:pStyle w:val="BodyText"/>
       </w:pPr>
       <w:r>
         <w:t xml:space="preserve">LEO: An alert. To the clinic manager. And to us. Within a day. Not eight weeks.</w:t>
       </w:r>
-      <w:r>
-        <w:t xml:space="preserve"> </w:t>
-      </w:r>
-      <w:r>
-        <w:t xml:space="preserve">레오: 알림. 병원 매니저한테. 그리고 우리한테. 하루 안에. 8주가 아니라.</w:t>
-      </w:r>
-    </w:p>
-    <w:p>
-      <w:pPr>
-        <w:numPr>
-          <w:ilvl w:val="0"/>
-          <w:numId w:val="1004"/>
-        </w:numPr>
+    </w:p>
+    <w:p>
+      <w:pPr>
+        <w:pStyle w:val="BodyText"/>
       </w:pPr>
       <w:r>
         <w:t xml:space="preserve">ELENA: How long does it take a clinic? Per month?</w:t>
       </w:r>
-      <w:r>
-        <w:t xml:space="preserve"> </w:t>
-      </w:r>
-      <w:r>
-        <w:t xml:space="preserve">엘레나: 병원은 한 달에 얼마나 걸려요?</w:t>
-      </w:r>
-    </w:p>
-    <w:p>
-      <w:pPr>
-        <w:numPr>
-          <w:ilvl w:val="0"/>
-          <w:numId w:val="1004"/>
-        </w:numPr>
+    </w:p>
+    <w:p>
+      <w:pPr>
+        <w:pStyle w:val="BodyText"/>
       </w:pPr>
       <w:r>
         <w:t xml:space="preserve">NINA: The scans take two seconds each. The monthly report takes about two minutes. To review and sign.</w:t>
       </w:r>
-      <w:r>
-        <w:t xml:space="preserve"> </w:t>
-      </w:r>
-      <w:r>
-        <w:t xml:space="preserve">니나: 스캔은 각 2초. 월간 보고서는 약 2분. 확인하고 서명하는 데.</w:t>
-      </w:r>
-    </w:p>
-    <w:p>
-      <w:pPr>
-        <w:numPr>
-          <w:ilvl w:val="0"/>
-          <w:numId w:val="1004"/>
-        </w:numPr>
+    </w:p>
+    <w:p>
+      <w:pPr>
+        <w:pStyle w:val="BodyText"/>
       </w:pPr>
       <w:r>
         <w:t xml:space="preserve">SOFIA: Two minutes. Not a pharmacist. An app. Greg can sell that to his CFO.</w:t>
       </w:r>
-      <w:r>
-        <w:t xml:space="preserve"> </w:t>
-      </w:r>
-      <w:r>
-        <w:t xml:space="preserve">소피아: 2분. 약사가 아니라. 앱. 그레그가 그걸 CFO한테 팔 수 있어요.</w:t>
-      </w:r>
-    </w:p>
-    <w:p>
-      <w:pPr>
-        <w:numPr>
-          <w:ilvl w:val="0"/>
-          <w:numId w:val="1004"/>
-        </w:numPr>
+    </w:p>
+    <w:p>
+      <w:pPr>
+        <w:pStyle w:val="BodyText"/>
       </w:pPr>
       <w:r>
         <w:t xml:space="preserve">ELENA: Monthly. Real numbers. Alerts in a day. That meets my need. Completely.</w:t>
       </w:r>
-      <w:r>
-        <w:t xml:space="preserve"> </w:t>
-      </w:r>
-      <w:r>
-        <w:t xml:space="preserve">엘레나: 매달. 진짜 숫자. 하루 안에 알림. 내 필요를 충족해요. 완전히.</w:t>
-      </w:r>
-    </w:p>
-    <w:p>
-      <w:pPr>
-        <w:numPr>
-          <w:ilvl w:val="0"/>
-          <w:numId w:val="1004"/>
-        </w:numPr>
+    </w:p>
+    <w:p>
+      <w:pPr>
+        <w:pStyle w:val="BodyText"/>
       </w:pPr>
       <w:r>
         <w:t xml:space="preserve">NOAH: How fast can we build it?</w:t>
       </w:r>
-      <w:r>
-        <w:t xml:space="preserve"> </w:t>
-      </w:r>
-      <w:r>
-        <w:t xml:space="preserve">노아: 얼마나 빨리 만들 수 있어요?</w:t>
-      </w:r>
-    </w:p>
-    <w:p>
-      <w:pPr>
-        <w:numPr>
-          <w:ilvl w:val="0"/>
-          <w:numId w:val="1004"/>
-        </w:numPr>
+    </w:p>
+    <w:p>
+      <w:pPr>
+        <w:pStyle w:val="BodyText"/>
       </w:pPr>
       <w:r>
         <w:t xml:space="preserve">NINA: It’s a feature inside Veyra Circle. A clinic version. Four weeks. With Leo.</w:t>
       </w:r>
-      <w:r>
-        <w:t xml:space="preserve"> </w:t>
-      </w:r>
-      <w:r>
-        <w:t xml:space="preserve">니나: 베이라 서클 안의 기능이에요. 병원용 버전. 4주. 레오와 함께.</w:t>
-      </w:r>
-    </w:p>
-    <w:p>
-      <w:pPr>
-        <w:numPr>
-          <w:ilvl w:val="0"/>
-          <w:numId w:val="1004"/>
-        </w:numPr>
+    </w:p>
+    <w:p>
+      <w:pPr>
+        <w:pStyle w:val="BodyText"/>
       </w:pPr>
       <w:r>
         <w:t xml:space="preserve">MARCUS: Cost?</w:t>
       </w:r>
-      <w:r>
-        <w:t xml:space="preserve"> </w:t>
-      </w:r>
-      <w:r>
-        <w:t xml:space="preserve">마커스: 비용은?</w:t>
-      </w:r>
-    </w:p>
-    <w:p>
-      <w:pPr>
-        <w:numPr>
-          <w:ilvl w:val="0"/>
-          <w:numId w:val="1004"/>
-        </w:numPr>
+    </w:p>
+    <w:p>
+      <w:pPr>
+        <w:pStyle w:val="BodyText"/>
       </w:pPr>
       <w:r>
         <w:t xml:space="preserve">NINA: About sixty thousand dollars. That sounds like a lot, but it’s cheaper than one audit trip to three hundred locations, and we only build it once. After that, every new customer gets the same protection for free, not just Glow.</w:t>
       </w:r>
-      <w:r>
-        <w:t xml:space="preserve"> </w:t>
-      </w:r>
-      <w:r>
-        <w:t xml:space="preserve">니나: 약 6만 달러요. 많아 보이지만, 300곳 감사 출장 한 번보다 싸고, 한 번만 만들면 돼요. 그다음부턴 글로우만이 아니라 모든 신규 고객이 같은 보호 장치를 공짜로 얻어요.</w:t>
-      </w:r>
-    </w:p>
-    <w:p>
-      <w:pPr>
-        <w:numPr>
-          <w:ilvl w:val="0"/>
-          <w:numId w:val="1004"/>
-        </w:numPr>
+    </w:p>
+    <w:p>
+      <w:pPr>
+        <w:pStyle w:val="BodyText"/>
       </w:pPr>
       <w:r>
         <w:t xml:space="preserve">ELENA: And the second condition. Certification. Every Glow injector. New hires within thirty days.</w:t>
       </w:r>
-      <w:r>
-        <w:t xml:space="preserve"> </w:t>
-      </w:r>
-      <w:r>
-        <w:t xml:space="preserve">엘레나: 그리고 두 번째 조건. 인증. 글로우 시술자 전원. 신규 채용자는 30일 안에.</w:t>
-      </w:r>
-    </w:p>
-    <w:p>
-      <w:pPr>
-        <w:numPr>
-          <w:ilvl w:val="0"/>
-          <w:numId w:val="1004"/>
-        </w:numPr>
+    </w:p>
+    <w:p>
+      <w:pPr>
+        <w:pStyle w:val="BodyText"/>
       </w:pPr>
       <w:r>
         <w:t xml:space="preserve">SOFIA: And a location that misses either condition? Supply pauses. Until fixed. Automatically.</w:t>
       </w:r>
-      <w:r>
-        <w:t xml:space="preserve"> </w:t>
-      </w:r>
-      <w:r>
-        <w:t xml:space="preserve">소피아: 그리고 둘 중 하나라도 놓친 지점은? 공급 일시 중지. 고칠 때까지. 자동으로.</w:t>
-      </w:r>
-    </w:p>
-    <w:p>
-      <w:pPr>
-        <w:numPr>
-          <w:ilvl w:val="0"/>
-          <w:numId w:val="1004"/>
-        </w:numPr>
+    </w:p>
+    <w:p>
+      <w:pPr>
+        <w:pStyle w:val="BodyText"/>
       </w:pPr>
       <w:r>
         <w:t xml:space="preserve">ELENA: Sofia, that’s exactly what I’d have written.</w:t>
       </w:r>
-      <w:r>
-        <w:t xml:space="preserve"> </w:t>
-      </w:r>
-      <w:r>
-        <w:t xml:space="preserve">엘레나: 소피아, 그게 정확히 내가 썼을 내용이에요.</w:t>
-      </w:r>
-    </w:p>
-    <w:p>
-      <w:pPr>
-        <w:numPr>
-          <w:ilvl w:val="0"/>
-          <w:numId w:val="1004"/>
-        </w:numPr>
+    </w:p>
+    <w:p>
+      <w:pPr>
+        <w:pStyle w:val="BodyText"/>
       </w:pPr>
       <w:r>
         <w:t xml:space="preserve">SOFIA: I know. I wrote it while thinking,</w:t>
@@ -2549,94 +1433,37 @@
       <w:r>
         <w:t xml:space="preserve">”</w:t>
       </w:r>
-      <w:r>
-        <w:t xml:space="preserve"> </w:t>
-      </w:r>
-      <w:r>
-        <w:t xml:space="preserve">소피아: 알아요.</w:t>
-      </w:r>
-      <w:r>
-        <w:t xml:space="preserve"> </w:t>
-      </w:r>
-      <w:r>
-        <w:t xml:space="preserve">“</w:t>
-      </w:r>
-      <w:r>
-        <w:t xml:space="preserve">엘레나라면 뭐라고 쓸까?</w:t>
-      </w:r>
-      <w:r>
-        <w:t xml:space="preserve">”</w:t>
-      </w:r>
-      <w:r>
-        <w:t xml:space="preserve">를 생각하면서 썼어요.</w:t>
-      </w:r>
-    </w:p>
-    <w:p>
-      <w:pPr>
-        <w:numPr>
-          <w:ilvl w:val="0"/>
-          <w:numId w:val="1004"/>
-        </w:numPr>
+    </w:p>
+    <w:p>
+      <w:pPr>
+        <w:pStyle w:val="BodyText"/>
       </w:pPr>
       <w:r>
         <w:t xml:space="preserve">NOAH: Then we bring one proposal, with one voice, and Elena and Sofia present it together. If Greg sees medicine and sales arguing, he’ll pick the side he likes. If he sees them agreeing, he has nothing to negotiate against.</w:t>
       </w:r>
-      <w:r>
-        <w:t xml:space="preserve"> </w:t>
-      </w:r>
-      <w:r>
-        <w:t xml:space="preserve">노아: 그럼 제안 하나를 한목소리로 가져가고, 엘레나와 소피아가 함께 발표해요. 그레그가 의학과 영업이 다투는 걸 보면, 자기 맘에 드는 편을 고를 거예요. 둘이 같은 말을 하는 걸 보면, 맞서서 협상할 거리가 없죠.</w:t>
-      </w:r>
-    </w:p>
-    <w:p>
-      <w:pPr>
-        <w:numPr>
-          <w:ilvl w:val="0"/>
-          <w:numId w:val="1004"/>
-        </w:numPr>
+    </w:p>
+    <w:p>
+      <w:pPr>
+        <w:pStyle w:val="BodyText"/>
       </w:pPr>
       <w:r>
         <w:t xml:space="preserve">ELENA: Together? To Greg?</w:t>
       </w:r>
-      <w:r>
-        <w:t xml:space="preserve"> </w:t>
-      </w:r>
-      <w:r>
-        <w:t xml:space="preserve">엘레나: 함께요? 그레그한테?</w:t>
-      </w:r>
-    </w:p>
-    <w:p>
-      <w:pPr>
-        <w:numPr>
-          <w:ilvl w:val="0"/>
-          <w:numId w:val="1004"/>
-        </w:numPr>
+    </w:p>
+    <w:p>
+      <w:pPr>
+        <w:pStyle w:val="BodyText"/>
       </w:pPr>
       <w:r>
         <w:t xml:space="preserve">NOAH: Medicine and sales. In the same room. From the start. That’s the new rule.</w:t>
       </w:r>
-      <w:r>
-        <w:t xml:space="preserve"> </w:t>
-      </w:r>
-      <w:r>
-        <w:t xml:space="preserve">노아: 의학과 영업. 같은 방에서. 처음부터. 그게 새 규칙이에요.</w:t>
-      </w:r>
-    </w:p>
-    <w:p>
-      <w:pPr>
-        <w:numPr>
-          <w:ilvl w:val="0"/>
-          <w:numId w:val="1004"/>
-        </w:numPr>
+    </w:p>
+    <w:p>
+      <w:pPr>
+        <w:pStyle w:val="BodyText"/>
       </w:pPr>
       <w:r>
         <w:t xml:space="preserve">PRIYA: Write it on the wall. Rule five.</w:t>
-      </w:r>
-      <w:r>
-        <w:t xml:space="preserve"> </w:t>
-      </w:r>
-      <w:r>
-        <w:t xml:space="preserve">프리야: 벽에 써. 규칙 5.</w:t>
       </w:r>
     </w:p>
     <w:bookmarkEnd w:id="24"/>
@@ -2651,214 +1478,103 @@
     </w:p>
     <w:p>
       <w:pPr>
-        <w:numPr>
-          <w:ilvl w:val="0"/>
-          <w:numId w:val="1005"/>
-        </w:numPr>
+        <w:pStyle w:val="FirstParagraph"/>
       </w:pPr>
       <w:r>
         <w:t xml:space="preserve">GREG: Sofia. And Dr. Ruiz. Together. That’s new.</w:t>
       </w:r>
-      <w:r>
-        <w:t xml:space="preserve"> </w:t>
-      </w:r>
-      <w:r>
-        <w:t xml:space="preserve">그레그: 소피아. 그리고 루이즈 박사. 함께. 새롭네요.</w:t>
-      </w:r>
-    </w:p>
-    <w:p>
-      <w:pPr>
-        <w:numPr>
-          <w:ilvl w:val="0"/>
-          <w:numId w:val="1005"/>
-        </w:numPr>
+    </w:p>
+    <w:p>
+      <w:pPr>
+        <w:pStyle w:val="BodyText"/>
       </w:pPr>
       <w:r>
         <w:t xml:space="preserve">ELENA: Greg, we heard you. You said you’re a medspa, not a pharmacy, and you were right that hand counts at three hundred locations would cost too much. So instead of arguing, we built something that isn’t a pharmacy at all.</w:t>
       </w:r>
-      <w:r>
-        <w:t xml:space="preserve"> </w:t>
-      </w:r>
-      <w:r>
-        <w:t xml:space="preserve">엘레나: 그레그, 들었어요. 메디스파지 약국이 아니라고 했죠. 300곳에서 손으로 세면 비용이 너무 든다는 것도 맞는 말이었어요. 그래서 다투는 대신, 약국과는 전혀 다른 걸 만들었어요.</w:t>
-      </w:r>
-    </w:p>
-    <w:p>
-      <w:pPr>
-        <w:numPr>
-          <w:ilvl w:val="0"/>
-          <w:numId w:val="1005"/>
-        </w:numPr>
+    </w:p>
+    <w:p>
+      <w:pPr>
+        <w:pStyle w:val="BodyText"/>
       </w:pPr>
       <w:r>
         <w:t xml:space="preserve">SOFIA: A phone scan. Two seconds per syringe. Two minutes per month. Alerts within a day.</w:t>
       </w:r>
-      <w:r>
-        <w:t xml:space="preserve"> </w:t>
-      </w:r>
-      <w:r>
-        <w:t xml:space="preserve">소피아: 휴대폰 스캔. 주사기당 2초. 한 달에 2분. 하루 안에 알림.</w:t>
-      </w:r>
-    </w:p>
-    <w:p>
-      <w:pPr>
-        <w:numPr>
-          <w:ilvl w:val="0"/>
-          <w:numId w:val="1005"/>
-        </w:numPr>
+    </w:p>
+    <w:p>
+      <w:pPr>
+        <w:pStyle w:val="BodyText"/>
       </w:pPr>
       <w:r>
         <w:t xml:space="preserve">GREG: And if a location misses the count? Or a new injector isn’t certified?</w:t>
       </w:r>
-      <w:r>
-        <w:t xml:space="preserve"> </w:t>
-      </w:r>
-      <w:r>
-        <w:t xml:space="preserve">그레그: 그리고 지점이 조사를 놓치면요? 아니면 신규 시술자가 인증을 못 받으면요?</w:t>
-      </w:r>
-    </w:p>
-    <w:p>
-      <w:pPr>
-        <w:numPr>
-          <w:ilvl w:val="0"/>
-          <w:numId w:val="1005"/>
-        </w:numPr>
+    </w:p>
+    <w:p>
+      <w:pPr>
+        <w:pStyle w:val="BodyText"/>
       </w:pPr>
       <w:r>
         <w:t xml:space="preserve">ELENA: Supply to that location pauses. Until fixed. Not the whole chain. Just that location.</w:t>
       </w:r>
-      <w:r>
-        <w:t xml:space="preserve"> </w:t>
-      </w:r>
-      <w:r>
-        <w:t xml:space="preserve">엘레나: 그 지점 공급이 일시 중지돼요. 고칠 때까지. 체인 전체가 아니라. 그 지점만.</w:t>
-      </w:r>
-    </w:p>
-    <w:p>
-      <w:pPr>
-        <w:numPr>
-          <w:ilvl w:val="0"/>
-          <w:numId w:val="1005"/>
-        </w:numPr>
+    </w:p>
+    <w:p>
+      <w:pPr>
+        <w:pStyle w:val="BodyText"/>
       </w:pPr>
       <w:r>
         <w:t xml:space="preserve">GREG: …That’s fair. Honestly, I expected another ultimatum, and instead you’ve given me a system my managers can actually use. Nadia will love the alerts. She’s wanted this for years, and it helps us with our own investors too.</w:t>
       </w:r>
-      <w:r>
-        <w:t xml:space="preserve"> </w:t>
-      </w:r>
-      <w:r>
-        <w:t xml:space="preserve">그레그: …공정하네요. 솔직히 또 최후통첩을 예상했는데, 우리 매니저들이 실제로 쓸 수 있는 시스템을 주셨네요. 나디아가 알림을 좋아할 거예요. 몇 년째 이걸 원했거든요. 그리고 우리 투자자들 앞에서도 도움이 되고요.</w:t>
-      </w:r>
-    </w:p>
-    <w:p>
-      <w:pPr>
-        <w:numPr>
-          <w:ilvl w:val="0"/>
-          <w:numId w:val="1005"/>
-        </w:numPr>
+    </w:p>
+    <w:p>
+      <w:pPr>
+        <w:pStyle w:val="BodyText"/>
       </w:pPr>
       <w:r>
         <w:t xml:space="preserve">SOFIA: So?</w:t>
       </w:r>
-      <w:r>
-        <w:t xml:space="preserve"> </w:t>
-      </w:r>
-      <w:r>
-        <w:t xml:space="preserve">소피아: 그래서요?</w:t>
-      </w:r>
-    </w:p>
-    <w:p>
-      <w:pPr>
-        <w:numPr>
-          <w:ilvl w:val="0"/>
-          <w:numId w:val="1005"/>
-        </w:numPr>
+    </w:p>
+    <w:p>
+      <w:pPr>
+        <w:pStyle w:val="BodyText"/>
       </w:pPr>
       <w:r>
         <w:t xml:space="preserve">GREG: Not a pharmacy. An app. I can sell that. The pilot resumes Monday.</w:t>
       </w:r>
-      <w:r>
-        <w:t xml:space="preserve"> </w:t>
-      </w:r>
-      <w:r>
-        <w:t xml:space="preserve">그레그: 약국이 아니라. 앱. 그건 팔 수 있어요. 파일럿은 월요일에 재개해요.</w:t>
-      </w:r>
-    </w:p>
-    <w:p>
-      <w:pPr>
-        <w:numPr>
-          <w:ilvl w:val="0"/>
-          <w:numId w:val="1005"/>
-        </w:numPr>
+    </w:p>
+    <w:p>
+      <w:pPr>
+        <w:pStyle w:val="BodyText"/>
       </w:pPr>
       <w:r>
         <w:t xml:space="preserve">ELENA: Thank you, Greg.</w:t>
       </w:r>
-      <w:r>
-        <w:t xml:space="preserve"> </w:t>
-      </w:r>
-      <w:r>
-        <w:t xml:space="preserve">엘레나: 고마워요, 그레그.</w:t>
-      </w:r>
-    </w:p>
-    <w:p>
-      <w:pPr>
-        <w:numPr>
-          <w:ilvl w:val="0"/>
-          <w:numId w:val="1005"/>
-        </w:numPr>
+    </w:p>
+    <w:p>
+      <w:pPr>
+        <w:pStyle w:val="BodyText"/>
       </w:pPr>
       <w:r>
         <w:t xml:space="preserve">GREG: Don’t thank me. Thank whoever got you two in the same room.</w:t>
       </w:r>
-      <w:r>
-        <w:t xml:space="preserve"> </w:t>
-      </w:r>
-      <w:r>
-        <w:t xml:space="preserve">그레그: 나한테 고마워하지 마요. 두 사람을 같은 방에 넣은 사람한테 고마워해요.</w:t>
-      </w:r>
-    </w:p>
-    <w:p>
-      <w:pPr>
-        <w:numPr>
-          <w:ilvl w:val="0"/>
-          <w:numId w:val="1005"/>
-        </w:numPr>
+    </w:p>
+    <w:p>
+      <w:pPr>
+        <w:pStyle w:val="BodyText"/>
       </w:pPr>
       <w:r>
         <w:t xml:space="preserve">NOAH: Her name is Miriam. She’ll want an invitation to the party.</w:t>
       </w:r>
-      <w:r>
-        <w:t xml:space="preserve"> </w:t>
-      </w:r>
-      <w:r>
-        <w:t xml:space="preserve">노아: 미리엄이라는 사람이에요. 파티 초대장을 원할 거예요.</w:t>
-      </w:r>
-    </w:p>
-    <w:p>
-      <w:pPr>
-        <w:numPr>
-          <w:ilvl w:val="0"/>
-          <w:numId w:val="1005"/>
-        </w:numPr>
+    </w:p>
+    <w:p>
+      <w:pPr>
+        <w:pStyle w:val="BodyText"/>
       </w:pPr>
       <w:r>
         <w:t xml:space="preserve">RICHARD: Noah. I heard. Glow is back?</w:t>
       </w:r>
-      <w:r>
-        <w:t xml:space="preserve"> </w:t>
-      </w:r>
-      <w:r>
-        <w:t xml:space="preserve">리처드: 노아. 들었어요. 글로우가 돌아왔다고요?</w:t>
-      </w:r>
-    </w:p>
-    <w:p>
-      <w:pPr>
-        <w:numPr>
-          <w:ilvl w:val="0"/>
-          <w:numId w:val="1005"/>
-        </w:numPr>
+    </w:p>
+    <w:p>
+      <w:pPr>
+        <w:pStyle w:val="BodyText"/>
       </w:pPr>
       <w:r>
         <w:t xml:space="preserve">NOAH: Glow is back. With stronger terms than before. Is that</w:t>
@@ -2881,60 +1597,21 @@
       <w:r>
         <w:t xml:space="preserve">enough?</w:t>
       </w:r>
-      <w:r>
-        <w:t xml:space="preserve"> </w:t>
-      </w:r>
-      <w:r>
-        <w:t xml:space="preserve">노아: 글로우가 돌아왔어요. 전보다 강한 조건으로. 그거면</w:t>
-      </w:r>
-      <w:r>
-        <w:t xml:space="preserve"> </w:t>
-      </w:r>
-      <w:r>
-        <w:t xml:space="preserve">“</w:t>
-      </w:r>
-      <w:r>
-        <w:t xml:space="preserve">확보</w:t>
-      </w:r>
-      <w:r>
-        <w:t xml:space="preserve">”</w:t>
-      </w:r>
-      <w:r>
-        <w:t xml:space="preserve">된 거예요?</w:t>
-      </w:r>
-    </w:p>
-    <w:p>
-      <w:pPr>
-        <w:numPr>
-          <w:ilvl w:val="0"/>
-          <w:numId w:val="1005"/>
-        </w:numPr>
+    </w:p>
+    <w:p>
+      <w:pPr>
+        <w:pStyle w:val="BodyText"/>
       </w:pPr>
       <w:r>
         <w:t xml:space="preserve">RICHARD: Secure. Pitch day in two weeks. Eighty million. And bring Elena. Investors should hear her.</w:t>
       </w:r>
-      <w:r>
-        <w:t xml:space="preserve"> </w:t>
-      </w:r>
-      <w:r>
-        <w:t xml:space="preserve">리처드: 확보. 피칭 데이는 2주 뒤. 8천만 달러. 그리고 엘레나를 데려와요. 투자자들이 그녀 말을 들어야 해요.</w:t>
-      </w:r>
-    </w:p>
-    <w:p>
-      <w:pPr>
-        <w:numPr>
-          <w:ilvl w:val="0"/>
-          <w:numId w:val="1005"/>
-        </w:numPr>
+    </w:p>
+    <w:p>
+      <w:pPr>
+        <w:pStyle w:val="BodyText"/>
       </w:pPr>
       <w:r>
         <w:t xml:space="preserve">ELENA: I’m right here, Richard. I’ll be there. With my drawer closed.</w:t>
-      </w:r>
-      <w:r>
-        <w:t xml:space="preserve"> </w:t>
-      </w:r>
-      <w:r>
-        <w:t xml:space="preserve">엘레나: 여기 있어요, 리처드. 갈게요. 서랍은 닫아 두고.</w:t>
       </w:r>
     </w:p>
     <w:p>
@@ -3132,7 +1809,7 @@
               <w:jc w:val="left"/>
             </w:pPr>
             <w:r>
-              <w:t xml:space="preserve">6턴. 갈등 대화에서 일반화를 막는 규칙.</w:t>
+              <w:t xml:space="preserve">도입. 갈등 대화에서 일반화를 막는 규칙.</w:t>
             </w:r>
           </w:p>
         </w:tc>
@@ -3182,7 +1859,7 @@
               <w:jc w:val="left"/>
             </w:pPr>
             <w:r>
-              <w:t xml:space="preserve">16~17·26턴. I-화법의 기본 구조.</w:t>
+              <w:t xml:space="preserve">장면1. I-화법의 기본 구조.</w:t>
             </w:r>
           </w:p>
         </w:tc>
@@ -3232,7 +1909,7 @@
               <w:jc w:val="left"/>
             </w:pPr>
             <w:r>
-              <w:t xml:space="preserve">19턴. 반영적 경청(reflective listening).</w:t>
+              <w:t xml:space="preserve">장면1. 반영적 경청(reflective listening).</w:t>
             </w:r>
           </w:p>
         </w:tc>
@@ -3282,7 +1959,7 @@
               <w:jc w:val="left"/>
             </w:pPr>
             <w:r>
-              <w:t xml:space="preserve">23·34턴. 비난 대신 필요를 말하기.</w:t>
+              <w:t xml:space="preserve">장면1. 비난 대신 필요를 말하기.</w:t>
             </w:r>
           </w:p>
         </w:tc>
@@ -3332,7 +2009,7 @@
               <w:jc w:val="left"/>
             </w:pPr>
             <w:r>
-              <w:t xml:space="preserve">32턴. 선을 넘은 발언에 대한 사과.</w:t>
+              <w:t xml:space="preserve">장면1. 선을 넘은 발언에 대한 사과.</w:t>
             </w:r>
           </w:p>
         </w:tc>
@@ -3382,7 +2059,7 @@
               <w:jc w:val="left"/>
             </w:pPr>
             <w:r>
-              <w:t xml:space="preserve">44턴. 갈등을 재해석하는 코칭 문장.</w:t>
+              <w:t xml:space="preserve">장면1. 갈등을 재해석하는 코칭 문장.</w:t>
             </w:r>
           </w:p>
         </w:tc>
@@ -3486,7 +2163,7 @@
               <w:jc w:val="left"/>
             </w:pPr>
             <w:r>
-              <w:t xml:space="preserve">69턴. 리스크 관리자를 초기 기획에 참여시키는 이유.</w:t>
+              <w:t xml:space="preserve">장면2. 리스크 관리자를 초기 기획에 참여시키는 이유.</w:t>
             </w:r>
           </w:p>
         </w:tc>
@@ -3536,7 +2213,7 @@
               <w:jc w:val="left"/>
             </w:pPr>
             <w:r>
-              <w:t xml:space="preserve">81턴. 입장(position)과 이익(interest) 구분.</w:t>
+              <w:t xml:space="preserve">절정·전환. 입장(position)과 이익(interest) 구분.</w:t>
             </w:r>
           </w:p>
         </w:tc>
@@ -3636,7 +2313,7 @@
               <w:jc w:val="left"/>
             </w:pPr>
             <w:r>
-              <w:t xml:space="preserve">115턴. 협업이 만든 결과를 인정하는 말.</w:t>
+              <w:t xml:space="preserve">마무리. 협업이 만든 결과를 인정하는 말.</w:t>
             </w:r>
           </w:p>
         </w:tc>
@@ -4305,7 +2982,7 @@
           <w:bCs/>
           <w:b/>
         </w:rPr>
-        <w:t xml:space="preserve">82턴 SOFIA:</w:t>
+        <w:t xml:space="preserve">SOFIA (절정·전환):</w:t>
       </w:r>
       <w:r>
         <w:t xml:space="preserve"> </w:t>
@@ -4580,9 +3257,1279 @@
         <w:t xml:space="preserve">신규 시스템 도입을 거부하는 거래처의 진짜 이유를 팀에 설명하는 상황에서 같은 구조로 35단어 안팎으로 말해 보기.</w:t>
       </w:r>
     </w:p>
+    <w:p>
+      <w:r>
+        <w:pict>
+          <v:rect style="width:0;height:1.5pt" o:hralign="center" o:hrstd="t" o:hr="t"/>
+        </w:pict>
+      </w:r>
+    </w:p>
     <w:bookmarkEnd w:id="30"/>
     <w:bookmarkEnd w:id="31"/>
+    <w:bookmarkStart w:id="37" w:name="한국어-번역"/>
+    <w:p>
+      <w:pPr>
+        <w:pStyle w:val="Heading2"/>
+      </w:pPr>
+      <w:r>
+        <w:t xml:space="preserve">한국어 번역</w:t>
+      </w:r>
+    </w:p>
+    <w:bookmarkStart w:id="32" w:name="도입-토요일-오전-10시-miriam의-사무실-1"/>
+    <w:p>
+      <w:pPr>
+        <w:pStyle w:val="Heading3"/>
+      </w:pPr>
+      <w:r>
+        <w:t xml:space="preserve">도입 — 토요일 오전 10시, Miriam의 사무실</w:t>
+      </w:r>
+    </w:p>
+    <w:p>
+      <w:pPr>
+        <w:pStyle w:val="FirstParagraph"/>
+      </w:pPr>
+      <w:r>
+        <w:t xml:space="preserve">미리엄: 좋은 아침이에요. 차, 커피? 그다음 규칙 셋. 그리고 여러분이 말해요. 내가 아니라.</w:t>
+      </w:r>
+    </w:p>
+    <w:p>
+      <w:pPr>
+        <w:pStyle w:val="BodyText"/>
+      </w:pPr>
+      <w:r>
+        <w:t xml:space="preserve">엘레나: 커피. 블랙으로. 저도 잠을 못 잤어요.</w:t>
+      </w:r>
+    </w:p>
+    <w:p>
+      <w:pPr>
+        <w:pStyle w:val="BodyText"/>
+      </w:pPr>
+      <w:r>
+        <w:t xml:space="preserve">노아: 저도요. 토요일에 만나 주셔서 감사해요, 피셔 박사님.</w:t>
+      </w:r>
+    </w:p>
+    <w:p>
+      <w:pPr>
+        <w:pStyle w:val="BodyText"/>
+      </w:pPr>
+      <w:r>
+        <w:t xml:space="preserve">미리엄: 미리엄이라고 불러요. 데니스가 둘 다 예의 바를 거라고 했어요. 둘 다 고집이 셀 거라고도 했고요.</w:t>
+      </w:r>
+    </w:p>
+    <w:p>
+      <w:pPr>
+        <w:pStyle w:val="BodyText"/>
+      </w:pPr>
+      <w:r>
+        <w:t xml:space="preserve">엘레나: 데니스는 보통 맞아요.</w:t>
+      </w:r>
+    </w:p>
+    <w:p>
+      <w:pPr>
+        <w:pStyle w:val="BodyText"/>
+      </w:pPr>
+      <w:r>
+        <w:t xml:space="preserve">미리엄: 규칙 1.</w:t>
+      </w:r>
+      <w:r>
+        <w:t xml:space="preserve"> </w:t>
+      </w:r>
+      <w:r>
+        <w:t xml:space="preserve">“</w:t>
+      </w:r>
+      <w:r>
+        <w:t xml:space="preserve">항상</w:t>
+      </w:r>
+      <w:r>
+        <w:t xml:space="preserve">”</w:t>
+      </w:r>
+      <w:r>
+        <w:t xml:space="preserve"> </w:t>
+      </w:r>
+      <w:r>
+        <w:t xml:space="preserve">금지.</w:t>
+      </w:r>
+      <w:r>
+        <w:t xml:space="preserve"> </w:t>
+      </w:r>
+      <w:r>
+        <w:t xml:space="preserve">“</w:t>
+      </w:r>
+      <w:r>
+        <w:t xml:space="preserve">절대</w:t>
+      </w:r>
+      <w:r>
+        <w:t xml:space="preserve">”</w:t>
+      </w:r>
+      <w:r>
+        <w:t xml:space="preserve"> </w:t>
+      </w:r>
+      <w:r>
+        <w:t xml:space="preserve">금지. 그 단어들이 전쟁을 시작해요.</w:t>
+      </w:r>
+    </w:p>
+    <w:p>
+      <w:pPr>
+        <w:pStyle w:val="BodyText"/>
+      </w:pPr>
+      <w:r>
+        <w:t xml:space="preserve">노아: 좋아요.</w:t>
+      </w:r>
+    </w:p>
+    <w:p>
+      <w:pPr>
+        <w:pStyle w:val="BodyText"/>
+      </w:pPr>
+      <w:r>
+        <w:t xml:space="preserve">미리엄: 규칙 2. 자기 얘기만 해요. 상대방 얘기 말고.</w:t>
+      </w:r>
+      <w:r>
+        <w:t xml:space="preserve"> </w:t>
+      </w:r>
+      <w:r>
+        <w:t xml:space="preserve">“</w:t>
+      </w:r>
+      <w:r>
+        <w:t xml:space="preserve">나는 느꼈다.</w:t>
+      </w:r>
+      <w:r>
+        <w:t xml:space="preserve">”</w:t>
+      </w:r>
+      <w:r>
+        <w:t xml:space="preserve"> </w:t>
+      </w:r>
+      <w:r>
+        <w:t xml:space="preserve">“</w:t>
+      </w:r>
+      <w:r>
+        <w:t xml:space="preserve">당신이 했다</w:t>
+      </w:r>
+      <w:r>
+        <w:t xml:space="preserve">”</w:t>
+      </w:r>
+      <w:r>
+        <w:t xml:space="preserve"> </w:t>
+      </w:r>
+      <w:r>
+        <w:t xml:space="preserve">말고.</w:t>
+      </w:r>
+    </w:p>
+    <w:p>
+      <w:pPr>
+        <w:pStyle w:val="BodyText"/>
+      </w:pPr>
+      <w:r>
+        <w:t xml:space="preserve">엘레나: 생각보다 어렵네요.</w:t>
+      </w:r>
+    </w:p>
+    <w:p>
+      <w:pPr>
+        <w:pStyle w:val="BodyText"/>
+      </w:pPr>
+      <w:r>
+        <w:t xml:space="preserve">미리엄: 비즈니스에서 가장 어려운 일이에요. 규칙 3. 언제든 멈춰도 돼요.</w:t>
+      </w:r>
+      <w:r>
+        <w:t xml:space="preserve"> </w:t>
+      </w:r>
+      <w:r>
+        <w:t xml:space="preserve">“</w:t>
+      </w:r>
+      <w:r>
+        <w:t xml:space="preserve">잠깐</w:t>
+      </w:r>
+      <w:r>
+        <w:t xml:space="preserve">”</w:t>
+      </w:r>
+      <w:r>
+        <w:t xml:space="preserve">이라고만 하면 돼요.</w:t>
+      </w:r>
+    </w:p>
+    <w:p>
+      <w:pPr>
+        <w:pStyle w:val="BodyText"/>
+      </w:pPr>
+      <w:r>
+        <w:t xml:space="preserve">노아: 어디서부터 시작해요?</w:t>
+      </w:r>
+    </w:p>
+    <w:p>
+      <w:pPr>
+        <w:pStyle w:val="BodyText"/>
+      </w:pPr>
+      <w:r>
+        <w:t xml:space="preserve">미리엄: 간단한 질문으로요. 왜 이 회사를 시작했어요? 함께?</w:t>
+      </w:r>
+    </w:p>
+    <w:p>
+      <w:pPr>
+        <w:pStyle w:val="BodyText"/>
+      </w:pPr>
+      <w:r>
+        <w:t xml:space="preserve">엘레나: 제 응급실에서 한 여자애의 코가 하얗게 변하는 걸 봤으니까요. 그리고 효소가 너무 느렸고요. 거기 서서 모든 걸 제대로 하고 있었는데도 무력하다고 느꼈던 게 기억나요. 그날 밤 더 나은 걸 만드는 데 힘을 보태겠다고 스스로 약속했어요.</w:t>
+      </w:r>
+    </w:p>
+    <w:p>
+      <w:pPr>
+        <w:pStyle w:val="BodyText"/>
+      </w:pPr>
+      <w:r>
+        <w:t xml:space="preserve">노아: 그 여자애가 내 동생이었으니까요. 그리고 엘레나가 그 애를 구한 의사였고요.</w:t>
+      </w:r>
+    </w:p>
+    <w:p>
+      <w:pPr>
+        <w:pStyle w:val="BodyText"/>
+      </w:pPr>
+      <w:r>
+        <w:t xml:space="preserve">미리엄: 그럼 같은 이유로 시작했네요. 그걸 기억해요. 나중에 필요할 거예요.</w:t>
+      </w:r>
+    </w:p>
     <w:bookmarkEnd w:id="32"/>
+    <w:bookmarkStart w:id="33" w:name="장면1-i-화법-1"/>
+    <w:p>
+      <w:pPr>
+        <w:pStyle w:val="Heading3"/>
+      </w:pPr>
+      <w:r>
+        <w:t xml:space="preserve">장면1 — I-화법</w:t>
+      </w:r>
+    </w:p>
+    <w:p>
+      <w:pPr>
+        <w:pStyle w:val="FirstParagraph"/>
+      </w:pPr>
+      <w:r>
+        <w:t xml:space="preserve">미리엄: 엘레나. 화요일에 무슨 일이 있었는지 노아한테 말해요.</w:t>
+      </w:r>
+      <w:r>
+        <w:t xml:space="preserve"> </w:t>
+      </w:r>
+      <w:r>
+        <w:t xml:space="preserve">“</w:t>
+      </w:r>
+      <w:r>
+        <w:t xml:space="preserve">당신이 ~했을 때</w:t>
+      </w:r>
+      <w:r>
+        <w:t xml:space="preserve">”</w:t>
+      </w:r>
+      <w:r>
+        <w:t xml:space="preserve">로 시작해서. 그다음</w:t>
+      </w:r>
+      <w:r>
+        <w:t xml:space="preserve"> </w:t>
+      </w:r>
+      <w:r>
+        <w:t xml:space="preserve">“</w:t>
+      </w:r>
+      <w:r>
+        <w:t xml:space="preserve">나는 ~라고 느꼈다.</w:t>
+      </w:r>
+      <w:r>
+        <w:t xml:space="preserve">”</w:t>
+      </w:r>
+    </w:p>
+    <w:p>
+      <w:pPr>
+        <w:pStyle w:val="BodyText"/>
+      </w:pPr>
+      <w:r>
+        <w:t xml:space="preserve">엘레나: 당신이 리처드 전화를 받았을 때… 안전 논의 한가운데서… 나는 혼자라고 느꼈어요.</w:t>
+      </w:r>
+    </w:p>
+    <w:p>
+      <w:pPr>
+        <w:pStyle w:val="BodyText"/>
+      </w:pPr>
+      <w:r>
+        <w:t xml:space="preserve">노아: 혼자?</w:t>
+      </w:r>
+    </w:p>
+    <w:p>
+      <w:pPr>
+        <w:pStyle w:val="BodyText"/>
+      </w:pPr>
+      <w:r>
+        <w:t xml:space="preserve">미리엄: 아직 답하지 마요. 들은 걸 그대로 말해 봐요.</w:t>
+      </w:r>
+    </w:p>
+    <w:p>
+      <w:pPr>
+        <w:pStyle w:val="BodyText"/>
+      </w:pPr>
+      <w:r>
+        <w:t xml:space="preserve">노아: 당신은 혼자라고 느꼈다. 내가 리처드 전화를 받았을 때. 안전 얘기 도중에.</w:t>
+      </w:r>
+    </w:p>
+    <w:p>
+      <w:pPr>
+        <w:pStyle w:val="BodyText"/>
+      </w:pPr>
+      <w:r>
+        <w:t xml:space="preserve">엘레나: 네. 돈은 테이블에 자리가 있는데. 환자들은 없는 것 같았어요.</w:t>
+      </w:r>
+    </w:p>
+    <w:p>
+      <w:pPr>
+        <w:pStyle w:val="BodyText"/>
+      </w:pPr>
+      <w:r>
+        <w:t xml:space="preserve">미리엄: 좋아요. 자, 엘레나. 노아한테 뭐가 필요해요? 그가 잘못한 거 말고. 필요한 거.</w:t>
+      </w:r>
+    </w:p>
+    <w:p>
+      <w:pPr>
+        <w:pStyle w:val="BodyText"/>
+      </w:pPr>
+      <w:r>
+        <w:t xml:space="preserve">엘레나: 내가 필요한 건… 안전 문제를 투자자들보다 먼저 듣는 거예요. 나중이 아니라.</w:t>
+      </w:r>
+    </w:p>
+    <w:p>
+      <w:pPr>
+        <w:pStyle w:val="BodyText"/>
+      </w:pPr>
+      <w:r>
+        <w:t xml:space="preserve">노아: 공정하네요. 아주 공정해요.</w:t>
+      </w:r>
+    </w:p>
+    <w:p>
+      <w:pPr>
+        <w:pStyle w:val="BodyText"/>
+      </w:pPr>
+      <w:r>
+        <w:t xml:space="preserve">미리엄: 노아. 당신 차례. 같은 구조.</w:t>
+      </w:r>
+      <w:r>
+        <w:t xml:space="preserve"> </w:t>
+      </w:r>
+      <w:r>
+        <w:t xml:space="preserve">“</w:t>
+      </w:r>
+      <w:r>
+        <w:t xml:space="preserve">당신이 ~했을 때… 나는 ~라고 느꼈다…</w:t>
+      </w:r>
+      <w:r>
+        <w:t xml:space="preserve">”</w:t>
+      </w:r>
+    </w:p>
+    <w:p>
+      <w:pPr>
+        <w:pStyle w:val="BodyText"/>
+      </w:pPr>
+      <w:r>
+        <w:t xml:space="preserve">노아: 당신이 내가 톰처럼 말한다고 했을 때… 당신이 더 이상 날 보지 않는다고 느꼈어요.</w:t>
+      </w:r>
+    </w:p>
+    <w:p>
+      <w:pPr>
+        <w:pStyle w:val="BodyText"/>
+      </w:pPr>
+      <w:r>
+        <w:t xml:space="preserve">엘레나: …</w:t>
+      </w:r>
+    </w:p>
+    <w:p>
+      <w:pPr>
+        <w:pStyle w:val="BodyText"/>
+      </w:pPr>
+      <w:r>
+        <w:t xml:space="preserve">미리엄: 엘레나. 따라 말해요.</w:t>
+      </w:r>
+    </w:p>
+    <w:p>
+      <w:pPr>
+        <w:pStyle w:val="BodyText"/>
+      </w:pPr>
+      <w:r>
+        <w:t xml:space="preserve">엘레나: 내가 당신을 톰과 비교했을 때. 내가 더 이상 당신을 보지 않는다고 느꼈다.</w:t>
+      </w:r>
+    </w:p>
+    <w:p>
+      <w:pPr>
+        <w:pStyle w:val="BodyText"/>
+      </w:pPr>
+      <w:r>
+        <w:t xml:space="preserve">노아: 톰은 내가 할번을 떠난 이유예요. 그 사람처럼 되고 싶지 않아서 안정된 직장을 떠났고, 몇 년 동안 그 반대를 만들려고 애써 왔어요. 그래서 당신 입에서 그 사람 말을 듣는 게 소송보다 더 아팠어요.</w:t>
+      </w:r>
+    </w:p>
+    <w:p>
+      <w:pPr>
+        <w:pStyle w:val="BodyText"/>
+      </w:pPr>
+      <w:r>
+        <w:t xml:space="preserve">미리엄: 엘레나. 답하고 싶어요?</w:t>
+      </w:r>
+    </w:p>
+    <w:p>
+      <w:pPr>
+        <w:pStyle w:val="BodyText"/>
+      </w:pPr>
+      <w:r>
+        <w:t xml:space="preserve">엘레나: …미안해요. 그건 비열한 공격이었어요. 마커스 말이 맞았어요.</w:t>
+      </w:r>
+    </w:p>
+    <w:p>
+      <w:pPr>
+        <w:pStyle w:val="BodyText"/>
+      </w:pPr>
+      <w:r>
+        <w:t xml:space="preserve">미리엄: 노아. 엘레나한테 뭐가 필요해요?</w:t>
+      </w:r>
+    </w:p>
+    <w:p>
+      <w:pPr>
+        <w:pStyle w:val="BodyText"/>
+      </w:pPr>
+      <w:r>
+        <w:t xml:space="preserve">노아: 내가 필요한 건… 내가 틀릴 때도 내가 같은 걸 원한다고 그녀가 믿어 주는 거예요.</w:t>
+      </w:r>
+    </w:p>
+    <w:p>
+      <w:pPr>
+        <w:pStyle w:val="BodyText"/>
+      </w:pPr>
+      <w:r>
+        <w:t xml:space="preserve">엘레나: 믿어요. 화요일엔 잊었어요. 무서웠어요.</w:t>
+      </w:r>
+    </w:p>
+    <w:p>
+      <w:pPr>
+        <w:pStyle w:val="BodyText"/>
+      </w:pPr>
+      <w:r>
+        <w:t xml:space="preserve">미리엄: 뭐가 무서웠어요?</w:t>
+      </w:r>
+    </w:p>
+    <w:p>
+      <w:pPr>
+        <w:pStyle w:val="BodyText"/>
+      </w:pPr>
+      <w:r>
+        <w:t xml:space="preserve">엘레나: 우리가 규칙을 천천히 굽히는 회사가 될까 봐요.</w:t>
+      </w:r>
+      <w:r>
+        <w:t xml:space="preserve"> </w:t>
+      </w:r>
+      <w:r>
+        <w:t xml:space="preserve">“</w:t>
+      </w:r>
+      <w:r>
+        <w:t xml:space="preserve">합리적인</w:t>
+      </w:r>
+      <w:r>
+        <w:t xml:space="preserve">”</w:t>
+      </w:r>
+      <w:r>
+        <w:t xml:space="preserve"> </w:t>
+      </w:r>
+      <w:r>
+        <w:t xml:space="preserve">예외 하나씩. 위험해지자고 결정하는 사람은 없어요. 그건 화요일 같은 회의에서 일어나요. 작은 타협 하나하나는 다 그럴듯하게 들리고, 아무도 그 합계를 더해 보지 않죠.</w:t>
+      </w:r>
+    </w:p>
+    <w:p>
+      <w:pPr>
+        <w:pStyle w:val="BodyText"/>
+      </w:pPr>
+      <w:r>
+        <w:t xml:space="preserve">노아: 나도 그게 무서워요.</w:t>
+      </w:r>
+    </w:p>
+    <w:p>
+      <w:pPr>
+        <w:pStyle w:val="BodyText"/>
+      </w:pPr>
+      <w:r>
+        <w:t xml:space="preserve">미리엄: 그리고 또 뭐가 무서워요, 노아?</w:t>
+      </w:r>
+    </w:p>
+    <w:p>
+      <w:pPr>
+        <w:pStyle w:val="BodyText"/>
+      </w:pPr>
+      <w:r>
+        <w:t xml:space="preserve">노아: 우리가 규칙을 지키다가 돈이 떨어지는 거요. 그럼 아무도 규칙을 못 지켜요. 우리가 없어지니까요. 병원들은 제일 싼 브랜드로 돌아가겠죠. 62명이 일자리를 잃고, 환자들은 정말로 신중했던 단 하나의 회사를 잃어요.</w:t>
+      </w:r>
+    </w:p>
+    <w:p>
+      <w:pPr>
+        <w:pStyle w:val="BodyText"/>
+      </w:pPr>
+      <w:r>
+        <w:t xml:space="preserve">미리엄: 그러니까. 엘레나는 굽는 걸 두려워하고. 노아는 부러지는 걸 두려워해요. 두 두려움 모두 같은 걸 지키죠.</w:t>
+      </w:r>
+    </w:p>
+    <w:p>
+      <w:pPr>
+        <w:pStyle w:val="BodyText"/>
+      </w:pPr>
+      <w:r>
+        <w:t xml:space="preserve">엘레나: 환자들.</w:t>
+      </w:r>
+    </w:p>
+    <w:p>
+      <w:pPr>
+        <w:pStyle w:val="BodyText"/>
+      </w:pPr>
+      <w:r>
+        <w:t xml:space="preserve">노아: 그리고 그들을 지키는 회사.</w:t>
+      </w:r>
+    </w:p>
+    <w:p>
+      <w:pPr>
+        <w:pStyle w:val="BodyText"/>
+      </w:pPr>
+      <w:r>
+        <w:t xml:space="preserve">미리엄: 반대편에 있는 게 아니에요. 같은 편이에요. 다른 방향을 보고 있을 뿐.</w:t>
+      </w:r>
+    </w:p>
+    <w:p>
+      <w:pPr>
+        <w:pStyle w:val="BodyText"/>
+      </w:pPr>
+      <w:r>
+        <w:t xml:space="preserve">엘레나: 그거… 아주 좋은 문장이네요.</w:t>
+      </w:r>
+    </w:p>
+    <w:p>
+      <w:pPr>
+        <w:pStyle w:val="BodyText"/>
+      </w:pPr>
+      <w:r>
+        <w:t xml:space="preserve">미리엄: 이백 번은 말했어요. 창업자들한테. 그리고 부부들한테.</w:t>
+      </w:r>
+    </w:p>
+    <w:p>
+      <w:pPr>
+        <w:pStyle w:val="BodyText"/>
+      </w:pPr>
+      <w:r>
+        <w:t xml:space="preserve">노아: 차이가 뭐예요?</w:t>
+      </w:r>
+    </w:p>
+    <w:p>
+      <w:pPr>
+        <w:pStyle w:val="BodyText"/>
+      </w:pPr>
+      <w:r>
+        <w:t xml:space="preserve">미리엄: 부부는 보통 돈에 대해 더 솔직해요.</w:t>
+      </w:r>
+    </w:p>
+    <w:p>
+      <w:pPr>
+        <w:pStyle w:val="BodyText"/>
+      </w:pPr>
+      <w:r>
+        <w:t xml:space="preserve">엘레나: 하.</w:t>
+      </w:r>
+    </w:p>
+    <w:p>
+      <w:pPr>
+        <w:pStyle w:val="BodyText"/>
+      </w:pPr>
+      <w:r>
+        <w:t xml:space="preserve">미리엄: 자. 구조를 고쳐 보죠. 감정 먼저. 그다음 역할. 다른 사람들을 들어오게 해요.</w:t>
+      </w:r>
+    </w:p>
+    <w:bookmarkEnd w:id="33"/>
+    <w:bookmarkStart w:id="34" w:name="장면2-역할-재정의-1"/>
+    <w:p>
+      <w:pPr>
+        <w:pStyle w:val="Heading3"/>
+      </w:pPr>
+      <w:r>
+        <w:t xml:space="preserve">장면2 — 역할 재정의</w:t>
+      </w:r>
+    </w:p>
+    <w:p>
+      <w:pPr>
+        <w:pStyle w:val="FirstParagraph"/>
+      </w:pPr>
+      <w:r>
+        <w:t xml:space="preserve">프리야: 들어가도 안전해? 누구 울고 있어?</w:t>
+      </w:r>
+    </w:p>
+    <w:p>
+      <w:pPr>
+        <w:pStyle w:val="BodyText"/>
+      </w:pPr>
+      <w:r>
+        <w:t xml:space="preserve">엘레나: 조금요. 괜찮아요.</w:t>
+      </w:r>
+    </w:p>
+    <w:p>
+      <w:pPr>
+        <w:pStyle w:val="BodyText"/>
+      </w:pPr>
+      <w:r>
+        <w:t xml:space="preserve">마커스: 데니스가 안부 전하래요. 그리고</w:t>
+      </w:r>
+      <w:r>
+        <w:t xml:space="preserve"> </w:t>
+      </w:r>
+      <w:r>
+        <w:t xml:space="preserve">“</w:t>
+      </w:r>
+      <w:r>
+        <w:t xml:space="preserve">풀이 과정을 보여 줘, 미리엄</w:t>
+      </w:r>
+      <w:r>
+        <w:t xml:space="preserve">”</w:t>
+      </w:r>
+      <w:r>
+        <w:t xml:space="preserve">이래요.</w:t>
+      </w:r>
+    </w:p>
+    <w:p>
+      <w:pPr>
+        <w:pStyle w:val="BodyText"/>
+      </w:pPr>
+      <w:r>
+        <w:t xml:space="preserve">미리엄: 데니스한테 보여 주고 있다고 전해요. 앉아요. 모두에게 질문. 안전은 누구 거예요?</w:t>
+      </w:r>
+    </w:p>
+    <w:p>
+      <w:pPr>
+        <w:pStyle w:val="BodyText"/>
+      </w:pPr>
+      <w:r>
+        <w:t xml:space="preserve">프리야: 엘레나.</w:t>
+      </w:r>
+    </w:p>
+    <w:p>
+      <w:pPr>
+        <w:pStyle w:val="BodyText"/>
+      </w:pPr>
+      <w:r>
+        <w:t xml:space="preserve">마커스: 엘레나.</w:t>
+      </w:r>
+    </w:p>
+    <w:p>
+      <w:pPr>
+        <w:pStyle w:val="BodyText"/>
+      </w:pPr>
+      <w:r>
+        <w:t xml:space="preserve">노아: 엘레나.</w:t>
+      </w:r>
+    </w:p>
+    <w:p>
+      <w:pPr>
+        <w:pStyle w:val="BodyText"/>
+      </w:pPr>
+      <w:r>
+        <w:t xml:space="preserve">미리엄: 그리고 그게 문제예요. 엘레나 혼자 소유하니까, 다른 모두가 그걸 생각하길 멈춰요. 한 사람이 책임 전체를 짊어지면, 나머지는 그 사람을 함께 계획하는 파트너가 아니라 통과해야 할 관문처럼 대하기 시작하죠.</w:t>
+      </w:r>
+    </w:p>
+    <w:p>
+      <w:pPr>
+        <w:pStyle w:val="BodyText"/>
+      </w:pPr>
+      <w:r>
+        <w:t xml:space="preserve">엘레나: …사실이에요. 소피아 제안은</w:t>
+      </w:r>
+      <w:r>
+        <w:t xml:space="preserve"> </w:t>
+      </w:r>
+      <w:r>
+        <w:t xml:space="preserve">“</w:t>
+      </w:r>
+      <w:r>
+        <w:t xml:space="preserve">엘레나가 안 된다고 할 테니 엘레나한테 마지막에 묻자</w:t>
+      </w:r>
+      <w:r>
+        <w:t xml:space="preserve">”</w:t>
+      </w:r>
+      <w:r>
+        <w:t xml:space="preserve">처럼 느껴졌어요.</w:t>
+      </w:r>
+    </w:p>
+    <w:p>
+      <w:pPr>
+        <w:pStyle w:val="BodyText"/>
+      </w:pPr>
+      <w:r>
+        <w:t xml:space="preserve">미리엄: 그럼 회사는 누구 거예요?</w:t>
+      </w:r>
+    </w:p>
+    <w:p>
+      <w:pPr>
+        <w:pStyle w:val="BodyText"/>
+      </w:pPr>
+      <w:r>
+        <w:t xml:space="preserve">프리야: 노아. 실제로는.</w:t>
+      </w:r>
+    </w:p>
+    <w:p>
+      <w:pPr>
+        <w:pStyle w:val="BodyText"/>
+      </w:pPr>
+      <w:r>
+        <w:t xml:space="preserve">미리엄: 같은 문제예요. 노아 혼자 소유해요. 그래서 모든 투자자 전화를 혼자 짊어지고. 혼자 받아요.</w:t>
+      </w:r>
+    </w:p>
+    <w:p>
+      <w:pPr>
+        <w:pStyle w:val="BodyText"/>
+      </w:pPr>
+      <w:r>
+        <w:t xml:space="preserve">마커스: 그럼 해결책은?</w:t>
+      </w:r>
+    </w:p>
+    <w:p>
+      <w:pPr>
+        <w:pStyle w:val="BodyText"/>
+      </w:pPr>
+      <w:r>
+        <w:t xml:space="preserve">미리엄: 공동 소유. 명확한 선과 함께. 합의 두 개를 써 봐요. 엘레나 먼저.</w:t>
+      </w:r>
+    </w:p>
+    <w:p>
+      <w:pPr>
+        <w:pStyle w:val="BodyText"/>
+      </w:pPr>
+      <w:r>
+        <w:t xml:space="preserve">엘레나: 하나. 노아는 어떤 안전 사안이든 투자자보다 나한테 먼저 가져온다. 급해도.</w:t>
+      </w:r>
+    </w:p>
+    <w:p>
+      <w:pPr>
+        <w:pStyle w:val="BodyText"/>
+      </w:pPr>
+      <w:r>
+        <w:t xml:space="preserve">마커스: 리처드가 자정에 전화해도?</w:t>
+      </w:r>
+    </w:p>
+    <w:p>
+      <w:pPr>
+        <w:pStyle w:val="BodyText"/>
+      </w:pPr>
+      <w:r>
+        <w:t xml:space="preserve">노아: 자정에도. 동의해. 둘. 엘레나는 영업 기준을 공동 소유한다. 처음부터.</w:t>
+      </w:r>
+    </w:p>
+    <w:p>
+      <w:pPr>
+        <w:pStyle w:val="BodyText"/>
+      </w:pPr>
+      <w:r>
+        <w:t xml:space="preserve">엘레나: 처음부터요? 마지막에 안 된다고 말하러가 아니라?</w:t>
+      </w:r>
+    </w:p>
+    <w:p>
+      <w:pPr>
+        <w:pStyle w:val="BodyText"/>
+      </w:pPr>
+      <w:r>
+        <w:t xml:space="preserve">노아: 처음부터요.</w:t>
+      </w:r>
+      <w:r>
+        <w:t xml:space="preserve"> </w:t>
+      </w:r>
+      <w:r>
+        <w:t xml:space="preserve">“</w:t>
+      </w:r>
+      <w:r>
+        <w:t xml:space="preserve">어떻게</w:t>
+      </w:r>
+      <w:r>
+        <w:t xml:space="preserve">”</w:t>
+      </w:r>
+      <w:r>
+        <w:t xml:space="preserve">를 말하러.</w:t>
+      </w:r>
+      <w:r>
+        <w:t xml:space="preserve"> </w:t>
+      </w:r>
+      <w:r>
+        <w:t xml:space="preserve">“</w:t>
+      </w:r>
+      <w:r>
+        <w:t xml:space="preserve">안 된다</w:t>
+      </w:r>
+      <w:r>
+        <w:t xml:space="preserve">”</w:t>
+      </w:r>
+      <w:r>
+        <w:t xml:space="preserve">만이 아니라.</w:t>
+      </w:r>
+    </w:p>
+    <w:p>
+      <w:pPr>
+        <w:pStyle w:val="BodyText"/>
+      </w:pPr>
+      <w:r>
+        <w:t xml:space="preserve">미리엄: 훌륭해요. 그걸 말해 주는 직함은요?</w:t>
+      </w:r>
+    </w:p>
+    <w:p>
+      <w:pPr>
+        <w:pStyle w:val="BodyText"/>
+      </w:pPr>
+      <w:r>
+        <w:t xml:space="preserve">프리야: 최고 의학 책임자. 역할에 영업 컴플라이언스 포함.</w:t>
+      </w:r>
+    </w:p>
+    <w:p>
+      <w:pPr>
+        <w:pStyle w:val="BodyText"/>
+      </w:pPr>
+      <w:r>
+        <w:t xml:space="preserve">엘레나: 좋을 것 같아요. 아마도.</w:t>
+      </w:r>
+    </w:p>
+    <w:p>
+      <w:pPr>
+        <w:pStyle w:val="BodyText"/>
+      </w:pPr>
+      <w:r>
+        <w:t xml:space="preserve">미리엄: 그리고 거부권 편지는요? 썼지만 보내지 않은 그거?</w:t>
+      </w:r>
+    </w:p>
+    <w:p>
+      <w:pPr>
+        <w:pStyle w:val="BodyText"/>
+      </w:pPr>
+      <w:r>
+        <w:t xml:space="preserve">엘레나: 내 서랍에 둘게요. 보내지 않은 채로. 필요하면 거기 있어요.</w:t>
+      </w:r>
+    </w:p>
+    <w:p>
+      <w:pPr>
+        <w:pStyle w:val="BodyText"/>
+      </w:pPr>
+      <w:r>
+        <w:t xml:space="preserve">노아: 난 괜찮아요. 그게 있다는 걸 아는 게 나아요.</w:t>
+      </w:r>
+    </w:p>
+    <w:p>
+      <w:pPr>
+        <w:pStyle w:val="BodyText"/>
+      </w:pPr>
+      <w:r>
+        <w:t xml:space="preserve">미리엄: 좋아요. 자, 소피아. 밖에서 기다리고 있어요. 긴장했어요.</w:t>
+      </w:r>
+    </w:p>
+    <w:p>
+      <w:pPr>
+        <w:pStyle w:val="BodyText"/>
+      </w:pPr>
+      <w:r>
+        <w:t xml:space="preserve">소피아: 안녕하세요. 들어가도 돼요? 도넛 가져왔어요. 그게 나쁜 신호라고 들었는데.</w:t>
+      </w:r>
+    </w:p>
+    <w:p>
+      <w:pPr>
+        <w:pStyle w:val="BodyText"/>
+      </w:pPr>
+      <w:r>
+        <w:t xml:space="preserve">엘레나: 에이전시한테만요. 앉아요. 소피아, 사과할게요.</w:t>
+      </w:r>
+      <w:r>
+        <w:t xml:space="preserve"> </w:t>
+      </w:r>
+      <w:r>
+        <w:t xml:space="preserve">“</w:t>
+      </w:r>
+      <w:r>
+        <w:t xml:space="preserve">다음 데스티니한테 말해 봐요</w:t>
+      </w:r>
+      <w:r>
+        <w:t xml:space="preserve">”</w:t>
+      </w:r>
+      <w:r>
+        <w:t xml:space="preserve">는 잔인했어요.</w:t>
+      </w:r>
+    </w:p>
+    <w:p>
+      <w:pPr>
+        <w:pStyle w:val="BodyText"/>
+      </w:pPr>
+      <w:r>
+        <w:t xml:space="preserve">소피아: 고마워요. 그리고 당신 기준을 최후통첩이라고 해서 미안해요. 그건 원칙이었고, 말하면서도 알고 있었어요. 답답했고, 아마 문제를 해결하는 것보다 말싸움에서 이기고 싶었던 것 같아요.</w:t>
+      </w:r>
+    </w:p>
+    <w:p>
+      <w:pPr>
+        <w:pStyle w:val="BodyText"/>
+      </w:pPr>
+      <w:r>
+        <w:t xml:space="preserve">미리엄: 이제 팀이 생겼네요. 가서 글로우를 해결해요. 함께. 그리고 출시 파티에 날 초대해요.</w:t>
+      </w:r>
+    </w:p>
+    <w:bookmarkEnd w:id="34"/>
+    <w:bookmarkStart w:id="35" w:name="절정전환-오후-2시-veyra-회의실-1"/>
+    <w:p>
+      <w:pPr>
+        <w:pStyle w:val="Heading3"/>
+      </w:pPr>
+      <w:r>
+        <w:t xml:space="preserve">절정·전환 — 오후 2시, Veyra 회의실</w:t>
+      </w:r>
+    </w:p>
+    <w:p>
+      <w:pPr>
+        <w:pStyle w:val="FirstParagraph"/>
+      </w:pPr>
+      <w:r>
+        <w:t xml:space="preserve">엘레나: 월간 조사. 그게 내 필요예요. 입장이 아니라. 다른 방식으로 충족할 수 있을까요?</w:t>
+      </w:r>
+    </w:p>
+    <w:p>
+      <w:pPr>
+        <w:pStyle w:val="BodyText"/>
+      </w:pPr>
+      <w:r>
+        <w:t xml:space="preserve">소피아: 그레그의 문제는 원칙이 아니라 인력이에요. 300곳이 손으로 세려면 지점마다 매달 사람이 한 명씩 필요하고, 그 일은 환자를 한 명도 데려오지 않아요. 그 비용을 없앨 수 있다면, 솔직히 그레그는 좋다고 할 거예요.</w:t>
+      </w:r>
+    </w:p>
+    <w:p>
+      <w:pPr>
+        <w:pStyle w:val="BodyText"/>
+      </w:pPr>
+      <w:r>
+        <w:t xml:space="preserve">니나: 아무도 손으로 세지 않으면요?</w:t>
+      </w:r>
+    </w:p>
+    <w:p>
+      <w:pPr>
+        <w:pStyle w:val="BodyText"/>
+      </w:pPr>
+      <w:r>
+        <w:t xml:space="preserve">마커스: 설명해 봐.</w:t>
+      </w:r>
+    </w:p>
+    <w:p>
+      <w:pPr>
+        <w:pStyle w:val="BodyText"/>
+      </w:pPr>
+      <w:r>
+        <w:t xml:space="preserve">니나: 이제 모든 주사기에 일련번호가 있잖아요. 레오의 라벨. 병원이 그걸 스캔하면요? 휴대폰으로.</w:t>
+      </w:r>
+    </w:p>
+    <w:p>
+      <w:pPr>
+        <w:pStyle w:val="BodyText"/>
+      </w:pPr>
+      <w:r>
+        <w:t xml:space="preserve">레오: 상자가 도착하면 스캔, 주사기를 쓰면 스캔. 그게 다예요. 앱이 선반에 뭐가 있는지 항상 알고 있으니까, 직원들은 멈춰서 뭘 셀 필요가 전혀 없어요. 탑승권 스캔하듯 휴대폰만 갖다 대면 돼요.</w:t>
+      </w:r>
+    </w:p>
+    <w:p>
+      <w:pPr>
+        <w:pStyle w:val="BodyText"/>
+      </w:pPr>
+      <w:r>
+        <w:t xml:space="preserve">니나: 그럼 월간 조사가 자동이에요. 앱이 비교해요. 받은 것, 쓴 것, 남은 것.</w:t>
+      </w:r>
+    </w:p>
+    <w:p>
+      <w:pPr>
+        <w:pStyle w:val="BodyText"/>
+      </w:pPr>
+      <w:r>
+        <w:t xml:space="preserve">프리야: 숫자가 안 맞으면?</w:t>
+      </w:r>
+    </w:p>
+    <w:p>
+      <w:pPr>
+        <w:pStyle w:val="BodyText"/>
+      </w:pPr>
+      <w:r>
+        <w:t xml:space="preserve">레오: 알림. 병원 매니저한테. 그리고 우리한테. 하루 안에. 8주가 아니라.</w:t>
+      </w:r>
+    </w:p>
+    <w:p>
+      <w:pPr>
+        <w:pStyle w:val="BodyText"/>
+      </w:pPr>
+      <w:r>
+        <w:t xml:space="preserve">엘레나: 병원은 한 달에 얼마나 걸려요?</w:t>
+      </w:r>
+    </w:p>
+    <w:p>
+      <w:pPr>
+        <w:pStyle w:val="BodyText"/>
+      </w:pPr>
+      <w:r>
+        <w:t xml:space="preserve">니나: 스캔은 각 2초. 월간 보고서는 약 2분. 확인하고 서명하는 데.</w:t>
+      </w:r>
+    </w:p>
+    <w:p>
+      <w:pPr>
+        <w:pStyle w:val="BodyText"/>
+      </w:pPr>
+      <w:r>
+        <w:t xml:space="preserve">소피아: 2분. 약사가 아니라. 앱. 그레그가 그걸 CFO한테 팔 수 있어요.</w:t>
+      </w:r>
+    </w:p>
+    <w:p>
+      <w:pPr>
+        <w:pStyle w:val="BodyText"/>
+      </w:pPr>
+      <w:r>
+        <w:t xml:space="preserve">엘레나: 매달. 진짜 숫자. 하루 안에 알림. 내 필요를 충족해요. 완전히.</w:t>
+      </w:r>
+    </w:p>
+    <w:p>
+      <w:pPr>
+        <w:pStyle w:val="BodyText"/>
+      </w:pPr>
+      <w:r>
+        <w:t xml:space="preserve">노아: 얼마나 빨리 만들 수 있어요?</w:t>
+      </w:r>
+    </w:p>
+    <w:p>
+      <w:pPr>
+        <w:pStyle w:val="BodyText"/>
+      </w:pPr>
+      <w:r>
+        <w:t xml:space="preserve">니나: 베이라 서클 안의 기능이에요. 병원용 버전. 4주. 레오와 함께.</w:t>
+      </w:r>
+    </w:p>
+    <w:p>
+      <w:pPr>
+        <w:pStyle w:val="BodyText"/>
+      </w:pPr>
+      <w:r>
+        <w:t xml:space="preserve">마커스: 비용은?</w:t>
+      </w:r>
+    </w:p>
+    <w:p>
+      <w:pPr>
+        <w:pStyle w:val="BodyText"/>
+      </w:pPr>
+      <w:r>
+        <w:t xml:space="preserve">니나: 약 6만 달러요. 많아 보이지만, 300곳 감사 출장 한 번보다 싸고, 한 번만 만들면 돼요. 그다음부턴 글로우만이 아니라 모든 신규 고객이 같은 보호 장치를 공짜로 얻어요.</w:t>
+      </w:r>
+    </w:p>
+    <w:p>
+      <w:pPr>
+        <w:pStyle w:val="BodyText"/>
+      </w:pPr>
+      <w:r>
+        <w:t xml:space="preserve">엘레나: 그리고 두 번째 조건. 인증. 글로우 시술자 전원. 신규 채용자는 30일 안에.</w:t>
+      </w:r>
+    </w:p>
+    <w:p>
+      <w:pPr>
+        <w:pStyle w:val="BodyText"/>
+      </w:pPr>
+      <w:r>
+        <w:t xml:space="preserve">소피아: 그리고 둘 중 하나라도 놓친 지점은? 공급 일시 중지. 고칠 때까지. 자동으로.</w:t>
+      </w:r>
+    </w:p>
+    <w:p>
+      <w:pPr>
+        <w:pStyle w:val="BodyText"/>
+      </w:pPr>
+      <w:r>
+        <w:t xml:space="preserve">엘레나: 소피아, 그게 정확히 내가 썼을 내용이에요.</w:t>
+      </w:r>
+    </w:p>
+    <w:p>
+      <w:pPr>
+        <w:pStyle w:val="BodyText"/>
+      </w:pPr>
+      <w:r>
+        <w:t xml:space="preserve">소피아: 알아요.</w:t>
+      </w:r>
+      <w:r>
+        <w:t xml:space="preserve"> </w:t>
+      </w:r>
+      <w:r>
+        <w:t xml:space="preserve">“</w:t>
+      </w:r>
+      <w:r>
+        <w:t xml:space="preserve">엘레나라면 뭐라고 쓸까?</w:t>
+      </w:r>
+      <w:r>
+        <w:t xml:space="preserve">”</w:t>
+      </w:r>
+      <w:r>
+        <w:t xml:space="preserve">를 생각하면서 썼어요.</w:t>
+      </w:r>
+    </w:p>
+    <w:p>
+      <w:pPr>
+        <w:pStyle w:val="BodyText"/>
+      </w:pPr>
+      <w:r>
+        <w:t xml:space="preserve">노아: 그럼 제안 하나를 한목소리로 가져가고, 엘레나와 소피아가 함께 발표해요. 그레그가 의학과 영업이 다투는 걸 보면, 자기 맘에 드는 편을 고를 거예요. 둘이 같은 말을 하는 걸 보면, 맞서서 협상할 거리가 없죠.</w:t>
+      </w:r>
+    </w:p>
+    <w:p>
+      <w:pPr>
+        <w:pStyle w:val="BodyText"/>
+      </w:pPr>
+      <w:r>
+        <w:t xml:space="preserve">엘레나: 함께요? 그레그한테?</w:t>
+      </w:r>
+    </w:p>
+    <w:p>
+      <w:pPr>
+        <w:pStyle w:val="BodyText"/>
+      </w:pPr>
+      <w:r>
+        <w:t xml:space="preserve">노아: 의학과 영업. 같은 방에서. 처음부터. 그게 새 규칙이에요.</w:t>
+      </w:r>
+    </w:p>
+    <w:p>
+      <w:pPr>
+        <w:pStyle w:val="BodyText"/>
+      </w:pPr>
+      <w:r>
+        <w:t xml:space="preserve">프리야: 벽에 써. 규칙 5.</w:t>
+      </w:r>
+    </w:p>
+    <w:bookmarkEnd w:id="35"/>
+    <w:bookmarkStart w:id="36" w:name="마무리-금요일-오후-glow와-화상-통화-1"/>
+    <w:p>
+      <w:pPr>
+        <w:pStyle w:val="Heading3"/>
+      </w:pPr>
+      <w:r>
+        <w:t xml:space="preserve">마무리 — 금요일 오후, Glow와 화상 통화</w:t>
+      </w:r>
+    </w:p>
+    <w:p>
+      <w:pPr>
+        <w:pStyle w:val="FirstParagraph"/>
+      </w:pPr>
+      <w:r>
+        <w:t xml:space="preserve">그레그: 소피아. 그리고 루이즈 박사. 함께. 새롭네요.</w:t>
+      </w:r>
+    </w:p>
+    <w:p>
+      <w:pPr>
+        <w:pStyle w:val="BodyText"/>
+      </w:pPr>
+      <w:r>
+        <w:t xml:space="preserve">엘레나: 그레그, 들었어요. 메디스파지 약국이 아니라고 했죠. 300곳에서 손으로 세면 비용이 너무 든다는 것도 맞는 말이었어요. 그래서 다투는 대신, 약국과는 전혀 다른 걸 만들었어요.</w:t>
+      </w:r>
+    </w:p>
+    <w:p>
+      <w:pPr>
+        <w:pStyle w:val="BodyText"/>
+      </w:pPr>
+      <w:r>
+        <w:t xml:space="preserve">소피아: 휴대폰 스캔. 주사기당 2초. 한 달에 2분. 하루 안에 알림.</w:t>
+      </w:r>
+    </w:p>
+    <w:p>
+      <w:pPr>
+        <w:pStyle w:val="BodyText"/>
+      </w:pPr>
+      <w:r>
+        <w:t xml:space="preserve">그레그: 그리고 지점이 조사를 놓치면요? 아니면 신규 시술자가 인증을 못 받으면요?</w:t>
+      </w:r>
+    </w:p>
+    <w:p>
+      <w:pPr>
+        <w:pStyle w:val="BodyText"/>
+      </w:pPr>
+      <w:r>
+        <w:t xml:space="preserve">엘레나: 그 지점 공급이 일시 중지돼요. 고칠 때까지. 체인 전체가 아니라. 그 지점만.</w:t>
+      </w:r>
+    </w:p>
+    <w:p>
+      <w:pPr>
+        <w:pStyle w:val="BodyText"/>
+      </w:pPr>
+      <w:r>
+        <w:t xml:space="preserve">그레그: …공정하네요. 솔직히 또 최후통첩을 예상했는데, 우리 매니저들이 실제로 쓸 수 있는 시스템을 주셨네요. 나디아가 알림을 좋아할 거예요. 몇 년째 이걸 원했거든요. 그리고 우리 투자자들 앞에서도 도움이 되고요.</w:t>
+      </w:r>
+    </w:p>
+    <w:p>
+      <w:pPr>
+        <w:pStyle w:val="BodyText"/>
+      </w:pPr>
+      <w:r>
+        <w:t xml:space="preserve">소피아: 그래서요?</w:t>
+      </w:r>
+    </w:p>
+    <w:p>
+      <w:pPr>
+        <w:pStyle w:val="BodyText"/>
+      </w:pPr>
+      <w:r>
+        <w:t xml:space="preserve">그레그: 약국이 아니라. 앱. 그건 팔 수 있어요. 파일럿은 월요일에 재개해요.</w:t>
+      </w:r>
+    </w:p>
+    <w:p>
+      <w:pPr>
+        <w:pStyle w:val="BodyText"/>
+      </w:pPr>
+      <w:r>
+        <w:t xml:space="preserve">엘레나: 고마워요, 그레그.</w:t>
+      </w:r>
+    </w:p>
+    <w:p>
+      <w:pPr>
+        <w:pStyle w:val="BodyText"/>
+      </w:pPr>
+      <w:r>
+        <w:t xml:space="preserve">그레그: 나한테 고마워하지 마요. 두 사람을 같은 방에 넣은 사람한테 고마워해요.</w:t>
+      </w:r>
+    </w:p>
+    <w:p>
+      <w:pPr>
+        <w:pStyle w:val="BodyText"/>
+      </w:pPr>
+      <w:r>
+        <w:t xml:space="preserve">노아: 미리엄이라는 사람이에요. 파티 초대장을 원할 거예요.</w:t>
+      </w:r>
+    </w:p>
+    <w:p>
+      <w:pPr>
+        <w:pStyle w:val="BodyText"/>
+      </w:pPr>
+      <w:r>
+        <w:t xml:space="preserve">리처드: 노아. 들었어요. 글로우가 돌아왔다고요?</w:t>
+      </w:r>
+    </w:p>
+    <w:p>
+      <w:pPr>
+        <w:pStyle w:val="BodyText"/>
+      </w:pPr>
+      <w:r>
+        <w:t xml:space="preserve">노아: 글로우가 돌아왔어요. 전보다 강한 조건으로. 그거면</w:t>
+      </w:r>
+      <w:r>
+        <w:t xml:space="preserve"> </w:t>
+      </w:r>
+      <w:r>
+        <w:t xml:space="preserve">“</w:t>
+      </w:r>
+      <w:r>
+        <w:t xml:space="preserve">확보</w:t>
+      </w:r>
+      <w:r>
+        <w:t xml:space="preserve">”</w:t>
+      </w:r>
+      <w:r>
+        <w:t xml:space="preserve">된 거예요?</w:t>
+      </w:r>
+    </w:p>
+    <w:p>
+      <w:pPr>
+        <w:pStyle w:val="BodyText"/>
+      </w:pPr>
+      <w:r>
+        <w:t xml:space="preserve">리처드: 확보. 피칭 데이는 2주 뒤. 8천만 달러. 그리고 엘레나를 데려와요. 투자자들이 그녀 말을 들어야 해요.</w:t>
+      </w:r>
+    </w:p>
+    <w:p>
+      <w:pPr>
+        <w:pStyle w:val="BodyText"/>
+      </w:pPr>
+      <w:r>
+        <w:t xml:space="preserve">엘레나: 여기 있어요, 리처드. 갈게요. 서랍은 닫아 두고.</w:t>
+      </w:r>
+    </w:p>
+    <w:bookmarkEnd w:id="36"/>
+    <w:bookmarkEnd w:id="37"/>
+    <w:bookmarkEnd w:id="38"/>
     <w:sectPr/>
   </w:body>
 </w:document>
@@ -4689,583 +4636,8 @@
       </w:pPr>
     </w:lvl>
   </w:abstractNum>
-  <w:abstractNum w:abstractNumId="99411">
-    <w:nsid w:val="A99411"/>
-    <w:multiLevelType w:val="multilevel"/>
-    <w:lvl w:ilvl="0">
-      <w:start w:val="1"/>
-      <w:numFmt w:val="decimal"/>
-      <w:lvlText w:val="%1."/>
-      <w:lvlJc w:val="left"/>
-      <w:pPr>
-        <w:ind w:left="720" w:hanging="480"/>
-      </w:pPr>
-    </w:lvl>
-    <w:lvl w:ilvl="1">
-      <w:start w:val="1"/>
-      <w:numFmt w:val="decimal"/>
-      <w:lvlText w:val="%2."/>
-      <w:lvlJc w:val="left"/>
-      <w:pPr>
-        <w:ind w:left="1440" w:hanging="480"/>
-      </w:pPr>
-    </w:lvl>
-    <w:lvl w:ilvl="2">
-      <w:start w:val="1"/>
-      <w:numFmt w:val="decimal"/>
-      <w:lvlText w:val="%3."/>
-      <w:lvlJc w:val="left"/>
-      <w:pPr>
-        <w:ind w:left="2160" w:hanging="480"/>
-      </w:pPr>
-    </w:lvl>
-    <w:lvl w:ilvl="3">
-      <w:start w:val="1"/>
-      <w:numFmt w:val="decimal"/>
-      <w:lvlText w:val="%4."/>
-      <w:lvlJc w:val="left"/>
-      <w:pPr>
-        <w:ind w:left="2880" w:hanging="480"/>
-      </w:pPr>
-    </w:lvl>
-    <w:lvl w:ilvl="4">
-      <w:start w:val="1"/>
-      <w:numFmt w:val="decimal"/>
-      <w:lvlText w:val="%5."/>
-      <w:lvlJc w:val="left"/>
-      <w:pPr>
-        <w:ind w:left="3600" w:hanging="480"/>
-      </w:pPr>
-    </w:lvl>
-    <w:lvl w:ilvl="5">
-      <w:start w:val="1"/>
-      <w:numFmt w:val="decimal"/>
-      <w:lvlText w:val="%6."/>
-      <w:lvlJc w:val="left"/>
-      <w:pPr>
-        <w:ind w:left="4320" w:hanging="480"/>
-      </w:pPr>
-    </w:lvl>
-    <w:lvl w:ilvl="6">
-      <w:start w:val="1"/>
-      <w:numFmt w:val="decimal"/>
-      <w:lvlText w:val="%7."/>
-      <w:lvlJc w:val="left"/>
-      <w:pPr>
-        <w:ind w:left="5040" w:hanging="480"/>
-      </w:pPr>
-    </w:lvl>
-    <w:lvl w:ilvl="7">
-      <w:start w:val="1"/>
-      <w:numFmt w:val="decimal"/>
-      <w:lvlText w:val="%8."/>
-      <w:lvlJc w:val="left"/>
-      <w:pPr>
-        <w:ind w:left="5760" w:hanging="480"/>
-      </w:pPr>
-    </w:lvl>
-    <w:lvl w:ilvl="8">
-      <w:start w:val="1"/>
-      <w:numFmt w:val="decimal"/>
-      <w:lvlText w:val="%9."/>
-      <w:lvlJc w:val="left"/>
-      <w:pPr>
-        <w:ind w:left="6480" w:hanging="480"/>
-      </w:pPr>
-    </w:lvl>
-  </w:abstractNum>
-  <w:abstractNum w:abstractNumId="994116">
-    <w:nsid w:val="A994116"/>
-    <w:multiLevelType w:val="multilevel"/>
-    <w:lvl w:ilvl="0">
-      <w:start w:val="16"/>
-      <w:numFmt w:val="decimal"/>
-      <w:lvlText w:val="%1."/>
-      <w:lvlJc w:val="left"/>
-      <w:pPr>
-        <w:ind w:left="720" w:hanging="480"/>
-      </w:pPr>
-    </w:lvl>
-    <w:lvl w:ilvl="1">
-      <w:start w:val="16"/>
-      <w:numFmt w:val="decimal"/>
-      <w:lvlText w:val="%2."/>
-      <w:lvlJc w:val="left"/>
-      <w:pPr>
-        <w:ind w:left="1440" w:hanging="480"/>
-      </w:pPr>
-    </w:lvl>
-    <w:lvl w:ilvl="2">
-      <w:start w:val="16"/>
-      <w:numFmt w:val="decimal"/>
-      <w:lvlText w:val="%3."/>
-      <w:lvlJc w:val="left"/>
-      <w:pPr>
-        <w:ind w:left="2160" w:hanging="480"/>
-      </w:pPr>
-    </w:lvl>
-    <w:lvl w:ilvl="3">
-      <w:start w:val="16"/>
-      <w:numFmt w:val="decimal"/>
-      <w:lvlText w:val="%4."/>
-      <w:lvlJc w:val="left"/>
-      <w:pPr>
-        <w:ind w:left="2880" w:hanging="480"/>
-      </w:pPr>
-    </w:lvl>
-    <w:lvl w:ilvl="4">
-      <w:start w:val="16"/>
-      <w:numFmt w:val="decimal"/>
-      <w:lvlText w:val="%5."/>
-      <w:lvlJc w:val="left"/>
-      <w:pPr>
-        <w:ind w:left="3600" w:hanging="480"/>
-      </w:pPr>
-    </w:lvl>
-    <w:lvl w:ilvl="5">
-      <w:start w:val="16"/>
-      <w:numFmt w:val="decimal"/>
-      <w:lvlText w:val="%6."/>
-      <w:lvlJc w:val="left"/>
-      <w:pPr>
-        <w:ind w:left="4320" w:hanging="480"/>
-      </w:pPr>
-    </w:lvl>
-    <w:lvl w:ilvl="6">
-      <w:start w:val="16"/>
-      <w:numFmt w:val="decimal"/>
-      <w:lvlText w:val="%7."/>
-      <w:lvlJc w:val="left"/>
-      <w:pPr>
-        <w:ind w:left="5040" w:hanging="480"/>
-      </w:pPr>
-    </w:lvl>
-    <w:lvl w:ilvl="7">
-      <w:start w:val="16"/>
-      <w:numFmt w:val="decimal"/>
-      <w:lvlText w:val="%8."/>
-      <w:lvlJc w:val="left"/>
-      <w:pPr>
-        <w:ind w:left="5760" w:hanging="480"/>
-      </w:pPr>
-    </w:lvl>
-    <w:lvl w:ilvl="8">
-      <w:start w:val="16"/>
-      <w:numFmt w:val="decimal"/>
-      <w:lvlText w:val="%9."/>
-      <w:lvlJc w:val="left"/>
-      <w:pPr>
-        <w:ind w:left="6480" w:hanging="480"/>
-      </w:pPr>
-    </w:lvl>
-  </w:abstractNum>
-  <w:abstractNum w:abstractNumId="994151">
-    <w:nsid w:val="A994151"/>
-    <w:multiLevelType w:val="multilevel"/>
-    <w:lvl w:ilvl="0">
-      <w:start w:val="51"/>
-      <w:numFmt w:val="decimal"/>
-      <w:lvlText w:val="%1."/>
-      <w:lvlJc w:val="left"/>
-      <w:pPr>
-        <w:ind w:left="720" w:hanging="480"/>
-      </w:pPr>
-    </w:lvl>
-    <w:lvl w:ilvl="1">
-      <w:start w:val="51"/>
-      <w:numFmt w:val="decimal"/>
-      <w:lvlText w:val="%2."/>
-      <w:lvlJc w:val="left"/>
-      <w:pPr>
-        <w:ind w:left="1440" w:hanging="480"/>
-      </w:pPr>
-    </w:lvl>
-    <w:lvl w:ilvl="2">
-      <w:start w:val="51"/>
-      <w:numFmt w:val="decimal"/>
-      <w:lvlText w:val="%3."/>
-      <w:lvlJc w:val="left"/>
-      <w:pPr>
-        <w:ind w:left="2160" w:hanging="480"/>
-      </w:pPr>
-    </w:lvl>
-    <w:lvl w:ilvl="3">
-      <w:start w:val="51"/>
-      <w:numFmt w:val="decimal"/>
-      <w:lvlText w:val="%4."/>
-      <w:lvlJc w:val="left"/>
-      <w:pPr>
-        <w:ind w:left="2880" w:hanging="480"/>
-      </w:pPr>
-    </w:lvl>
-    <w:lvl w:ilvl="4">
-      <w:start w:val="51"/>
-      <w:numFmt w:val="decimal"/>
-      <w:lvlText w:val="%5."/>
-      <w:lvlJc w:val="left"/>
-      <w:pPr>
-        <w:ind w:left="3600" w:hanging="480"/>
-      </w:pPr>
-    </w:lvl>
-    <w:lvl w:ilvl="5">
-      <w:start w:val="51"/>
-      <w:numFmt w:val="decimal"/>
-      <w:lvlText w:val="%6."/>
-      <w:lvlJc w:val="left"/>
-      <w:pPr>
-        <w:ind w:left="4320" w:hanging="480"/>
-      </w:pPr>
-    </w:lvl>
-    <w:lvl w:ilvl="6">
-      <w:start w:val="51"/>
-      <w:numFmt w:val="decimal"/>
-      <w:lvlText w:val="%7."/>
-      <w:lvlJc w:val="left"/>
-      <w:pPr>
-        <w:ind w:left="5040" w:hanging="480"/>
-      </w:pPr>
-    </w:lvl>
-    <w:lvl w:ilvl="7">
-      <w:start w:val="51"/>
-      <w:numFmt w:val="decimal"/>
-      <w:lvlText w:val="%8."/>
-      <w:lvlJc w:val="left"/>
-      <w:pPr>
-        <w:ind w:left="5760" w:hanging="480"/>
-      </w:pPr>
-    </w:lvl>
-    <w:lvl w:ilvl="8">
-      <w:start w:val="51"/>
-      <w:numFmt w:val="decimal"/>
-      <w:lvlText w:val="%9."/>
-      <w:lvlJc w:val="left"/>
-      <w:pPr>
-        <w:ind w:left="6480" w:hanging="480"/>
-      </w:pPr>
-    </w:lvl>
-  </w:abstractNum>
-  <w:abstractNum w:abstractNumId="994181">
-    <w:nsid w:val="A994181"/>
-    <w:multiLevelType w:val="multilevel"/>
-    <w:lvl w:ilvl="0">
-      <w:start w:val="81"/>
-      <w:numFmt w:val="decimal"/>
-      <w:lvlText w:val="%1."/>
-      <w:lvlJc w:val="left"/>
-      <w:pPr>
-        <w:ind w:left="720" w:hanging="480"/>
-      </w:pPr>
-    </w:lvl>
-    <w:lvl w:ilvl="1">
-      <w:start w:val="81"/>
-      <w:numFmt w:val="decimal"/>
-      <w:lvlText w:val="%2."/>
-      <w:lvlJc w:val="left"/>
-      <w:pPr>
-        <w:ind w:left="1440" w:hanging="480"/>
-      </w:pPr>
-    </w:lvl>
-    <w:lvl w:ilvl="2">
-      <w:start w:val="81"/>
-      <w:numFmt w:val="decimal"/>
-      <w:lvlText w:val="%3."/>
-      <w:lvlJc w:val="left"/>
-      <w:pPr>
-        <w:ind w:left="2160" w:hanging="480"/>
-      </w:pPr>
-    </w:lvl>
-    <w:lvl w:ilvl="3">
-      <w:start w:val="81"/>
-      <w:numFmt w:val="decimal"/>
-      <w:lvlText w:val="%4."/>
-      <w:lvlJc w:val="left"/>
-      <w:pPr>
-        <w:ind w:left="2880" w:hanging="480"/>
-      </w:pPr>
-    </w:lvl>
-    <w:lvl w:ilvl="4">
-      <w:start w:val="81"/>
-      <w:numFmt w:val="decimal"/>
-      <w:lvlText w:val="%5."/>
-      <w:lvlJc w:val="left"/>
-      <w:pPr>
-        <w:ind w:left="3600" w:hanging="480"/>
-      </w:pPr>
-    </w:lvl>
-    <w:lvl w:ilvl="5">
-      <w:start w:val="81"/>
-      <w:numFmt w:val="decimal"/>
-      <w:lvlText w:val="%6."/>
-      <w:lvlJc w:val="left"/>
-      <w:pPr>
-        <w:ind w:left="4320" w:hanging="480"/>
-      </w:pPr>
-    </w:lvl>
-    <w:lvl w:ilvl="6">
-      <w:start w:val="81"/>
-      <w:numFmt w:val="decimal"/>
-      <w:lvlText w:val="%7."/>
-      <w:lvlJc w:val="left"/>
-      <w:pPr>
-        <w:ind w:left="5040" w:hanging="480"/>
-      </w:pPr>
-    </w:lvl>
-    <w:lvl w:ilvl="7">
-      <w:start w:val="81"/>
-      <w:numFmt w:val="decimal"/>
-      <w:lvlText w:val="%8."/>
-      <w:lvlJc w:val="left"/>
-      <w:pPr>
-        <w:ind w:left="5760" w:hanging="480"/>
-      </w:pPr>
-    </w:lvl>
-    <w:lvl w:ilvl="8">
-      <w:start w:val="81"/>
-      <w:numFmt w:val="decimal"/>
-      <w:lvlText w:val="%9."/>
-      <w:lvlJc w:val="left"/>
-      <w:pPr>
-        <w:ind w:left="6480" w:hanging="480"/>
-      </w:pPr>
-    </w:lvl>
-  </w:abstractNum>
-  <w:abstractNum w:abstractNumId="9941106">
-    <w:nsid w:val="A9941106"/>
-    <w:multiLevelType w:val="multilevel"/>
-    <w:lvl w:ilvl="0">
-      <w:start w:val="106"/>
-      <w:numFmt w:val="decimal"/>
-      <w:lvlText w:val="%1."/>
-      <w:lvlJc w:val="left"/>
-      <w:pPr>
-        <w:ind w:left="720" w:hanging="480"/>
-      </w:pPr>
-    </w:lvl>
-    <w:lvl w:ilvl="1">
-      <w:start w:val="106"/>
-      <w:numFmt w:val="decimal"/>
-      <w:lvlText w:val="%2."/>
-      <w:lvlJc w:val="left"/>
-      <w:pPr>
-        <w:ind w:left="1440" w:hanging="480"/>
-      </w:pPr>
-    </w:lvl>
-    <w:lvl w:ilvl="2">
-      <w:start w:val="106"/>
-      <w:numFmt w:val="decimal"/>
-      <w:lvlText w:val="%3."/>
-      <w:lvlJc w:val="left"/>
-      <w:pPr>
-        <w:ind w:left="2160" w:hanging="480"/>
-      </w:pPr>
-    </w:lvl>
-    <w:lvl w:ilvl="3">
-      <w:start w:val="106"/>
-      <w:numFmt w:val="decimal"/>
-      <w:lvlText w:val="%4."/>
-      <w:lvlJc w:val="left"/>
-      <w:pPr>
-        <w:ind w:left="2880" w:hanging="480"/>
-      </w:pPr>
-    </w:lvl>
-    <w:lvl w:ilvl="4">
-      <w:start w:val="106"/>
-      <w:numFmt w:val="decimal"/>
-      <w:lvlText w:val="%5."/>
-      <w:lvlJc w:val="left"/>
-      <w:pPr>
-        <w:ind w:left="3600" w:hanging="480"/>
-      </w:pPr>
-    </w:lvl>
-    <w:lvl w:ilvl="5">
-      <w:start w:val="106"/>
-      <w:numFmt w:val="decimal"/>
-      <w:lvlText w:val="%6."/>
-      <w:lvlJc w:val="left"/>
-      <w:pPr>
-        <w:ind w:left="4320" w:hanging="480"/>
-      </w:pPr>
-    </w:lvl>
-    <w:lvl w:ilvl="6">
-      <w:start w:val="106"/>
-      <w:numFmt w:val="decimal"/>
-      <w:lvlText w:val="%7."/>
-      <w:lvlJc w:val="left"/>
-      <w:pPr>
-        <w:ind w:left="5040" w:hanging="480"/>
-      </w:pPr>
-    </w:lvl>
-    <w:lvl w:ilvl="7">
-      <w:start w:val="106"/>
-      <w:numFmt w:val="decimal"/>
-      <w:lvlText w:val="%8."/>
-      <w:lvlJc w:val="left"/>
-      <w:pPr>
-        <w:ind w:left="5760" w:hanging="480"/>
-      </w:pPr>
-    </w:lvl>
-    <w:lvl w:ilvl="8">
-      <w:start w:val="106"/>
-      <w:numFmt w:val="decimal"/>
-      <w:lvlText w:val="%9."/>
-      <w:lvlJc w:val="left"/>
-      <w:pPr>
-        <w:ind w:left="6480" w:hanging="480"/>
-      </w:pPr>
-    </w:lvl>
-  </w:abstractNum>
   <w:num w:numId="1000">
     <w:abstractNumId w:val="990"/>
-  </w:num>
-  <w:num w:numId="1001">
-    <w:abstractNumId w:val="99411"/>
-    <w:lvlOverride w:ilvl="0">
-      <w:startOverride w:val="1"/>
-    </w:lvlOverride>
-    <w:lvlOverride w:ilvl="1">
-      <w:startOverride w:val="1"/>
-    </w:lvlOverride>
-    <w:lvlOverride w:ilvl="2">
-      <w:startOverride w:val="1"/>
-    </w:lvlOverride>
-    <w:lvlOverride w:ilvl="3">
-      <w:startOverride w:val="1"/>
-    </w:lvlOverride>
-    <w:lvlOverride w:ilvl="4">
-      <w:startOverride w:val="1"/>
-    </w:lvlOverride>
-    <w:lvlOverride w:ilvl="5">
-      <w:startOverride w:val="1"/>
-    </w:lvlOverride>
-    <w:lvlOverride w:ilvl="6">
-      <w:startOverride w:val="1"/>
-    </w:lvlOverride>
-    <w:lvlOverride w:ilvl="7">
-      <w:startOverride w:val="1"/>
-    </w:lvlOverride>
-    <w:lvlOverride w:ilvl="8">
-      <w:startOverride w:val="1"/>
-    </w:lvlOverride>
-  </w:num>
-  <w:num w:numId="1002">
-    <w:abstractNumId w:val="994116"/>
-    <w:lvlOverride w:ilvl="0">
-      <w:startOverride w:val="16"/>
-    </w:lvlOverride>
-    <w:lvlOverride w:ilvl="1">
-      <w:startOverride w:val="16"/>
-    </w:lvlOverride>
-    <w:lvlOverride w:ilvl="2">
-      <w:startOverride w:val="16"/>
-    </w:lvlOverride>
-    <w:lvlOverride w:ilvl="3">
-      <w:startOverride w:val="16"/>
-    </w:lvlOverride>
-    <w:lvlOverride w:ilvl="4">
-      <w:startOverride w:val="16"/>
-    </w:lvlOverride>
-    <w:lvlOverride w:ilvl="5">
-      <w:startOverride w:val="16"/>
-    </w:lvlOverride>
-    <w:lvlOverride w:ilvl="6">
-      <w:startOverride w:val="16"/>
-    </w:lvlOverride>
-    <w:lvlOverride w:ilvl="7">
-      <w:startOverride w:val="16"/>
-    </w:lvlOverride>
-    <w:lvlOverride w:ilvl="8">
-      <w:startOverride w:val="16"/>
-    </w:lvlOverride>
-  </w:num>
-  <w:num w:numId="1003">
-    <w:abstractNumId w:val="994151"/>
-    <w:lvlOverride w:ilvl="0">
-      <w:startOverride w:val="51"/>
-    </w:lvlOverride>
-    <w:lvlOverride w:ilvl="1">
-      <w:startOverride w:val="51"/>
-    </w:lvlOverride>
-    <w:lvlOverride w:ilvl="2">
-      <w:startOverride w:val="51"/>
-    </w:lvlOverride>
-    <w:lvlOverride w:ilvl="3">
-      <w:startOverride w:val="51"/>
-    </w:lvlOverride>
-    <w:lvlOverride w:ilvl="4">
-      <w:startOverride w:val="51"/>
-    </w:lvlOverride>
-    <w:lvlOverride w:ilvl="5">
-      <w:startOverride w:val="51"/>
-    </w:lvlOverride>
-    <w:lvlOverride w:ilvl="6">
-      <w:startOverride w:val="51"/>
-    </w:lvlOverride>
-    <w:lvlOverride w:ilvl="7">
-      <w:startOverride w:val="51"/>
-    </w:lvlOverride>
-    <w:lvlOverride w:ilvl="8">
-      <w:startOverride w:val="51"/>
-    </w:lvlOverride>
-  </w:num>
-  <w:num w:numId="1004">
-    <w:abstractNumId w:val="994181"/>
-    <w:lvlOverride w:ilvl="0">
-      <w:startOverride w:val="81"/>
-    </w:lvlOverride>
-    <w:lvlOverride w:ilvl="1">
-      <w:startOverride w:val="81"/>
-    </w:lvlOverride>
-    <w:lvlOverride w:ilvl="2">
-      <w:startOverride w:val="81"/>
-    </w:lvlOverride>
-    <w:lvlOverride w:ilvl="3">
-      <w:startOverride w:val="81"/>
-    </w:lvlOverride>
-    <w:lvlOverride w:ilvl="4">
-      <w:startOverride w:val="81"/>
-    </w:lvlOverride>
-    <w:lvlOverride w:ilvl="5">
-      <w:startOverride w:val="81"/>
-    </w:lvlOverride>
-    <w:lvlOverride w:ilvl="6">
-      <w:startOverride w:val="81"/>
-    </w:lvlOverride>
-    <w:lvlOverride w:ilvl="7">
-      <w:startOverride w:val="81"/>
-    </w:lvlOverride>
-    <w:lvlOverride w:ilvl="8">
-      <w:startOverride w:val="81"/>
-    </w:lvlOverride>
-  </w:num>
-  <w:num w:numId="1005">
-    <w:abstractNumId w:val="9941106"/>
-    <w:lvlOverride w:ilvl="0">
-      <w:startOverride w:val="106"/>
-    </w:lvlOverride>
-    <w:lvlOverride w:ilvl="1">
-      <w:startOverride w:val="106"/>
-    </w:lvlOverride>
-    <w:lvlOverride w:ilvl="2">
-      <w:startOverride w:val="106"/>
-    </w:lvlOverride>
-    <w:lvlOverride w:ilvl="3">
-      <w:startOverride w:val="106"/>
-    </w:lvlOverride>
-    <w:lvlOverride w:ilvl="4">
-      <w:startOverride w:val="106"/>
-    </w:lvlOverride>
-    <w:lvlOverride w:ilvl="5">
-      <w:startOverride w:val="106"/>
-    </w:lvlOverride>
-    <w:lvlOverride w:ilvl="6">
-      <w:startOverride w:val="106"/>
-    </w:lvlOverride>
-    <w:lvlOverride w:ilvl="7">
-      <w:startOverride w:val="106"/>
-    </w:lvlOverride>
-    <w:lvlOverride w:ilvl="8">
-      <w:startOverride w:val="106"/>
-    </w:lvlOverride>
   </w:num>
 </w:numbering>
 </file>
